--- a/test/test.docx
+++ b/test/test.docx
@@ -282,7 +282,7 @@
           <v:shape id="_x0000_i1025" type="#_x0000_t75" style="width:529.5pt;height:189pt" o:ole="">
             <v:imagedata r:id="rId7" o:title=""/>
           </v:shape>
-          <o:OLEObject Type="Embed" ProgID="AutoCAD.Drawing.19" ShapeID="_x0000_i1025" DrawAspect="Content" ObjectID="_1845983089" r:id="rId8"/>
+          <o:OLEObject Type="Embed" ProgID="AutoCAD.Drawing.19" ShapeID="_x0000_i1025" DrawAspect="Content" ObjectID="_1846087463" r:id="rId8"/>
         </w:object>
       </w:r>
       <w:r>
@@ -313,7 +313,7 @@
           <v:shape id="_x0000_i1026" type="#_x0000_t75" style="width:529.5pt;height:189pt" o:ole="">
             <v:imagedata r:id="rId9" o:title=""/>
           </v:shape>
-          <o:OLEObject Type="Embed" ProgID="AutoCAD.Drawing.19" ShapeID="_x0000_i1026" DrawAspect="Content" ObjectID="_1845983090" r:id="rId10"/>
+          <o:OLEObject Type="Embed" ProgID="AutoCAD.Drawing.19" ShapeID="_x0000_i1026" DrawAspect="Content" ObjectID="_1846087464" r:id="rId10"/>
         </w:object>
       </w:r>
       <w:r>
@@ -2398,15 +2398,31 @@
         </w:rPr>
         <w:t>会议地点：招标人所在地。</w:t>
       </w:r>
+    </w:p>
+    <w:p>
+      <w:pPr>
+        <w:pStyle w:val="a8"/>
+        <w:numPr>
+          <w:ilvl w:val="0"/>
+          <w:numId w:val="7"/>
+        </w:numPr>
+        <w:ind w:firstLineChars="0"/>
+      </w:pPr>
+      <w:r>
+        <w:t>单线路建设模式中，ISCS通过车站工作站软件向PIS发布紧急消息，并在IBP盘中设置紧急按钮，通过硬件电路连</w:t>
+      </w:r>
       <w:bookmarkStart w:id="26" w:name="_GoBack"/>
       <w:bookmarkEnd w:id="26"/>
+      <w:r>
+        <w:t>接方式连接到PIS车站服务器，当发送紧急情况时，拍下IBP盘的紧急按钮，通过硬件电路信号触发机制，通知PIS系统按照预案进行紧急发布；（注：车站服务器上云后，由车站接口工作站代替，实现车站降级功能）</w:t>
+      </w:r>
     </w:p>
     <w:p>
       <w:pPr>
         <w:spacing w:line="480" w:lineRule="exact"/>
         <w:ind w:firstLineChars="200" w:firstLine="420"/>
         <w:rPr>
-          <w:rFonts w:eastAsia="宋体" w:hint="eastAsia"/>
+          <w:rFonts w:eastAsia="宋体"/>
           <w:kern w:val="24"/>
         </w:rPr>
       </w:pPr>
@@ -2801,6 +2817,95 @@
     </w:lvl>
   </w:abstractNum>
   <w:abstractNum w:abstractNumId="4" w15:restartNumberingAfterBreak="0">
+    <w:nsid w:val="1F0369B7"/>
+    <w:multiLevelType w:val="hybridMultilevel"/>
+    <w:tmpl w:val="7ADA6B6C"/>
+    <w:lvl w:ilvl="0" w:tplc="2AE647CA">
+      <w:start w:val="1"/>
+      <w:numFmt w:val="decimal"/>
+      <w:lvlText w:val="%1、"/>
+      <w:lvlJc w:val="left"/>
+      <w:pPr>
+        <w:ind w:left="780" w:hanging="360"/>
+      </w:pPr>
+      <w:rPr>
+        <w:rFonts w:hint="default"/>
+      </w:rPr>
+    </w:lvl>
+    <w:lvl w:ilvl="1" w:tplc="04090019" w:tentative="1">
+      <w:start w:val="1"/>
+      <w:numFmt w:val="lowerLetter"/>
+      <w:lvlText w:val="%2)"/>
+      <w:lvlJc w:val="left"/>
+      <w:pPr>
+        <w:ind w:left="1260" w:hanging="420"/>
+      </w:pPr>
+    </w:lvl>
+    <w:lvl w:ilvl="2" w:tplc="0409001B" w:tentative="1">
+      <w:start w:val="1"/>
+      <w:numFmt w:val="lowerRoman"/>
+      <w:lvlText w:val="%3."/>
+      <w:lvlJc w:val="right"/>
+      <w:pPr>
+        <w:ind w:left="1680" w:hanging="420"/>
+      </w:pPr>
+    </w:lvl>
+    <w:lvl w:ilvl="3" w:tplc="0409000F" w:tentative="1">
+      <w:start w:val="1"/>
+      <w:numFmt w:val="decimal"/>
+      <w:lvlText w:val="%4."/>
+      <w:lvlJc w:val="left"/>
+      <w:pPr>
+        <w:ind w:left="2100" w:hanging="420"/>
+      </w:pPr>
+    </w:lvl>
+    <w:lvl w:ilvl="4" w:tplc="04090019" w:tentative="1">
+      <w:start w:val="1"/>
+      <w:numFmt w:val="lowerLetter"/>
+      <w:lvlText w:val="%5)"/>
+      <w:lvlJc w:val="left"/>
+      <w:pPr>
+        <w:ind w:left="2520" w:hanging="420"/>
+      </w:pPr>
+    </w:lvl>
+    <w:lvl w:ilvl="5" w:tplc="0409001B" w:tentative="1">
+      <w:start w:val="1"/>
+      <w:numFmt w:val="lowerRoman"/>
+      <w:lvlText w:val="%6."/>
+      <w:lvlJc w:val="right"/>
+      <w:pPr>
+        <w:ind w:left="2940" w:hanging="420"/>
+      </w:pPr>
+    </w:lvl>
+    <w:lvl w:ilvl="6" w:tplc="0409000F" w:tentative="1">
+      <w:start w:val="1"/>
+      <w:numFmt w:val="decimal"/>
+      <w:lvlText w:val="%7."/>
+      <w:lvlJc w:val="left"/>
+      <w:pPr>
+        <w:ind w:left="3360" w:hanging="420"/>
+      </w:pPr>
+    </w:lvl>
+    <w:lvl w:ilvl="7" w:tplc="04090019" w:tentative="1">
+      <w:start w:val="1"/>
+      <w:numFmt w:val="lowerLetter"/>
+      <w:lvlText w:val="%8)"/>
+      <w:lvlJc w:val="left"/>
+      <w:pPr>
+        <w:ind w:left="3780" w:hanging="420"/>
+      </w:pPr>
+    </w:lvl>
+    <w:lvl w:ilvl="8" w:tplc="0409001B" w:tentative="1">
+      <w:start w:val="1"/>
+      <w:numFmt w:val="lowerRoman"/>
+      <w:lvlText w:val="%9."/>
+      <w:lvlJc w:val="right"/>
+      <w:pPr>
+        <w:ind w:left="4200" w:hanging="420"/>
+      </w:pPr>
+    </w:lvl>
+  </w:abstractNum>
+  <w:abstractNum w:abstractNumId="5" w15:restartNumberingAfterBreak="0">
     <w:nsid w:val="5CA86EEB"/>
     <w:multiLevelType w:val="multilevel"/>
     <w:tmpl w:val="5CA86EEB"/>
@@ -2913,7 +3018,7 @@
       </w:rPr>
     </w:lvl>
   </w:abstractNum>
-  <w:abstractNum w:abstractNumId="5" w15:restartNumberingAfterBreak="0">
+  <w:abstractNum w:abstractNumId="6" w15:restartNumberingAfterBreak="0">
     <w:nsid w:val="7FE3C5C7"/>
     <w:multiLevelType w:val="multilevel"/>
     <w:tmpl w:val="7FE3C5C7"/>
@@ -3033,7 +3138,7 @@
     </w:lvl>
   </w:abstractNum>
   <w:num w:numId="1">
-    <w:abstractNumId w:val="4"/>
+    <w:abstractNumId w:val="5"/>
   </w:num>
   <w:num w:numId="2">
     <w:abstractNumId w:val="3"/>
@@ -3045,10 +3150,13 @@
     <w:abstractNumId w:val="0"/>
   </w:num>
   <w:num w:numId="5">
-    <w:abstractNumId w:val="5"/>
+    <w:abstractNumId w:val="6"/>
   </w:num>
   <w:num w:numId="6">
     <w:abstractNumId w:val="2"/>
+  </w:num>
+  <w:num w:numId="7">
+    <w:abstractNumId w:val="4"/>
   </w:num>
 </w:numbering>
 </file>
@@ -3663,6 +3771,31 @@
       <w:szCs w:val="32"/>
     </w:rPr>
   </w:style>
+  <w:style w:type="paragraph" w:customStyle="1" w:styleId="a8">
+    <w:name w:val="海信正文"/>
+    <w:basedOn w:val="a"/>
+    <w:link w:val="a9"/>
+    <w:qFormat/>
+    <w:rsid w:val="00662317"/>
+    <w:pPr>
+      <w:widowControl/>
+      <w:spacing w:line="360" w:lineRule="auto"/>
+      <w:ind w:firstLineChars="200" w:firstLine="420"/>
+    </w:pPr>
+    <w:rPr>
+      <w:rFonts w:ascii="宋体" w:eastAsia="宋体" w:hAnsi="宋体"/>
+    </w:rPr>
+  </w:style>
+  <w:style w:type="character" w:customStyle="1" w:styleId="a9">
+    <w:name w:val="海信正文 字符"/>
+    <w:basedOn w:val="a0"/>
+    <w:link w:val="a8"/>
+    <w:qFormat/>
+    <w:rsid w:val="00662317"/>
+    <w:rPr>
+      <w:rFonts w:ascii="宋体" w:eastAsia="宋体" w:hAnsi="宋体"/>
+    </w:rPr>
+  </w:style>
 </w:styles>
 </file>
 

--- a/test/test.docx
+++ b/test/test.docx
@@ -279,10 +279,10 @@
             <v:path o:extrusionok="f" gradientshapeok="t" o:connecttype="rect"/>
             <o:lock v:ext="edit" aspectratio="t"/>
           </v:shapetype>
-          <v:shape id="_x0000_i1025" type="#_x0000_t75" style="width:529.5pt;height:189pt" o:ole="">
+          <v:shape id="_x0000_i1025" type="#_x0000_t75" style="width:529.45pt;height:189.05pt" o:ole="">
             <v:imagedata r:id="rId7" o:title=""/>
           </v:shape>
-          <o:OLEObject Type="Embed" ProgID="AutoCAD.Drawing.19" ShapeID="_x0000_i1025" DrawAspect="Content" ObjectID="_1846087463" r:id="rId8"/>
+          <o:OLEObject Type="Embed" ProgID="AutoCAD.Drawing.19" ShapeID="_x0000_i1025" DrawAspect="Content" ObjectID="_1846256852" r:id="rId8"/>
         </w:object>
       </w:r>
       <w:r>
@@ -310,10 +310,10 @@
       </w:pPr>
       <w:r>
         <w:object w:dxaOrig="19260" w:dyaOrig="7005">
-          <v:shape id="_x0000_i1026" type="#_x0000_t75" style="width:529.5pt;height:189pt" o:ole="">
+          <v:shape id="_x0000_i1026" type="#_x0000_t75" style="width:529.45pt;height:189.05pt" o:ole="">
             <v:imagedata r:id="rId9" o:title=""/>
           </v:shape>
-          <o:OLEObject Type="Embed" ProgID="AutoCAD.Drawing.19" ShapeID="_x0000_i1026" DrawAspect="Content" ObjectID="_1846087464" r:id="rId10"/>
+          <o:OLEObject Type="Embed" ProgID="AutoCAD.Drawing.19" ShapeID="_x0000_i1026" DrawAspect="Content" ObjectID="_1846256853" r:id="rId10"/>
         </w:object>
       </w:r>
       <w:r>
@@ -1992,11 +1992,13 @@
         </w:numPr>
         <w:spacing w:before="240"/>
         <w:ind w:left="0" w:firstLine="0"/>
+        <w:outlineLvl w:val="5"/>
         <w:rPr>
           <w:rFonts w:eastAsia="宋体"/>
           <w:szCs w:val="20"/>
         </w:rPr>
       </w:pPr>
+      <w:bookmarkStart w:id="20" w:name="_GoBack"/>
       <w:r>
         <w:rPr>
           <w:rFonts w:eastAsia="宋体" w:hint="eastAsia"/>
@@ -2012,6 +2014,7 @@
         <w:t>目标</w:t>
       </w:r>
     </w:p>
+    <w:bookmarkEnd w:id="20"/>
     <w:p>
       <w:pPr>
         <w:spacing w:line="480" w:lineRule="exact"/>
@@ -2065,7 +2068,7 @@
         </w:rPr>
       </w:pPr>
       <w:hyperlink w:anchor="_Toc27841" w:history="1">
-        <w:bookmarkStart w:id="20" w:name="_Toc200526701"/>
+        <w:bookmarkStart w:id="21" w:name="_Toc200526701"/>
         <w:r>
           <w:rPr>
             <w:rFonts w:ascii="黑体" w:eastAsia="宋体" w:hAnsi="黑体" w:hint="eastAsia"/>
@@ -2103,7 +2106,7 @@
         </w:rPr>
         <w:t>（如有）</w:t>
       </w:r>
-      <w:bookmarkEnd w:id="20"/>
+      <w:bookmarkEnd w:id="21"/>
     </w:p>
     <w:p>
       <w:pPr>
@@ -2168,8 +2171,8 @@
           <w:szCs w:val="28"/>
         </w:rPr>
       </w:pPr>
-      <w:bookmarkStart w:id="21" w:name="_Toc28669"/>
-      <w:bookmarkStart w:id="22" w:name="OLE_LINK14"/>
+      <w:bookmarkStart w:id="22" w:name="_Toc28669"/>
+      <w:bookmarkStart w:id="23" w:name="OLE_LINK14"/>
       <w:r>
         <w:rPr>
           <w:rFonts w:ascii="黑体" w:eastAsia="黑体" w:hAnsi="黑体" w:hint="eastAsia"/>
@@ -2179,9 +2182,9 @@
         </w:rPr>
         <w:t>3.1 总体要求</w:t>
       </w:r>
-      <w:bookmarkEnd w:id="21"/>
-    </w:p>
-    <w:bookmarkEnd w:id="22"/>
+      <w:bookmarkEnd w:id="22"/>
+    </w:p>
+    <w:bookmarkEnd w:id="23"/>
     <w:p>
       <w:pPr>
         <w:ind w:firstLine="480"/>
@@ -2268,9 +2271,9 @@
           <w:szCs w:val="24"/>
         </w:rPr>
       </w:pPr>
-      <w:bookmarkStart w:id="23" w:name="_Toc340477122"/>
-      <w:bookmarkStart w:id="24" w:name="_Toc387334839"/>
-      <w:bookmarkStart w:id="25" w:name="_Toc29659"/>
+      <w:bookmarkStart w:id="24" w:name="_Toc340477122"/>
+      <w:bookmarkStart w:id="25" w:name="_Toc387334839"/>
+      <w:bookmarkStart w:id="26" w:name="_Toc29659"/>
       <w:r>
         <w:rPr>
           <w:rFonts w:eastAsia="黑体" w:hint="eastAsia"/>
@@ -2291,9 +2294,9 @@
         </w:rPr>
         <w:t>第一次设计联络会议</w:t>
       </w:r>
-      <w:bookmarkEnd w:id="23"/>
       <w:bookmarkEnd w:id="24"/>
       <w:bookmarkEnd w:id="25"/>
+      <w:bookmarkEnd w:id="26"/>
     </w:p>
     <w:p>
       <w:pPr>
@@ -2409,12 +2412,370 @@
         <w:ind w:firstLineChars="0"/>
       </w:pPr>
       <w:r>
-        <w:t>单线路建设模式中，ISCS通过车站工作站软件向PIS发布紧急消息，并在IBP盘中设置紧急按钮，通过硬件电路连</w:t>
-      </w:r>
-      <w:bookmarkStart w:id="26" w:name="_GoBack"/>
-      <w:bookmarkEnd w:id="26"/>
-      <w:r>
-        <w:t>接方式连接到PIS车站服务器，当发送紧急情况时，拍下IBP盘的紧急按钮，通过硬件电路信号触发机制，通知PIS系统按照预案进行紧急发布；（注：车站服务器上云后，由车站接口工作站代替，实现车站降级功能）</w:t>
+        <w:t>单线路建设模式中，ISCS通过车站工作站软件向PIS发布紧急消息，并在IBP盘中设置紧急按钮，通过硬件电路连接方式连接到PIS车站服务器，当发送紧急情况时，拍下IBP盘的紧急按钮，通过硬件电路信号触发机制，通知PIS系统按照预案进行紧急发布；（注：车站服务器上云后，由车站接口工作站代替，实现车站降级功能）</w:t>
+      </w:r>
+    </w:p>
+    <w:p>
+      <w:pPr>
+        <w:pStyle w:val="1"/>
+      </w:pPr>
+      <w:r>
+        <w:rPr>
+          <w:rFonts w:hint="eastAsia"/>
+        </w:rPr>
+        <w:t>列表段落兜底设置</w:t>
+      </w:r>
+      <w:r>
+        <w:rPr>
+          <w:rFonts w:hint="eastAsia"/>
+        </w:rPr>
+        <w:t>配置为模板的列表段落格式</w:t>
+      </w:r>
+      <w:r>
+        <w:rPr>
+          <w:rFonts w:hint="eastAsia"/>
+        </w:rPr>
+        <w:t>后</w:t>
+      </w:r>
+      <w:r>
+        <w:rPr>
+          <w:rFonts w:hint="eastAsia"/>
+        </w:rPr>
+        <w:t>错误判断为列表段落</w:t>
+      </w:r>
+    </w:p>
+    <w:p>
+      <w:pPr>
+        <w:numPr>
+          <w:ilvl w:val="1"/>
+          <w:numId w:val="0"/>
+        </w:numPr>
+        <w:tabs>
+          <w:tab w:val="left" w:pos="0"/>
+          <w:tab w:val="left" w:pos="495"/>
+          <w:tab w:val="left" w:pos="1120"/>
+        </w:tabs>
+        <w:spacing w:line="360" w:lineRule="auto"/>
+        <w:rPr>
+          <w:rFonts w:ascii="宋体" w:eastAsia="宋体" w:hAnsi="宋体"/>
+          <w:b/>
+          <w:sz w:val="20"/>
+          <w:szCs w:val="21"/>
+        </w:rPr>
+      </w:pPr>
+      <w:r>
+        <w:rPr>
+          <w:rFonts w:ascii="宋体" w:eastAsia="宋体" w:hAnsi="宋体" w:hint="eastAsia"/>
+          <w:b/>
+          <w:sz w:val="20"/>
+          <w:szCs w:val="21"/>
+        </w:rPr>
+        <w:t>特别提示：</w:t>
+      </w:r>
+    </w:p>
+    <w:p>
+      <w:pPr>
+        <w:numPr>
+          <w:ilvl w:val="1"/>
+          <w:numId w:val="0"/>
+        </w:numPr>
+        <w:tabs>
+          <w:tab w:val="left" w:pos="0"/>
+          <w:tab w:val="left" w:pos="495"/>
+          <w:tab w:val="left" w:pos="1120"/>
+        </w:tabs>
+        <w:spacing w:line="360" w:lineRule="auto"/>
+        <w:ind w:firstLineChars="200" w:firstLine="420"/>
+        <w:rPr>
+          <w:rFonts w:ascii="宋体" w:eastAsia="宋体" w:hAnsi="宋体"/>
+          <w:szCs w:val="21"/>
+        </w:rPr>
+      </w:pPr>
+      <w:r>
+        <w:rPr>
+          <w:rFonts w:ascii="宋体" w:eastAsia="宋体" w:hAnsi="宋体"/>
+          <w:szCs w:val="21"/>
+        </w:rPr>
+        <w:t>1．本表所列业绩应是投标人自身的业绩</w:t>
+      </w:r>
+      <w:r>
+        <w:rPr>
+          <w:rFonts w:ascii="宋体" w:eastAsia="宋体" w:hAnsi="宋体" w:hint="eastAsia"/>
+          <w:szCs w:val="21"/>
+        </w:rPr>
+        <w:t>。投标人应有考虑地选择项目以证明其能力。</w:t>
+      </w:r>
+    </w:p>
+    <w:p>
+      <w:pPr>
+        <w:numPr>
+          <w:ilvl w:val="1"/>
+          <w:numId w:val="0"/>
+        </w:numPr>
+        <w:tabs>
+          <w:tab w:val="left" w:pos="0"/>
+          <w:tab w:val="left" w:pos="495"/>
+          <w:tab w:val="left" w:pos="1120"/>
+        </w:tabs>
+        <w:spacing w:line="360" w:lineRule="auto"/>
+        <w:ind w:firstLineChars="200" w:firstLine="420"/>
+        <w:rPr>
+          <w:rFonts w:ascii="宋体" w:eastAsia="宋体" w:hAnsi="宋体"/>
+          <w:sz w:val="20"/>
+          <w:szCs w:val="21"/>
+        </w:rPr>
+      </w:pPr>
+      <w:r>
+        <w:rPr>
+          <w:rFonts w:ascii="宋体" w:eastAsia="宋体" w:hAnsi="宋体"/>
+          <w:szCs w:val="21"/>
+        </w:rPr>
+        <w:t>2．所列</w:t>
+      </w:r>
+      <w:r>
+        <w:rPr>
+          <w:rFonts w:ascii="宋体" w:eastAsia="宋体" w:hAnsi="宋体" w:hint="eastAsia"/>
+          <w:szCs w:val="21"/>
+        </w:rPr>
+        <w:t>的</w:t>
+      </w:r>
+      <w:r>
+        <w:rPr>
+          <w:rFonts w:ascii="宋体" w:eastAsia="宋体" w:hAnsi="宋体"/>
+          <w:szCs w:val="21"/>
+        </w:rPr>
+        <w:t>投标人自身业绩</w:t>
+      </w:r>
+      <w:r>
+        <w:rPr>
+          <w:rFonts w:ascii="宋体" w:eastAsia="宋体" w:hAnsi="宋体" w:hint="eastAsia"/>
+          <w:szCs w:val="21"/>
+        </w:rPr>
+        <w:t>，要求提供的业绩证明材料：如合同复印件、中标通知书、竣工验收证明等，</w:t>
+      </w:r>
+      <w:r>
+        <w:rPr>
+          <w:rFonts w:ascii="宋体" w:eastAsia="宋体" w:hAnsi="宋体" w:hint="eastAsia"/>
+          <w:b/>
+          <w:szCs w:val="21"/>
+        </w:rPr>
+        <w:t>复印件应加盖投标人公章。</w:t>
+      </w:r>
+    </w:p>
+    <w:p>
+      <w:pPr>
+        <w:numPr>
+          <w:ilvl w:val="1"/>
+          <w:numId w:val="0"/>
+        </w:numPr>
+        <w:tabs>
+          <w:tab w:val="left" w:pos="0"/>
+          <w:tab w:val="left" w:pos="495"/>
+          <w:tab w:val="left" w:pos="1120"/>
+        </w:tabs>
+        <w:spacing w:line="360" w:lineRule="auto"/>
+        <w:ind w:firstLineChars="200" w:firstLine="420"/>
+        <w:rPr>
+          <w:rFonts w:ascii="宋体" w:eastAsia="宋体" w:hAnsi="宋体"/>
+          <w:szCs w:val="21"/>
+        </w:rPr>
+      </w:pPr>
+      <w:r>
+        <w:rPr>
+          <w:rFonts w:ascii="宋体" w:eastAsia="宋体" w:hAnsi="宋体"/>
+          <w:szCs w:val="21"/>
+        </w:rPr>
+        <w:t>3.表中“合同金额”、“供货数量”是指项目单个合同的金额及单个合同的供货数量。</w:t>
+      </w:r>
+    </w:p>
+    <w:p>
+      <w:pPr>
+        <w:numPr>
+          <w:ilvl w:val="1"/>
+          <w:numId w:val="0"/>
+        </w:numPr>
+        <w:tabs>
+          <w:tab w:val="left" w:pos="0"/>
+          <w:tab w:val="left" w:pos="495"/>
+          <w:tab w:val="left" w:pos="1120"/>
+        </w:tabs>
+        <w:spacing w:line="360" w:lineRule="auto"/>
+        <w:ind w:firstLineChars="200" w:firstLine="420"/>
+        <w:rPr>
+          <w:rFonts w:ascii="宋体" w:eastAsia="宋体" w:hAnsi="宋体"/>
+          <w:sz w:val="20"/>
+          <w:szCs w:val="21"/>
+        </w:rPr>
+      </w:pPr>
+      <w:r>
+        <w:rPr>
+          <w:rFonts w:ascii="宋体" w:eastAsia="宋体" w:hAnsi="宋体"/>
+          <w:szCs w:val="21"/>
+        </w:rPr>
+        <w:lastRenderedPageBreak/>
+        <w:t>4.投标人应如实、准确填报，</w:t>
+      </w:r>
+      <w:r>
+        <w:rPr>
+          <w:rFonts w:ascii="宋体" w:eastAsia="宋体" w:hAnsi="宋体" w:hint="eastAsia"/>
+          <w:b/>
+          <w:szCs w:val="21"/>
+        </w:rPr>
+        <w:t>虚报合同供货数量或合同金额的</w:t>
+      </w:r>
+      <w:r>
+        <w:rPr>
+          <w:rFonts w:ascii="宋体" w:eastAsia="宋体" w:hAnsi="宋体" w:hint="eastAsia"/>
+          <w:szCs w:val="21"/>
+        </w:rPr>
+        <w:t>，招标人一经查实，即按业绩</w:t>
+      </w:r>
+      <w:r>
+        <w:rPr>
+          <w:rFonts w:ascii="宋体" w:eastAsia="宋体" w:hAnsi="宋体" w:hint="eastAsia"/>
+          <w:b/>
+          <w:szCs w:val="21"/>
+        </w:rPr>
+        <w:t>弄虚作假</w:t>
+      </w:r>
+      <w:r>
+        <w:rPr>
+          <w:rFonts w:ascii="宋体" w:eastAsia="宋体" w:hAnsi="宋体" w:hint="eastAsia"/>
+          <w:szCs w:val="21"/>
+        </w:rPr>
+        <w:t>处理。</w:t>
+      </w:r>
+    </w:p>
+    <w:p>
+      <w:pPr>
+        <w:pStyle w:val="1"/>
+      </w:pPr>
+      <w:r>
+        <w:rPr>
+          <w:rFonts w:hint="eastAsia"/>
+        </w:rPr>
+        <w:t>列表段落兜底设置配置为模板的正文格式后列表段落没有转换成正文而是变成了带数字的列表段落</w:t>
+      </w:r>
+    </w:p>
+    <w:p>
+      <w:pPr>
+        <w:adjustRightInd w:val="0"/>
+        <w:snapToGrid w:val="0"/>
+        <w:spacing w:line="480" w:lineRule="exact"/>
+        <w:ind w:firstLineChars="200" w:firstLine="420"/>
+        <w:rPr>
+          <w:rFonts w:eastAsia="宋体"/>
+          <w:kern w:val="24"/>
+        </w:rPr>
+      </w:pPr>
+      <w:r>
+        <w:rPr>
+          <w:rFonts w:eastAsia="宋体"/>
+          <w:kern w:val="24"/>
+        </w:rPr>
+        <w:t>（</w:t>
+      </w:r>
+      <w:r>
+        <w:rPr>
+          <w:rFonts w:eastAsia="宋体"/>
+          <w:kern w:val="24"/>
+        </w:rPr>
+        <w:t>1</w:t>
+      </w:r>
+      <w:r>
+        <w:rPr>
+          <w:rFonts w:eastAsia="宋体"/>
+          <w:kern w:val="24"/>
+        </w:rPr>
+        <w:t>）紧急灾难信息：</w:t>
+      </w:r>
+    </w:p>
+    <w:p>
+      <w:pPr>
+        <w:numPr>
+          <w:ilvl w:val="0"/>
+          <w:numId w:val="8"/>
+        </w:numPr>
+        <w:adjustRightInd w:val="0"/>
+        <w:snapToGrid w:val="0"/>
+        <w:spacing w:line="480" w:lineRule="exact"/>
+        <w:ind w:leftChars="200" w:left="420" w:firstLine="0"/>
+        <w:jc w:val="left"/>
+        <w:rPr>
+          <w:rFonts w:eastAsia="宋体"/>
+        </w:rPr>
+      </w:pPr>
+      <w:r>
+        <w:rPr>
+          <w:rFonts w:eastAsia="宋体"/>
+        </w:rPr>
+        <w:t>火警、台风警报、洪水警报等；</w:t>
+      </w:r>
+    </w:p>
+    <w:p>
+      <w:pPr>
+        <w:numPr>
+          <w:ilvl w:val="0"/>
+          <w:numId w:val="8"/>
+        </w:numPr>
+        <w:adjustRightInd w:val="0"/>
+        <w:snapToGrid w:val="0"/>
+        <w:spacing w:line="480" w:lineRule="exact"/>
+        <w:ind w:leftChars="200" w:left="420" w:firstLine="0"/>
+        <w:jc w:val="left"/>
+        <w:rPr>
+          <w:rFonts w:eastAsia="宋体"/>
+        </w:rPr>
+      </w:pPr>
+      <w:r>
+        <w:rPr>
+          <w:rFonts w:eastAsia="宋体"/>
+        </w:rPr>
+        <w:t>紧急站务警告信息；</w:t>
+      </w:r>
+    </w:p>
+    <w:p>
+      <w:pPr>
+        <w:numPr>
+          <w:ilvl w:val="0"/>
+          <w:numId w:val="8"/>
+        </w:numPr>
+        <w:adjustRightInd w:val="0"/>
+        <w:snapToGrid w:val="0"/>
+        <w:spacing w:line="480" w:lineRule="exact"/>
+        <w:ind w:leftChars="200" w:left="420" w:firstLine="0"/>
+        <w:jc w:val="left"/>
+        <w:rPr>
+          <w:rFonts w:eastAsia="宋体"/>
+        </w:rPr>
+      </w:pPr>
+      <w:r>
+        <w:rPr>
+          <w:rFonts w:eastAsia="宋体"/>
+        </w:rPr>
+        <w:t>有关乘客人身安全的临时信息；</w:t>
+      </w:r>
+    </w:p>
+    <w:p>
+      <w:pPr>
+        <w:numPr>
+          <w:ilvl w:val="0"/>
+          <w:numId w:val="8"/>
+        </w:numPr>
+        <w:adjustRightInd w:val="0"/>
+        <w:snapToGrid w:val="0"/>
+        <w:spacing w:line="480" w:lineRule="exact"/>
+        <w:ind w:leftChars="200" w:left="420" w:firstLine="0"/>
+        <w:jc w:val="left"/>
+        <w:rPr>
+          <w:rFonts w:eastAsia="宋体"/>
+        </w:rPr>
+      </w:pPr>
+      <w:r>
+        <w:rPr>
+          <w:rFonts w:eastAsia="宋体"/>
+        </w:rPr>
+        <w:t>逃逸、疏散方向指示。</w:t>
       </w:r>
     </w:p>
     <w:p>
@@ -3019,6 +3380,119 @@
     </w:lvl>
   </w:abstractNum>
   <w:abstractNum w:abstractNumId="6" w15:restartNumberingAfterBreak="0">
+    <w:nsid w:val="62E53404"/>
+    <w:multiLevelType w:val="multilevel"/>
+    <w:tmpl w:val="62E53404"/>
+    <w:lvl w:ilvl="0">
+      <w:start w:val="1"/>
+      <w:numFmt w:val="bullet"/>
+      <w:lvlText w:val=""/>
+      <w:lvlJc w:val="left"/>
+      <w:pPr>
+        <w:ind w:left="900" w:hanging="420"/>
+      </w:pPr>
+      <w:rPr>
+        <w:rFonts w:ascii="Wingdings" w:hAnsi="Wingdings" w:hint="default"/>
+      </w:rPr>
+    </w:lvl>
+    <w:lvl w:ilvl="1">
+      <w:start w:val="1"/>
+      <w:numFmt w:val="bullet"/>
+      <w:lvlText w:val=""/>
+      <w:lvlJc w:val="left"/>
+      <w:pPr>
+        <w:ind w:left="1320" w:hanging="420"/>
+      </w:pPr>
+      <w:rPr>
+        <w:rFonts w:ascii="Wingdings" w:hAnsi="Wingdings" w:hint="default"/>
+      </w:rPr>
+    </w:lvl>
+    <w:lvl w:ilvl="2">
+      <w:start w:val="1"/>
+      <w:numFmt w:val="bullet"/>
+      <w:lvlText w:val=""/>
+      <w:lvlJc w:val="left"/>
+      <w:pPr>
+        <w:ind w:left="1740" w:hanging="420"/>
+      </w:pPr>
+      <w:rPr>
+        <w:rFonts w:ascii="Wingdings" w:hAnsi="Wingdings" w:hint="default"/>
+      </w:rPr>
+    </w:lvl>
+    <w:lvl w:ilvl="3">
+      <w:start w:val="1"/>
+      <w:numFmt w:val="bullet"/>
+      <w:lvlText w:val=""/>
+      <w:lvlJc w:val="left"/>
+      <w:pPr>
+        <w:ind w:left="2160" w:hanging="420"/>
+      </w:pPr>
+      <w:rPr>
+        <w:rFonts w:ascii="Wingdings" w:hAnsi="Wingdings" w:hint="default"/>
+      </w:rPr>
+    </w:lvl>
+    <w:lvl w:ilvl="4">
+      <w:start w:val="1"/>
+      <w:numFmt w:val="bullet"/>
+      <w:lvlText w:val=""/>
+      <w:lvlJc w:val="left"/>
+      <w:pPr>
+        <w:ind w:left="2580" w:hanging="420"/>
+      </w:pPr>
+      <w:rPr>
+        <w:rFonts w:ascii="Wingdings" w:hAnsi="Wingdings" w:hint="default"/>
+      </w:rPr>
+    </w:lvl>
+    <w:lvl w:ilvl="5">
+      <w:start w:val="1"/>
+      <w:numFmt w:val="bullet"/>
+      <w:lvlText w:val=""/>
+      <w:lvlJc w:val="left"/>
+      <w:pPr>
+        <w:ind w:left="3000" w:hanging="420"/>
+      </w:pPr>
+      <w:rPr>
+        <w:rFonts w:ascii="Wingdings" w:hAnsi="Wingdings" w:hint="default"/>
+      </w:rPr>
+    </w:lvl>
+    <w:lvl w:ilvl="6">
+      <w:start w:val="1"/>
+      <w:numFmt w:val="bullet"/>
+      <w:lvlText w:val=""/>
+      <w:lvlJc w:val="left"/>
+      <w:pPr>
+        <w:ind w:left="3420" w:hanging="420"/>
+      </w:pPr>
+      <w:rPr>
+        <w:rFonts w:ascii="Wingdings" w:hAnsi="Wingdings" w:hint="default"/>
+      </w:rPr>
+    </w:lvl>
+    <w:lvl w:ilvl="7">
+      <w:start w:val="1"/>
+      <w:numFmt w:val="bullet"/>
+      <w:lvlText w:val=""/>
+      <w:lvlJc w:val="left"/>
+      <w:pPr>
+        <w:ind w:left="3840" w:hanging="420"/>
+      </w:pPr>
+      <w:rPr>
+        <w:rFonts w:ascii="Wingdings" w:hAnsi="Wingdings" w:hint="default"/>
+      </w:rPr>
+    </w:lvl>
+    <w:lvl w:ilvl="8">
+      <w:start w:val="1"/>
+      <w:numFmt w:val="bullet"/>
+      <w:lvlText w:val=""/>
+      <w:lvlJc w:val="left"/>
+      <w:pPr>
+        <w:ind w:left="4260" w:hanging="420"/>
+      </w:pPr>
+      <w:rPr>
+        <w:rFonts w:ascii="Wingdings" w:hAnsi="Wingdings" w:hint="default"/>
+      </w:rPr>
+    </w:lvl>
+  </w:abstractNum>
+  <w:abstractNum w:abstractNumId="7" w15:restartNumberingAfterBreak="0">
     <w:nsid w:val="7FE3C5C7"/>
     <w:multiLevelType w:val="multilevel"/>
     <w:tmpl w:val="7FE3C5C7"/>
@@ -3150,13 +3624,16 @@
     <w:abstractNumId w:val="0"/>
   </w:num>
   <w:num w:numId="5">
-    <w:abstractNumId w:val="6"/>
+    <w:abstractNumId w:val="7"/>
   </w:num>
   <w:num w:numId="6">
     <w:abstractNumId w:val="2"/>
   </w:num>
   <w:num w:numId="7">
     <w:abstractNumId w:val="4"/>
+  </w:num>
+  <w:num w:numId="8">
+    <w:abstractNumId w:val="6"/>
   </w:num>
 </w:numbering>
 </file>

--- a/test/test.docx
+++ b/test/test.docx
@@ -279,12 +279,17 @@
             <v:path o:extrusionok="f" gradientshapeok="t" o:connecttype="rect"/>
             <o:lock v:ext="edit" aspectratio="t"/>
           </v:shapetype>
-          <v:shape id="_x0000_i1025" type="#_x0000_t75" style="width:529.45pt;height:189.05pt" o:ole="">
+          <v:shape id="_x0000_i1029" type="#_x0000_t75" style="width:435.25pt;height:155.45pt" o:ole="">
             <v:imagedata r:id="rId7" o:title=""/>
           </v:shape>
-          <o:OLEObject Type="Embed" ProgID="AutoCAD.Drawing.19" ShapeID="_x0000_i1025" DrawAspect="Content" ObjectID="_1846256852" r:id="rId8"/>
+          <o:OLEObject Type="Embed" ProgID="AutoCAD.Drawing.19" ShapeID="_x0000_i1029" DrawAspect="Content" ObjectID="_1846318276" r:id="rId8"/>
         </w:object>
       </w:r>
+    </w:p>
+    <w:p>
+      <w:pPr>
+        <w:pStyle w:val="a3"/>
+      </w:pPr>
       <w:r>
         <w:rPr>
           <w:rFonts w:hint="eastAsia"/>
@@ -310,12 +315,19 @@
       </w:pPr>
       <w:r>
         <w:object w:dxaOrig="19260" w:dyaOrig="7005">
-          <v:shape id="_x0000_i1026" type="#_x0000_t75" style="width:529.45pt;height:189.05pt" o:ole="">
+          <v:shape id="_x0000_i1026" type="#_x0000_t75" style="width:413.2pt;height:147.25pt" o:ole="">
             <v:imagedata r:id="rId9" o:title=""/>
           </v:shape>
-          <o:OLEObject Type="Embed" ProgID="AutoCAD.Drawing.19" ShapeID="_x0000_i1026" DrawAspect="Content" ObjectID="_1846256853" r:id="rId10"/>
+          <o:OLEObject Type="Embed" ProgID="AutoCAD.Drawing.19" ShapeID="_x0000_i1026" DrawAspect="Content" ObjectID="_1846318277" r:id="rId10"/>
         </w:object>
       </w:r>
+    </w:p>
+    <w:p>
+      <w:pPr>
+        <w:pStyle w:val="a3"/>
+      </w:pPr>
+      <w:bookmarkStart w:id="7" w:name="_GoBack"/>
+      <w:bookmarkEnd w:id="7"/>
       <w:r>
         <w:rPr>
           <w:rFonts w:hint="eastAsia"/>
@@ -386,6 +398,17 @@
         </w:drawing>
       </w:r>
     </w:p>
+    <w:p>
+      <w:pPr>
+        <w:jc w:val="center"/>
+      </w:pPr>
+      <w:r>
+        <w:rPr>
+          <w:rFonts w:hint="eastAsia"/>
+        </w:rPr>
+        <w:t>线路图</w:t>
+      </w:r>
+    </w:p>
     <w:p/>
     <w:p>
       <w:pPr>
@@ -401,8 +424,8 @@
           <w:sz w:val="32"/>
         </w:rPr>
       </w:pPr>
-      <w:bookmarkStart w:id="7" w:name="_Toc200526645"/>
-      <w:bookmarkStart w:id="8" w:name="_Toc17421"/>
+      <w:bookmarkStart w:id="8" w:name="_Toc200526645"/>
+      <w:bookmarkStart w:id="9" w:name="_Toc17421"/>
       <w:r>
         <w:rPr>
           <w:rFonts w:ascii="黑体" w:eastAsia="宋体" w:hAnsi="黑体" w:hint="eastAsia"/>
@@ -430,8 +453,8 @@
         </w:rPr>
         <w:t>合同条款</w:t>
       </w:r>
-      <w:bookmarkEnd w:id="7"/>
       <w:bookmarkEnd w:id="8"/>
+      <w:bookmarkEnd w:id="9"/>
     </w:p>
     <w:p>
       <w:pPr>
@@ -449,17 +472,17 @@
           <w:szCs w:val="32"/>
         </w:rPr>
       </w:pPr>
-      <w:bookmarkStart w:id="9" w:name="_Toc200526646"/>
-      <w:bookmarkStart w:id="10" w:name="_Toc55482221"/>
-      <w:bookmarkStart w:id="11" w:name="_Toc69482914"/>
-      <w:bookmarkStart w:id="12" w:name="_Toc84855276"/>
-      <w:bookmarkStart w:id="13" w:name="_Toc1041"/>
-      <w:bookmarkStart w:id="14" w:name="_Toc55480682"/>
-      <w:bookmarkStart w:id="15" w:name="_Toc55482396"/>
-      <w:bookmarkStart w:id="16" w:name="_Toc44"/>
-      <w:bookmarkStart w:id="17" w:name="_Toc55481714"/>
-      <w:bookmarkStart w:id="18" w:name="_Toc45885342"/>
-      <w:bookmarkStart w:id="19" w:name="_Toc55480857"/>
+      <w:bookmarkStart w:id="10" w:name="_Toc200526646"/>
+      <w:bookmarkStart w:id="11" w:name="_Toc55482221"/>
+      <w:bookmarkStart w:id="12" w:name="_Toc69482914"/>
+      <w:bookmarkStart w:id="13" w:name="_Toc84855276"/>
+      <w:bookmarkStart w:id="14" w:name="_Toc1041"/>
+      <w:bookmarkStart w:id="15" w:name="_Toc55480682"/>
+      <w:bookmarkStart w:id="16" w:name="_Toc55482396"/>
+      <w:bookmarkStart w:id="17" w:name="_Toc44"/>
+      <w:bookmarkStart w:id="18" w:name="_Toc55481714"/>
+      <w:bookmarkStart w:id="19" w:name="_Toc45885342"/>
+      <w:bookmarkStart w:id="20" w:name="_Toc55480857"/>
       <w:r>
         <w:rPr>
           <w:rFonts w:ascii="黑体" w:eastAsia="华文中宋" w:hAnsi="黑体" w:cs="黑体"/>
@@ -493,7 +516,6 @@
         </w:rPr>
         <w:t>合同协议书</w:t>
       </w:r>
-      <w:bookmarkEnd w:id="9"/>
       <w:bookmarkEnd w:id="10"/>
       <w:bookmarkEnd w:id="11"/>
       <w:bookmarkEnd w:id="12"/>
@@ -504,6 +526,7 @@
       <w:bookmarkEnd w:id="17"/>
       <w:bookmarkEnd w:id="18"/>
       <w:bookmarkEnd w:id="19"/>
+      <w:bookmarkEnd w:id="20"/>
     </w:p>
     <w:p>
       <w:pPr>
@@ -1998,7 +2021,6 @@
           <w:szCs w:val="20"/>
         </w:rPr>
       </w:pPr>
-      <w:bookmarkStart w:id="20" w:name="_GoBack"/>
       <w:r>
         <w:rPr>
           <w:rFonts w:eastAsia="宋体" w:hint="eastAsia"/>
@@ -2014,7 +2036,6 @@
         <w:t>目标</w:t>
       </w:r>
     </w:p>
-    <w:bookmarkEnd w:id="20"/>
     <w:p>
       <w:pPr>
         <w:spacing w:line="480" w:lineRule="exact"/>

--- a/test/test.docx
+++ b/test/test.docx
@@ -279,10 +279,10 @@
             <v:path o:extrusionok="f" gradientshapeok="t" o:connecttype="rect"/>
             <o:lock v:ext="edit" aspectratio="t"/>
           </v:shapetype>
-          <v:shape id="_x0000_i1029" type="#_x0000_t75" style="width:435.25pt;height:155.45pt" o:ole="">
+          <v:shape id="_x0000_i1025" type="#_x0000_t75" style="width:435.1pt;height:155.7pt" o:ole="">
             <v:imagedata r:id="rId7" o:title=""/>
           </v:shape>
-          <o:OLEObject Type="Embed" ProgID="AutoCAD.Drawing.19" ShapeID="_x0000_i1029" DrawAspect="Content" ObjectID="_1846318276" r:id="rId8"/>
+          <o:OLEObject Type="Embed" ProgID="AutoCAD.Drawing.19" ShapeID="_x0000_i1025" DrawAspect="Content" ObjectID="_1846844956" r:id="rId8"/>
         </w:object>
       </w:r>
     </w:p>
@@ -315,10 +315,10 @@
       </w:pPr>
       <w:r>
         <w:object w:dxaOrig="19260" w:dyaOrig="7005">
-          <v:shape id="_x0000_i1026" type="#_x0000_t75" style="width:413.2pt;height:147.25pt" o:ole="">
+          <v:shape id="_x0000_i1026" type="#_x0000_t75" style="width:412.9pt;height:147.1pt" o:ole="">
             <v:imagedata r:id="rId9" o:title=""/>
           </v:shape>
-          <o:OLEObject Type="Embed" ProgID="AutoCAD.Drawing.19" ShapeID="_x0000_i1026" DrawAspect="Content" ObjectID="_1846318277" r:id="rId10"/>
+          <o:OLEObject Type="Embed" ProgID="AutoCAD.Drawing.19" ShapeID="_x0000_i1026" DrawAspect="Content" ObjectID="_1846844957" r:id="rId10"/>
         </w:object>
       </w:r>
     </w:p>
@@ -326,8 +326,6 @@
       <w:pPr>
         <w:pStyle w:val="a3"/>
       </w:pPr>
-      <w:bookmarkStart w:id="7" w:name="_GoBack"/>
-      <w:bookmarkEnd w:id="7"/>
       <w:r>
         <w:rPr>
           <w:rFonts w:hint="eastAsia"/>
@@ -424,8 +422,8 @@
           <w:sz w:val="32"/>
         </w:rPr>
       </w:pPr>
-      <w:bookmarkStart w:id="8" w:name="_Toc200526645"/>
-      <w:bookmarkStart w:id="9" w:name="_Toc17421"/>
+      <w:bookmarkStart w:id="7" w:name="_Toc200526645"/>
+      <w:bookmarkStart w:id="8" w:name="_Toc17421"/>
       <w:r>
         <w:rPr>
           <w:rFonts w:ascii="黑体" w:eastAsia="宋体" w:hAnsi="黑体" w:hint="eastAsia"/>
@@ -453,8 +451,8 @@
         </w:rPr>
         <w:t>合同条款</w:t>
       </w:r>
+      <w:bookmarkEnd w:id="7"/>
       <w:bookmarkEnd w:id="8"/>
-      <w:bookmarkEnd w:id="9"/>
     </w:p>
     <w:p>
       <w:pPr>
@@ -472,17 +470,17 @@
           <w:szCs w:val="32"/>
         </w:rPr>
       </w:pPr>
-      <w:bookmarkStart w:id="10" w:name="_Toc200526646"/>
-      <w:bookmarkStart w:id="11" w:name="_Toc55482221"/>
-      <w:bookmarkStart w:id="12" w:name="_Toc69482914"/>
-      <w:bookmarkStart w:id="13" w:name="_Toc84855276"/>
-      <w:bookmarkStart w:id="14" w:name="_Toc1041"/>
-      <w:bookmarkStart w:id="15" w:name="_Toc55480682"/>
-      <w:bookmarkStart w:id="16" w:name="_Toc55482396"/>
-      <w:bookmarkStart w:id="17" w:name="_Toc44"/>
-      <w:bookmarkStart w:id="18" w:name="_Toc55481714"/>
-      <w:bookmarkStart w:id="19" w:name="_Toc45885342"/>
-      <w:bookmarkStart w:id="20" w:name="_Toc55480857"/>
+      <w:bookmarkStart w:id="9" w:name="_Toc200526646"/>
+      <w:bookmarkStart w:id="10" w:name="_Toc55482221"/>
+      <w:bookmarkStart w:id="11" w:name="_Toc69482914"/>
+      <w:bookmarkStart w:id="12" w:name="_Toc84855276"/>
+      <w:bookmarkStart w:id="13" w:name="_Toc1041"/>
+      <w:bookmarkStart w:id="14" w:name="_Toc55480682"/>
+      <w:bookmarkStart w:id="15" w:name="_Toc55482396"/>
+      <w:bookmarkStart w:id="16" w:name="_Toc44"/>
+      <w:bookmarkStart w:id="17" w:name="_Toc55481714"/>
+      <w:bookmarkStart w:id="18" w:name="_Toc45885342"/>
+      <w:bookmarkStart w:id="19" w:name="_Toc55480857"/>
       <w:r>
         <w:rPr>
           <w:rFonts w:ascii="黑体" w:eastAsia="华文中宋" w:hAnsi="黑体" w:cs="黑体"/>
@@ -516,6 +514,7 @@
         </w:rPr>
         <w:t>合同协议书</w:t>
       </w:r>
+      <w:bookmarkEnd w:id="9"/>
       <w:bookmarkEnd w:id="10"/>
       <w:bookmarkEnd w:id="11"/>
       <w:bookmarkEnd w:id="12"/>
@@ -526,7 +525,6 @@
       <w:bookmarkEnd w:id="17"/>
       <w:bookmarkEnd w:id="18"/>
       <w:bookmarkEnd w:id="19"/>
-      <w:bookmarkEnd w:id="20"/>
     </w:p>
     <w:p>
       <w:pPr>
@@ -2089,7 +2087,7 @@
         </w:rPr>
       </w:pPr>
       <w:hyperlink w:anchor="_Toc27841" w:history="1">
-        <w:bookmarkStart w:id="21" w:name="_Toc200526701"/>
+        <w:bookmarkStart w:id="20" w:name="_Toc200526701"/>
         <w:r>
           <w:rPr>
             <w:rFonts w:ascii="黑体" w:eastAsia="宋体" w:hAnsi="黑体" w:hint="eastAsia"/>
@@ -2127,7 +2125,7 @@
         </w:rPr>
         <w:t>（如有）</w:t>
       </w:r>
-      <w:bookmarkEnd w:id="21"/>
+      <w:bookmarkEnd w:id="20"/>
     </w:p>
     <w:p>
       <w:pPr>
@@ -2192,8 +2190,8 @@
           <w:szCs w:val="28"/>
         </w:rPr>
       </w:pPr>
-      <w:bookmarkStart w:id="22" w:name="_Toc28669"/>
-      <w:bookmarkStart w:id="23" w:name="OLE_LINK14"/>
+      <w:bookmarkStart w:id="21" w:name="_Toc28669"/>
+      <w:bookmarkStart w:id="22" w:name="OLE_LINK14"/>
       <w:r>
         <w:rPr>
           <w:rFonts w:ascii="黑体" w:eastAsia="黑体" w:hAnsi="黑体" w:hint="eastAsia"/>
@@ -2203,9 +2201,9 @@
         </w:rPr>
         <w:t>3.1 总体要求</w:t>
       </w:r>
-      <w:bookmarkEnd w:id="22"/>
-    </w:p>
-    <w:bookmarkEnd w:id="23"/>
+      <w:bookmarkEnd w:id="21"/>
+    </w:p>
+    <w:bookmarkEnd w:id="22"/>
     <w:p>
       <w:pPr>
         <w:ind w:firstLine="480"/>
@@ -2292,9 +2290,9 @@
           <w:szCs w:val="24"/>
         </w:rPr>
       </w:pPr>
-      <w:bookmarkStart w:id="24" w:name="_Toc340477122"/>
-      <w:bookmarkStart w:id="25" w:name="_Toc387334839"/>
-      <w:bookmarkStart w:id="26" w:name="_Toc29659"/>
+      <w:bookmarkStart w:id="23" w:name="_Toc340477122"/>
+      <w:bookmarkStart w:id="24" w:name="_Toc387334839"/>
+      <w:bookmarkStart w:id="25" w:name="_Toc29659"/>
       <w:r>
         <w:rPr>
           <w:rFonts w:eastAsia="黑体" w:hint="eastAsia"/>
@@ -2315,9 +2313,9 @@
         </w:rPr>
         <w:t>第一次设计联络会议</w:t>
       </w:r>
+      <w:bookmarkEnd w:id="23"/>
       <w:bookmarkEnd w:id="24"/>
       <w:bookmarkEnd w:id="25"/>
-      <w:bookmarkEnd w:id="26"/>
     </w:p>
     <w:p>
       <w:pPr>
@@ -2808,6 +2806,141 @@
           <w:kern w:val="24"/>
         </w:rPr>
       </w:pPr>
+    </w:p>
+    <w:p>
+      <w:pPr>
+        <w:pStyle w:val="BN0"/>
+      </w:pPr>
+      <w:r>
+        <w:t xml:space="preserve">C5 </w:t>
+      </w:r>
+      <w:r>
+        <w:t>项目实施方案</w:t>
+      </w:r>
+      <w:r>
+        <w:rPr>
+          <w:rFonts w:hint="eastAsia"/>
+        </w:rPr>
+        <w:t>-</w:t>
+      </w:r>
+      <w:r>
+        <w:rPr>
+          <w:rFonts w:hint="eastAsia"/>
+        </w:rPr>
+        <w:t>博宁、汉桦</w:t>
+      </w:r>
+    </w:p>
+    <w:p>
+      <w:pPr>
+        <w:pStyle w:val="BN"/>
+        <w:spacing w:before="156"/>
+      </w:pPr>
+      <w:r>
+        <w:t>方案应包括设计、试验、采购、制造、调试、交付、安装督导方案等。</w:t>
+      </w:r>
+    </w:p>
+    <w:p>
+      <w:pPr>
+        <w:pStyle w:val="BN1"/>
+        <w:numPr>
+          <w:ilvl w:val="0"/>
+          <w:numId w:val="0"/>
+        </w:numPr>
+        <w:ind w:left="992" w:hanging="567"/>
+      </w:pPr>
+      <w:r>
+        <w:rPr>
+          <w:rFonts w:hint="eastAsia"/>
+        </w:rPr>
+        <w:t>C</w:t>
+      </w:r>
+      <w:r>
+        <w:t xml:space="preserve">5.1 </w:t>
+      </w:r>
+      <w:r>
+        <w:t>拟用本项目合同执行人员名单、学历、年龄、相关经验和经历等，并附框架图说明参与人员间关系；</w:t>
+      </w:r>
+    </w:p>
+    <w:p>
+      <w:pPr>
+        <w:pStyle w:val="BN2"/>
+        <w:numPr>
+          <w:ilvl w:val="0"/>
+          <w:numId w:val="0"/>
+        </w:numPr>
+      </w:pPr>
+      <w:bookmarkStart w:id="26" w:name="_Toc297369523"/>
+      <w:bookmarkStart w:id="27" w:name="_Toc297369825"/>
+      <w:bookmarkStart w:id="28" w:name="_Toc296609297"/>
+      <w:bookmarkStart w:id="29" w:name="_Toc297369220"/>
+      <w:bookmarkStart w:id="30" w:name="_Toc297370431"/>
+      <w:bookmarkStart w:id="31" w:name="_Toc297217620"/>
+      <w:bookmarkStart w:id="32" w:name="_Toc297366064"/>
+      <w:bookmarkStart w:id="33" w:name="_Toc235457758"/>
+      <w:r>
+        <w:rPr>
+          <w:rFonts w:hint="eastAsia"/>
+        </w:rPr>
+        <w:t>C</w:t>
+      </w:r>
+      <w:r>
+        <w:t>5.1.1</w:t>
+      </w:r>
+      <w:r>
+        <w:t>项目班子情况表</w:t>
+      </w:r>
+      <w:bookmarkEnd w:id="26"/>
+      <w:bookmarkEnd w:id="27"/>
+      <w:bookmarkEnd w:id="28"/>
+      <w:bookmarkEnd w:id="29"/>
+      <w:bookmarkEnd w:id="30"/>
+      <w:bookmarkEnd w:id="31"/>
+      <w:bookmarkEnd w:id="32"/>
+      <w:bookmarkEnd w:id="33"/>
+    </w:p>
+    <w:p>
+      <w:pPr>
+        <w:pStyle w:val="BN3"/>
+        <w:numPr>
+          <w:ilvl w:val="0"/>
+          <w:numId w:val="0"/>
+        </w:numPr>
+      </w:pPr>
+      <w:bookmarkStart w:id="34" w:name="_Toc235457759"/>
+      <w:r>
+        <w:rPr>
+          <w:rFonts w:hint="eastAsia"/>
+        </w:rPr>
+        <w:t>C</w:t>
+      </w:r>
+      <w:r>
+        <w:t>5.1.1</w:t>
+      </w:r>
+      <w:r>
+        <w:rPr>
+          <w:rFonts w:hint="eastAsia"/>
+        </w:rPr>
+        <w:t xml:space="preserve">.1 </w:t>
+      </w:r>
+      <w:r>
+        <w:rPr>
+          <w:rFonts w:hint="eastAsia"/>
+        </w:rPr>
+        <w:t>项目负责人——赵嘉</w:t>
+      </w:r>
+      <w:bookmarkEnd w:id="34"/>
+    </w:p>
+    <w:p>
+      <w:pPr>
+        <w:spacing w:line="480" w:lineRule="exact"/>
+        <w:ind w:firstLineChars="200" w:firstLine="420"/>
+        <w:rPr>
+          <w:rFonts w:eastAsia="宋体" w:hint="eastAsia"/>
+          <w:kern w:val="24"/>
+        </w:rPr>
+      </w:pPr>
+      <w:bookmarkStart w:id="35" w:name="_GoBack"/>
+      <w:bookmarkEnd w:id="35"/>
     </w:p>
     <w:sectPr>
       <w:pgSz w:w="11906" w:h="16838"/>
@@ -3288,6 +3421,135 @@
     </w:lvl>
   </w:abstractNum>
   <w:abstractNum w:abstractNumId="5" w15:restartNumberingAfterBreak="0">
+    <w:nsid w:val="2D037CC5"/>
+    <w:multiLevelType w:val="multilevel"/>
+    <w:tmpl w:val="283E5170"/>
+    <w:lvl w:ilvl="0">
+      <w:start w:val="1"/>
+      <w:numFmt w:val="none"/>
+      <w:pStyle w:val="BN0"/>
+      <w:suff w:val="space"/>
+      <w:lvlText w:val=""/>
+      <w:lvlJc w:val="left"/>
+      <w:pPr>
+        <w:ind w:left="425" w:hanging="425"/>
+      </w:pPr>
+      <w:rPr>
+        <w:rFonts w:hint="eastAsia"/>
+      </w:rPr>
+    </w:lvl>
+    <w:lvl w:ilvl="1">
+      <w:start w:val="1"/>
+      <w:numFmt w:val="decimal"/>
+      <w:pStyle w:val="BN1"/>
+      <w:suff w:val="space"/>
+      <w:lvlText w:val="%1%2"/>
+      <w:lvlJc w:val="left"/>
+      <w:pPr>
+        <w:ind w:left="992" w:hanging="567"/>
+      </w:pPr>
+      <w:rPr>
+        <w:rFonts w:hint="eastAsia"/>
+      </w:rPr>
+    </w:lvl>
+    <w:lvl w:ilvl="2">
+      <w:start w:val="1"/>
+      <w:numFmt w:val="decimal"/>
+      <w:pStyle w:val="BN2"/>
+      <w:suff w:val="space"/>
+      <w:lvlText w:val="%1%2.%3"/>
+      <w:lvlJc w:val="left"/>
+      <w:pPr>
+        <w:ind w:left="1418" w:hanging="567"/>
+      </w:pPr>
+      <w:rPr>
+        <w:rFonts w:hint="eastAsia"/>
+      </w:rPr>
+    </w:lvl>
+    <w:lvl w:ilvl="3">
+      <w:start w:val="1"/>
+      <w:numFmt w:val="decimal"/>
+      <w:pStyle w:val="BN3"/>
+      <w:suff w:val="space"/>
+      <w:lvlText w:val="%1%2.%3.%4"/>
+      <w:lvlJc w:val="left"/>
+      <w:pPr>
+        <w:ind w:left="1984" w:hanging="708"/>
+      </w:pPr>
+      <w:rPr>
+        <w:rFonts w:hint="eastAsia"/>
+      </w:rPr>
+    </w:lvl>
+    <w:lvl w:ilvl="4">
+      <w:start w:val="1"/>
+      <w:numFmt w:val="decimal"/>
+      <w:pStyle w:val="BN4"/>
+      <w:suff w:val="space"/>
+      <w:lvlText w:val="%1%2.%3.%4.%5"/>
+      <w:lvlJc w:val="left"/>
+      <w:pPr>
+        <w:ind w:left="2551" w:hanging="850"/>
+      </w:pPr>
+      <w:rPr>
+        <w:rFonts w:hint="eastAsia"/>
+      </w:rPr>
+    </w:lvl>
+    <w:lvl w:ilvl="5">
+      <w:start w:val="1"/>
+      <w:numFmt w:val="decimal"/>
+      <w:pStyle w:val="BN5"/>
+      <w:suff w:val="space"/>
+      <w:lvlText w:val="%1%2.%3.%4.%5.%6"/>
+      <w:lvlJc w:val="left"/>
+      <w:pPr>
+        <w:ind w:left="3260" w:hanging="1134"/>
+      </w:pPr>
+      <w:rPr>
+        <w:rFonts w:hint="eastAsia"/>
+      </w:rPr>
+    </w:lvl>
+    <w:lvl w:ilvl="6">
+      <w:start w:val="1"/>
+      <w:numFmt w:val="decimal"/>
+      <w:pStyle w:val="BN6"/>
+      <w:suff w:val="space"/>
+      <w:lvlText w:val="%1%2.%3.%4.%5.%6.%7"/>
+      <w:lvlJc w:val="left"/>
+      <w:pPr>
+        <w:ind w:left="3827" w:hanging="1276"/>
+      </w:pPr>
+      <w:rPr>
+        <w:rFonts w:hint="eastAsia"/>
+      </w:rPr>
+    </w:lvl>
+    <w:lvl w:ilvl="7">
+      <w:start w:val="1"/>
+      <w:numFmt w:val="decimal"/>
+      <w:pStyle w:val="BN7"/>
+      <w:suff w:val="space"/>
+      <w:lvlText w:val="%1%2.%3.%4.%5.%6.%7.%8"/>
+      <w:lvlJc w:val="left"/>
+      <w:pPr>
+        <w:ind w:left="4394" w:hanging="1418"/>
+      </w:pPr>
+      <w:rPr>
+        <w:rFonts w:hint="eastAsia"/>
+      </w:rPr>
+    </w:lvl>
+    <w:lvl w:ilvl="8">
+      <w:start w:val="1"/>
+      <w:numFmt w:val="decimal"/>
+      <w:lvlText w:val="%1.%2.%3.%4.%5.%6.%7.%8.%9"/>
+      <w:lvlJc w:val="left"/>
+      <w:pPr>
+        <w:ind w:left="5102" w:hanging="1700"/>
+      </w:pPr>
+      <w:rPr>
+        <w:rFonts w:hint="eastAsia"/>
+      </w:rPr>
+    </w:lvl>
+  </w:abstractNum>
+  <w:abstractNum w:abstractNumId="6" w15:restartNumberingAfterBreak="0">
     <w:nsid w:val="5CA86EEB"/>
     <w:multiLevelType w:val="multilevel"/>
     <w:tmpl w:val="5CA86EEB"/>
@@ -3400,7 +3662,7 @@
       </w:rPr>
     </w:lvl>
   </w:abstractNum>
-  <w:abstractNum w:abstractNumId="6" w15:restartNumberingAfterBreak="0">
+  <w:abstractNum w:abstractNumId="7" w15:restartNumberingAfterBreak="0">
     <w:nsid w:val="62E53404"/>
     <w:multiLevelType w:val="multilevel"/>
     <w:tmpl w:val="62E53404"/>
@@ -3513,7 +3775,7 @@
       </w:rPr>
     </w:lvl>
   </w:abstractNum>
-  <w:abstractNum w:abstractNumId="7" w15:restartNumberingAfterBreak="0">
+  <w:abstractNum w:abstractNumId="8" w15:restartNumberingAfterBreak="0">
     <w:nsid w:val="7FE3C5C7"/>
     <w:multiLevelType w:val="multilevel"/>
     <w:tmpl w:val="7FE3C5C7"/>
@@ -3633,7 +3895,7 @@
     </w:lvl>
   </w:abstractNum>
   <w:num w:numId="1">
-    <w:abstractNumId w:val="5"/>
+    <w:abstractNumId w:val="6"/>
   </w:num>
   <w:num w:numId="2">
     <w:abstractNumId w:val="3"/>
@@ -3645,7 +3907,7 @@
     <w:abstractNumId w:val="0"/>
   </w:num>
   <w:num w:numId="5">
-    <w:abstractNumId w:val="7"/>
+    <w:abstractNumId w:val="8"/>
   </w:num>
   <w:num w:numId="6">
     <w:abstractNumId w:val="2"/>
@@ -3654,7 +3916,10 @@
     <w:abstractNumId w:val="4"/>
   </w:num>
   <w:num w:numId="8">
-    <w:abstractNumId w:val="6"/>
+    <w:abstractNumId w:val="7"/>
+  </w:num>
+  <w:num w:numId="9">
+    <w:abstractNumId w:val="5"/>
   </w:num>
 </w:numbering>
 </file>
@@ -4294,6 +4559,247 @@
       <w:rFonts w:ascii="宋体" w:eastAsia="宋体" w:hAnsi="宋体"/>
     </w:rPr>
   </w:style>
+  <w:style w:type="paragraph" w:customStyle="1" w:styleId="BN">
+    <w:name w:val="BN_正文缩进"/>
+    <w:basedOn w:val="a"/>
+    <w:link w:val="BN8"/>
+    <w:autoRedefine/>
+    <w:qFormat/>
+    <w:rsid w:val="00882A20"/>
+    <w:pPr>
+      <w:widowControl/>
+      <w:spacing w:beforeLines="50" w:before="163" w:after="200" w:line="300" w:lineRule="auto"/>
+      <w:ind w:firstLineChars="200" w:firstLine="480"/>
+      <w:jc w:val="left"/>
+    </w:pPr>
+    <w:rPr>
+      <w:rFonts w:ascii="Calibri" w:eastAsia="宋体" w:hAnsi="Calibri" w:cs="Times New Roman"/>
+      <w:kern w:val="0"/>
+      <w:sz w:val="24"/>
+      <w:lang w:bidi="en-US"/>
+    </w:rPr>
+  </w:style>
+  <w:style w:type="paragraph" w:customStyle="1" w:styleId="BN0">
+    <w:name w:val="BN_标题0"/>
+    <w:basedOn w:val="a"/>
+    <w:next w:val="BN"/>
+    <w:autoRedefine/>
+    <w:rsid w:val="00882A20"/>
+    <w:pPr>
+      <w:keepNext/>
+      <w:widowControl/>
+      <w:numPr>
+        <w:numId w:val="9"/>
+      </w:numPr>
+      <w:spacing w:after="200" w:line="300" w:lineRule="auto"/>
+      <w:jc w:val="left"/>
+      <w:outlineLvl w:val="0"/>
+    </w:pPr>
+    <w:rPr>
+      <w:rFonts w:ascii="Arial" w:eastAsia="宋体" w:hAnsi="Arial" w:cs="Times New Roman"/>
+      <w:b/>
+      <w:kern w:val="0"/>
+      <w:sz w:val="28"/>
+      <w:lang w:bidi="en-US"/>
+    </w:rPr>
+  </w:style>
+  <w:style w:type="paragraph" w:customStyle="1" w:styleId="BN1">
+    <w:name w:val="BN_标题1"/>
+    <w:basedOn w:val="a"/>
+    <w:next w:val="BN"/>
+    <w:autoRedefine/>
+    <w:qFormat/>
+    <w:rsid w:val="00882A20"/>
+    <w:pPr>
+      <w:keepNext/>
+      <w:widowControl/>
+      <w:numPr>
+        <w:ilvl w:val="1"/>
+        <w:numId w:val="9"/>
+      </w:numPr>
+      <w:spacing w:after="200" w:line="300" w:lineRule="auto"/>
+      <w:jc w:val="left"/>
+      <w:outlineLvl w:val="1"/>
+    </w:pPr>
+    <w:rPr>
+      <w:rFonts w:ascii="Arial" w:eastAsia="黑体" w:hAnsi="Arial" w:cs="Times New Roman"/>
+      <w:b/>
+      <w:kern w:val="0"/>
+      <w:sz w:val="36"/>
+      <w:lang w:bidi="en-US"/>
+    </w:rPr>
+  </w:style>
+  <w:style w:type="paragraph" w:customStyle="1" w:styleId="BN2">
+    <w:name w:val="BN_标题2"/>
+    <w:basedOn w:val="a"/>
+    <w:next w:val="BN"/>
+    <w:link w:val="BN20"/>
+    <w:autoRedefine/>
+    <w:qFormat/>
+    <w:rsid w:val="00882A20"/>
+    <w:pPr>
+      <w:keepNext/>
+      <w:widowControl/>
+      <w:numPr>
+        <w:ilvl w:val="2"/>
+        <w:numId w:val="9"/>
+      </w:numPr>
+      <w:spacing w:after="200" w:line="300" w:lineRule="auto"/>
+      <w:jc w:val="left"/>
+      <w:outlineLvl w:val="2"/>
+    </w:pPr>
+    <w:rPr>
+      <w:rFonts w:ascii="Arial" w:eastAsia="黑体" w:hAnsi="Arial" w:cs="Times New Roman"/>
+      <w:b/>
+      <w:kern w:val="0"/>
+      <w:sz w:val="32"/>
+      <w:lang w:bidi="en-US"/>
+    </w:rPr>
+  </w:style>
+  <w:style w:type="paragraph" w:customStyle="1" w:styleId="BN3">
+    <w:name w:val="BN_标题3"/>
+    <w:basedOn w:val="a"/>
+    <w:next w:val="BN"/>
+    <w:autoRedefine/>
+    <w:qFormat/>
+    <w:rsid w:val="00882A20"/>
+    <w:pPr>
+      <w:keepNext/>
+      <w:widowControl/>
+      <w:numPr>
+        <w:ilvl w:val="3"/>
+        <w:numId w:val="9"/>
+      </w:numPr>
+      <w:spacing w:after="200" w:line="300" w:lineRule="auto"/>
+      <w:jc w:val="left"/>
+      <w:outlineLvl w:val="3"/>
+    </w:pPr>
+    <w:rPr>
+      <w:rFonts w:ascii="Arial" w:eastAsia="黑体" w:hAnsi="Arial" w:cs="Times New Roman"/>
+      <w:b/>
+      <w:kern w:val="0"/>
+      <w:sz w:val="30"/>
+      <w:lang w:bidi="en-US"/>
+    </w:rPr>
+  </w:style>
+  <w:style w:type="paragraph" w:customStyle="1" w:styleId="BN4">
+    <w:name w:val="BN_标题4"/>
+    <w:basedOn w:val="a"/>
+    <w:next w:val="BN"/>
+    <w:autoRedefine/>
+    <w:qFormat/>
+    <w:rsid w:val="00882A20"/>
+    <w:pPr>
+      <w:keepNext/>
+      <w:widowControl/>
+      <w:numPr>
+        <w:ilvl w:val="4"/>
+        <w:numId w:val="9"/>
+      </w:numPr>
+      <w:spacing w:after="200" w:line="300" w:lineRule="auto"/>
+      <w:jc w:val="left"/>
+      <w:outlineLvl w:val="4"/>
+    </w:pPr>
+    <w:rPr>
+      <w:rFonts w:ascii="Arial" w:eastAsia="黑体" w:hAnsi="Arial" w:cs="Times New Roman"/>
+      <w:b/>
+      <w:kern w:val="0"/>
+      <w:sz w:val="28"/>
+      <w:lang w:bidi="en-US"/>
+    </w:rPr>
+  </w:style>
+  <w:style w:type="paragraph" w:customStyle="1" w:styleId="BN5">
+    <w:name w:val="BN_标题5"/>
+    <w:basedOn w:val="a"/>
+    <w:next w:val="BN"/>
+    <w:autoRedefine/>
+    <w:rsid w:val="00882A20"/>
+    <w:pPr>
+      <w:widowControl/>
+      <w:numPr>
+        <w:ilvl w:val="5"/>
+        <w:numId w:val="9"/>
+      </w:numPr>
+      <w:spacing w:after="200" w:line="300" w:lineRule="auto"/>
+      <w:jc w:val="left"/>
+      <w:outlineLvl w:val="5"/>
+    </w:pPr>
+    <w:rPr>
+      <w:rFonts w:ascii="Arial" w:eastAsia="黑体" w:hAnsi="Arial" w:cs="Times New Roman"/>
+      <w:b/>
+      <w:kern w:val="0"/>
+      <w:sz w:val="24"/>
+      <w:lang w:bidi="en-US"/>
+    </w:rPr>
+  </w:style>
+  <w:style w:type="paragraph" w:customStyle="1" w:styleId="BN6">
+    <w:name w:val="BN_标题6"/>
+    <w:basedOn w:val="a"/>
+    <w:next w:val="BN"/>
+    <w:autoRedefine/>
+    <w:rsid w:val="00882A20"/>
+    <w:pPr>
+      <w:widowControl/>
+      <w:numPr>
+        <w:ilvl w:val="6"/>
+        <w:numId w:val="9"/>
+      </w:numPr>
+      <w:spacing w:after="200" w:line="300" w:lineRule="auto"/>
+      <w:jc w:val="left"/>
+      <w:outlineLvl w:val="6"/>
+    </w:pPr>
+    <w:rPr>
+      <w:rFonts w:ascii="Calibri" w:eastAsia="黑体" w:hAnsi="Calibri" w:cs="Times New Roman"/>
+      <w:b/>
+      <w:kern w:val="0"/>
+      <w:sz w:val="24"/>
+      <w:lang w:bidi="en-US"/>
+    </w:rPr>
+  </w:style>
+  <w:style w:type="character" w:customStyle="1" w:styleId="BN8">
+    <w:name w:val="BN_正文缩进 字符"/>
+    <w:link w:val="BN"/>
+    <w:rsid w:val="00882A20"/>
+    <w:rPr>
+      <w:rFonts w:ascii="Calibri" w:eastAsia="宋体" w:hAnsi="Calibri" w:cs="Times New Roman"/>
+      <w:kern w:val="0"/>
+      <w:sz w:val="24"/>
+      <w:lang w:bidi="en-US"/>
+    </w:rPr>
+  </w:style>
+  <w:style w:type="character" w:customStyle="1" w:styleId="BN20">
+    <w:name w:val="BN_标题2 字符"/>
+    <w:link w:val="BN2"/>
+    <w:rsid w:val="00882A20"/>
+    <w:rPr>
+      <w:rFonts w:ascii="Arial" w:eastAsia="黑体" w:hAnsi="Arial" w:cs="Times New Roman"/>
+      <w:b/>
+      <w:kern w:val="0"/>
+      <w:sz w:val="32"/>
+      <w:lang w:bidi="en-US"/>
+    </w:rPr>
+  </w:style>
+  <w:style w:type="paragraph" w:customStyle="1" w:styleId="BN7">
+    <w:name w:val="BN_标题7"/>
+    <w:basedOn w:val="a"/>
+    <w:next w:val="BN"/>
+    <w:rsid w:val="00882A20"/>
+    <w:pPr>
+      <w:widowControl/>
+      <w:numPr>
+        <w:ilvl w:val="7"/>
+        <w:numId w:val="9"/>
+      </w:numPr>
+      <w:spacing w:after="200" w:line="276" w:lineRule="auto"/>
+      <w:jc w:val="left"/>
+      <w:outlineLvl w:val="6"/>
+    </w:pPr>
+    <w:rPr>
+      <w:rFonts w:ascii="Arial" w:eastAsia="黑体" w:hAnsi="Arial" w:cs="Times New Roman"/>
+      <w:szCs w:val="24"/>
+      <w:lang w:bidi="en-US"/>
+    </w:rPr>
+  </w:style>
 </w:styles>
 </file>
 

--- a/test/test.docx
+++ b/test/test.docx
@@ -279,10 +279,10 @@
             <v:path o:extrusionok="f" gradientshapeok="t" o:connecttype="rect"/>
             <o:lock v:ext="edit" aspectratio="t"/>
           </v:shapetype>
-          <v:shape id="_x0000_i1025" type="#_x0000_t75" style="width:435.1pt;height:155.7pt" o:ole="">
+          <v:shape id="_x0000_i1025" type="#_x0000_t75" style="width:435.3pt;height:155.65pt" o:ole="">
             <v:imagedata r:id="rId7" o:title=""/>
           </v:shape>
-          <o:OLEObject Type="Embed" ProgID="AutoCAD.Drawing.19" ShapeID="_x0000_i1025" DrawAspect="Content" ObjectID="_1846844956" r:id="rId8"/>
+          <o:OLEObject Type="Embed" ProgID="AutoCAD.Drawing.19" ShapeID="_x0000_i1025" DrawAspect="Content" ObjectID="_1847273873" r:id="rId8"/>
         </w:object>
       </w:r>
     </w:p>
@@ -315,10 +315,10 @@
       </w:pPr>
       <w:r>
         <w:object w:dxaOrig="19260" w:dyaOrig="7005">
-          <v:shape id="_x0000_i1026" type="#_x0000_t75" style="width:412.9pt;height:147.1pt" o:ole="">
+          <v:shape id="_x0000_i1026" type="#_x0000_t75" style="width:413.15pt;height:147.3pt" o:ole="">
             <v:imagedata r:id="rId9" o:title=""/>
           </v:shape>
-          <o:OLEObject Type="Embed" ProgID="AutoCAD.Drawing.19" ShapeID="_x0000_i1026" DrawAspect="Content" ObjectID="_1846844957" r:id="rId10"/>
+          <o:OLEObject Type="Embed" ProgID="AutoCAD.Drawing.19" ShapeID="_x0000_i1026" DrawAspect="Content" ObjectID="_1847273874" r:id="rId10"/>
         </w:object>
       </w:r>
     </w:p>
@@ -2145,6 +2145,94 @@
         <w:t>无</w:t>
       </w:r>
     </w:p>
+    <w:bookmarkStart w:id="21" w:name="_Toc15195"/>
+    <w:p>
+      <w:pPr>
+        <w:adjustRightInd w:val="0"/>
+        <w:snapToGrid w:val="0"/>
+        <w:spacing w:afterLines="50" w:after="156" w:line="360" w:lineRule="auto"/>
+        <w:jc w:val="center"/>
+        <w:outlineLvl w:val="0"/>
+        <w:rPr>
+          <w:rFonts w:ascii="黑体" w:eastAsia="宋体" w:hAnsi="黑体"/>
+          <w:b/>
+          <w:snapToGrid w:val="0"/>
+          <w:sz w:val="32"/>
+        </w:rPr>
+      </w:pPr>
+      <w:r>
+        <w:fldChar w:fldCharType="begin"/>
+      </w:r>
+      <w:r>
+        <w:instrText xml:space="preserve"> HYPERLINK \l "_Toc27841" </w:instrText>
+      </w:r>
+      <w:r>
+        <w:fldChar w:fldCharType="separate"/>
+      </w:r>
+      <w:r>
+        <w:rPr>
+          <w:rFonts w:ascii="黑体" w:eastAsia="宋体" w:hAnsi="黑体" w:hint="eastAsia"/>
+          <w:b/>
+          <w:snapToGrid w:val="0"/>
+          <w:sz w:val="32"/>
+        </w:rPr>
+        <w:t>第六章</w:t>
+      </w:r>
+      <w:r>
+        <w:rPr>
+          <w:rFonts w:ascii="黑体" w:eastAsia="宋体" w:hAnsi="黑体" w:hint="eastAsia"/>
+          <w:b/>
+          <w:snapToGrid w:val="0"/>
+          <w:sz w:val="32"/>
+        </w:rPr>
+        <w:t xml:space="preserve">  </w:t>
+      </w:r>
+      <w:r>
+        <w:rPr>
+          <w:rFonts w:ascii="黑体" w:eastAsia="宋体" w:hAnsi="黑体" w:hint="eastAsia"/>
+          <w:b/>
+          <w:snapToGrid w:val="0"/>
+          <w:sz w:val="32"/>
+        </w:rPr>
+        <w:t>图纸</w:t>
+      </w:r>
+      <w:r>
+        <w:rPr>
+          <w:rFonts w:ascii="黑体" w:eastAsia="宋体" w:hAnsi="黑体"/>
+          <w:b/>
+          <w:snapToGrid w:val="0"/>
+          <w:sz w:val="32"/>
+        </w:rPr>
+        <w:fldChar w:fldCharType="end"/>
+      </w:r>
+      <w:r>
+        <w:rPr>
+          <w:rFonts w:ascii="黑体" w:eastAsia="宋体" w:hAnsi="黑体" w:hint="eastAsia"/>
+          <w:b/>
+          <w:snapToGrid w:val="0"/>
+          <w:sz w:val="32"/>
+        </w:rPr>
+        <w:t>（如有）</w:t>
+      </w:r>
+      <w:bookmarkEnd w:id="21"/>
+    </w:p>
+    <w:p>
+      <w:pPr>
+        <w:spacing w:line="480" w:lineRule="exact"/>
+        <w:ind w:firstLineChars="200" w:firstLine="420"/>
+        <w:rPr>
+          <w:rFonts w:eastAsia="宋体" w:hint="eastAsia"/>
+          <w:kern w:val="24"/>
+        </w:rPr>
+      </w:pPr>
+      <w:r>
+        <w:rPr>
+          <w:rFonts w:eastAsia="宋体" w:hint="eastAsia"/>
+          <w:kern w:val="24"/>
+        </w:rPr>
+        <w:t>无</w:t>
+      </w:r>
+    </w:p>
     <w:p>
       <w:pPr>
         <w:pStyle w:val="1"/>
@@ -2190,8 +2278,8 @@
           <w:szCs w:val="28"/>
         </w:rPr>
       </w:pPr>
-      <w:bookmarkStart w:id="21" w:name="_Toc28669"/>
-      <w:bookmarkStart w:id="22" w:name="OLE_LINK14"/>
+      <w:bookmarkStart w:id="22" w:name="_Toc28669"/>
+      <w:bookmarkStart w:id="23" w:name="OLE_LINK14"/>
       <w:r>
         <w:rPr>
           <w:rFonts w:ascii="黑体" w:eastAsia="黑体" w:hAnsi="黑体" w:hint="eastAsia"/>
@@ -2201,9 +2289,9 @@
         </w:rPr>
         <w:t>3.1 总体要求</w:t>
       </w:r>
-      <w:bookmarkEnd w:id="21"/>
-    </w:p>
-    <w:bookmarkEnd w:id="22"/>
+      <w:bookmarkEnd w:id="22"/>
+    </w:p>
+    <w:bookmarkEnd w:id="23"/>
     <w:p>
       <w:pPr>
         <w:ind w:firstLine="480"/>
@@ -2227,7 +2315,17 @@
           <w:color w:val="000000"/>
           <w:sz w:val="24"/>
         </w:rPr>
-        <w:t>1）本用户需求书仅提出本工程最基本的技术要求或主要要求，不应理解成完整的详细要求，投标人应对本用户需求书进行完善和细化，如有遗漏，投标人应予以补充，否则，一旦中标将认为投标人认同遗漏部分并免费补足。</w:t>
+        <w:t>1）本用户需求书仅提出本工程最基本的技术要求或主要要求，不应理解成完整的详细要求，投标人</w:t>
+      </w:r>
+      <w:bookmarkStart w:id="24" w:name="_GoBack"/>
+      <w:bookmarkEnd w:id="24"/>
+      <w:r>
+        <w:rPr>
+          <w:rFonts w:hint="eastAsia"/>
+          <w:color w:val="000000"/>
+          <w:sz w:val="24"/>
+        </w:rPr>
+        <w:t>应对本用户需求书进行完善和细化，如有遗漏，投标人应予以补充，否则，一旦中标将认为投标人认同遗漏部分并免费补足。</w:t>
       </w:r>
     </w:p>
     <w:p>
@@ -2290,9 +2388,9 @@
           <w:szCs w:val="24"/>
         </w:rPr>
       </w:pPr>
-      <w:bookmarkStart w:id="23" w:name="_Toc340477122"/>
-      <w:bookmarkStart w:id="24" w:name="_Toc387334839"/>
-      <w:bookmarkStart w:id="25" w:name="_Toc29659"/>
+      <w:bookmarkStart w:id="25" w:name="_Toc340477122"/>
+      <w:bookmarkStart w:id="26" w:name="_Toc387334839"/>
+      <w:bookmarkStart w:id="27" w:name="_Toc29659"/>
       <w:r>
         <w:rPr>
           <w:rFonts w:eastAsia="黑体" w:hint="eastAsia"/>
@@ -2313,9 +2411,9 @@
         </w:rPr>
         <w:t>第一次设计联络会议</w:t>
       </w:r>
-      <w:bookmarkEnd w:id="23"/>
-      <w:bookmarkEnd w:id="24"/>
       <w:bookmarkEnd w:id="25"/>
+      <w:bookmarkEnd w:id="26"/>
+      <w:bookmarkEnd w:id="27"/>
     </w:p>
     <w:p>
       <w:pPr>
@@ -2549,6 +2647,7 @@
           <w:rFonts w:ascii="宋体" w:eastAsia="宋体" w:hAnsi="宋体"/>
           <w:szCs w:val="21"/>
         </w:rPr>
+        <w:lastRenderedPageBreak/>
         <w:t>2．所列</w:t>
       </w:r>
       <w:r>
@@ -2631,7 +2730,6 @@
           <w:rFonts w:ascii="宋体" w:eastAsia="宋体" w:hAnsi="宋体"/>
           <w:szCs w:val="21"/>
         </w:rPr>
-        <w:lastRenderedPageBreak/>
         <w:t>4.投标人应如实、准确填报，</w:t>
       </w:r>
       <w:r>
@@ -2869,14 +2967,14 @@
           <w:numId w:val="0"/>
         </w:numPr>
       </w:pPr>
-      <w:bookmarkStart w:id="26" w:name="_Toc297369523"/>
-      <w:bookmarkStart w:id="27" w:name="_Toc297369825"/>
-      <w:bookmarkStart w:id="28" w:name="_Toc296609297"/>
-      <w:bookmarkStart w:id="29" w:name="_Toc297369220"/>
-      <w:bookmarkStart w:id="30" w:name="_Toc297370431"/>
-      <w:bookmarkStart w:id="31" w:name="_Toc297217620"/>
-      <w:bookmarkStart w:id="32" w:name="_Toc297366064"/>
-      <w:bookmarkStart w:id="33" w:name="_Toc235457758"/>
+      <w:bookmarkStart w:id="28" w:name="_Toc297369523"/>
+      <w:bookmarkStart w:id="29" w:name="_Toc297369825"/>
+      <w:bookmarkStart w:id="30" w:name="_Toc296609297"/>
+      <w:bookmarkStart w:id="31" w:name="_Toc297369220"/>
+      <w:bookmarkStart w:id="32" w:name="_Toc297370431"/>
+      <w:bookmarkStart w:id="33" w:name="_Toc297217620"/>
+      <w:bookmarkStart w:id="34" w:name="_Toc297366064"/>
+      <w:bookmarkStart w:id="35" w:name="_Toc235457758"/>
       <w:r>
         <w:rPr>
           <w:rFonts w:hint="eastAsia"/>
@@ -2889,14 +2987,14 @@
       <w:r>
         <w:t>项目班子情况表</w:t>
       </w:r>
-      <w:bookmarkEnd w:id="26"/>
-      <w:bookmarkEnd w:id="27"/>
       <w:bookmarkEnd w:id="28"/>
       <w:bookmarkEnd w:id="29"/>
       <w:bookmarkEnd w:id="30"/>
       <w:bookmarkEnd w:id="31"/>
       <w:bookmarkEnd w:id="32"/>
       <w:bookmarkEnd w:id="33"/>
+      <w:bookmarkEnd w:id="34"/>
+      <w:bookmarkEnd w:id="35"/>
     </w:p>
     <w:p>
       <w:pPr>
@@ -2906,7 +3004,7 @@
           <w:numId w:val="0"/>
         </w:numPr>
       </w:pPr>
-      <w:bookmarkStart w:id="34" w:name="_Toc235457759"/>
+      <w:bookmarkStart w:id="36" w:name="_Toc235457759"/>
       <w:r>
         <w:rPr>
           <w:rFonts w:hint="eastAsia"/>
@@ -2928,19 +3026,17 @@
         </w:rPr>
         <w:t>项目负责人——赵嘉</w:t>
       </w:r>
-      <w:bookmarkEnd w:id="34"/>
+      <w:bookmarkEnd w:id="36"/>
     </w:p>
     <w:p>
       <w:pPr>
         <w:spacing w:line="480" w:lineRule="exact"/>
         <w:ind w:firstLineChars="200" w:firstLine="420"/>
         <w:rPr>
-          <w:rFonts w:eastAsia="宋体" w:hint="eastAsia"/>
-          <w:kern w:val="24"/>
-        </w:rPr>
-      </w:pPr>
-      <w:bookmarkStart w:id="35" w:name="_GoBack"/>
-      <w:bookmarkEnd w:id="35"/>
+          <w:rFonts w:eastAsia="宋体"/>
+          <w:kern w:val="24"/>
+        </w:rPr>
+      </w:pPr>
     </w:p>
     <w:sectPr>
       <w:pgSz w:w="11906" w:h="16838"/>

--- a/test/test.docx
+++ b/test/test.docx
@@ -282,7 +282,7 @@
           <v:shape id="_x0000_i1025" type="#_x0000_t75" style="width:435.3pt;height:155.65pt" o:ole="">
             <v:imagedata r:id="rId7" o:title=""/>
           </v:shape>
-          <o:OLEObject Type="Embed" ProgID="AutoCAD.Drawing.19" ShapeID="_x0000_i1025" DrawAspect="Content" ObjectID="_1847273873" r:id="rId8"/>
+          <o:OLEObject Type="Embed" ProgID="AutoCAD.Drawing.19" ShapeID="_x0000_i1025" DrawAspect="Content" ObjectID="_1847432765" r:id="rId8"/>
         </w:object>
       </w:r>
     </w:p>
@@ -318,7 +318,7 @@
           <v:shape id="_x0000_i1026" type="#_x0000_t75" style="width:413.15pt;height:147.3pt" o:ole="">
             <v:imagedata r:id="rId9" o:title=""/>
           </v:shape>
-          <o:OLEObject Type="Embed" ProgID="AutoCAD.Drawing.19" ShapeID="_x0000_i1026" DrawAspect="Content" ObjectID="_1847273874" r:id="rId10"/>
+          <o:OLEObject Type="Embed" ProgID="AutoCAD.Drawing.19" ShapeID="_x0000_i1026" DrawAspect="Content" ObjectID="_1847432766" r:id="rId10"/>
         </w:object>
       </w:r>
     </w:p>
@@ -2221,7 +2221,7 @@
         <w:spacing w:line="480" w:lineRule="exact"/>
         <w:ind w:firstLineChars="200" w:firstLine="420"/>
         <w:rPr>
-          <w:rFonts w:eastAsia="宋体" w:hint="eastAsia"/>
+          <w:rFonts w:eastAsia="宋体"/>
           <w:kern w:val="24"/>
         </w:rPr>
       </w:pPr>
@@ -2315,17 +2315,7 @@
           <w:color w:val="000000"/>
           <w:sz w:val="24"/>
         </w:rPr>
-        <w:t>1）本用户需求书仅提出本工程最基本的技术要求或主要要求，不应理解成完整的详细要求，投标人</w:t>
-      </w:r>
-      <w:bookmarkStart w:id="24" w:name="_GoBack"/>
-      <w:bookmarkEnd w:id="24"/>
-      <w:r>
-        <w:rPr>
-          <w:rFonts w:hint="eastAsia"/>
-          <w:color w:val="000000"/>
-          <w:sz w:val="24"/>
-        </w:rPr>
-        <w:t>应对本用户需求书进行完善和细化，如有遗漏，投标人应予以补充，否则，一旦中标将认为投标人认同遗漏部分并免费补足。</w:t>
+        <w:t>1）本用户需求书仅提出本工程最基本的技术要求或主要要求，不应理解成完整的详细要求，投标人应对本用户需求书进行完善和细化，如有遗漏，投标人应予以补充，否则，一旦中标将认为投标人认同遗漏部分并免费补足。</w:t>
       </w:r>
     </w:p>
     <w:p>
@@ -2388,9 +2378,9 @@
           <w:szCs w:val="24"/>
         </w:rPr>
       </w:pPr>
-      <w:bookmarkStart w:id="25" w:name="_Toc340477122"/>
-      <w:bookmarkStart w:id="26" w:name="_Toc387334839"/>
-      <w:bookmarkStart w:id="27" w:name="_Toc29659"/>
+      <w:bookmarkStart w:id="24" w:name="_Toc340477122"/>
+      <w:bookmarkStart w:id="25" w:name="_Toc387334839"/>
+      <w:bookmarkStart w:id="26" w:name="_Toc29659"/>
       <w:r>
         <w:rPr>
           <w:rFonts w:eastAsia="黑体" w:hint="eastAsia"/>
@@ -2411,9 +2401,9 @@
         </w:rPr>
         <w:t>第一次设计联络会议</w:t>
       </w:r>
+      <w:bookmarkEnd w:id="24"/>
       <w:bookmarkEnd w:id="25"/>
       <w:bookmarkEnd w:id="26"/>
-      <w:bookmarkEnd w:id="27"/>
     </w:p>
     <w:p>
       <w:pPr>
@@ -2967,14 +2957,14 @@
           <w:numId w:val="0"/>
         </w:numPr>
       </w:pPr>
-      <w:bookmarkStart w:id="28" w:name="_Toc297369523"/>
-      <w:bookmarkStart w:id="29" w:name="_Toc297369825"/>
-      <w:bookmarkStart w:id="30" w:name="_Toc296609297"/>
-      <w:bookmarkStart w:id="31" w:name="_Toc297369220"/>
-      <w:bookmarkStart w:id="32" w:name="_Toc297370431"/>
-      <w:bookmarkStart w:id="33" w:name="_Toc297217620"/>
-      <w:bookmarkStart w:id="34" w:name="_Toc297366064"/>
-      <w:bookmarkStart w:id="35" w:name="_Toc235457758"/>
+      <w:bookmarkStart w:id="27" w:name="_Toc297369523"/>
+      <w:bookmarkStart w:id="28" w:name="_Toc297369825"/>
+      <w:bookmarkStart w:id="29" w:name="_Toc296609297"/>
+      <w:bookmarkStart w:id="30" w:name="_Toc297369220"/>
+      <w:bookmarkStart w:id="31" w:name="_Toc297370431"/>
+      <w:bookmarkStart w:id="32" w:name="_Toc297217620"/>
+      <w:bookmarkStart w:id="33" w:name="_Toc297366064"/>
+      <w:bookmarkStart w:id="34" w:name="_Toc235457758"/>
       <w:r>
         <w:rPr>
           <w:rFonts w:hint="eastAsia"/>
@@ -2987,6 +2977,7 @@
       <w:r>
         <w:t>项目班子情况表</w:t>
       </w:r>
+      <w:bookmarkEnd w:id="27"/>
       <w:bookmarkEnd w:id="28"/>
       <w:bookmarkEnd w:id="29"/>
       <w:bookmarkEnd w:id="30"/>
@@ -2994,7 +2985,6 @@
       <w:bookmarkEnd w:id="32"/>
       <w:bookmarkEnd w:id="33"/>
       <w:bookmarkEnd w:id="34"/>
-      <w:bookmarkEnd w:id="35"/>
     </w:p>
     <w:p>
       <w:pPr>
@@ -3004,7 +2994,7 @@
           <w:numId w:val="0"/>
         </w:numPr>
       </w:pPr>
-      <w:bookmarkStart w:id="36" w:name="_Toc235457759"/>
+      <w:bookmarkStart w:id="35" w:name="_Toc235457759"/>
       <w:r>
         <w:rPr>
           <w:rFonts w:hint="eastAsia"/>
@@ -3026,10 +3016,69 @@
         </w:rPr>
         <w:t>项目负责人——赵嘉</w:t>
       </w:r>
-      <w:bookmarkEnd w:id="36"/>
-    </w:p>
-    <w:p>
-      <w:pPr>
+      <w:bookmarkEnd w:id="35"/>
+    </w:p>
+    <w:p>
+      <w:pPr>
+        <w:pStyle w:val="BN"/>
+        <w:spacing w:before="156"/>
+      </w:pPr>
+    </w:p>
+    <w:p>
+      <w:pPr>
+        <w:numPr>
+          <w:ilvl w:val="1"/>
+          <w:numId w:val="2"/>
+        </w:numPr>
+        <w:spacing w:before="200" w:after="200"/>
+        <w:ind w:left="0" w:firstLine="0"/>
+        <w:outlineLvl w:val="3"/>
+        <w:rPr>
+          <w:rFonts w:eastAsia="等线"/>
+          <w:sz w:val="28"/>
+        </w:rPr>
+      </w:pPr>
+      <w:r>
+        <w:rPr>
+          <w:rFonts w:eastAsia="等线" w:hint="eastAsia"/>
+          <w:sz w:val="28"/>
+        </w:rPr>
+        <w:t>接口要求</w:t>
+      </w:r>
+    </w:p>
+    <w:p>
+      <w:pPr>
+        <w:numPr>
+          <w:ilvl w:val="2"/>
+          <w:numId w:val="2"/>
+        </w:numPr>
+        <w:spacing w:before="200" w:after="200" w:line="480" w:lineRule="exact"/>
+        <w:ind w:left="0" w:firstLine="0"/>
+        <w:outlineLvl w:val="4"/>
+        <w:rPr>
+          <w:rFonts w:ascii="等线" w:eastAsia="宋体" w:hAnsi="等线"/>
+          <w:szCs w:val="20"/>
+        </w:rPr>
+      </w:pPr>
+      <w:r>
+        <w:rPr>
+          <w:rFonts w:ascii="等线" w:eastAsia="宋体" w:hAnsi="等线" w:hint="eastAsia"/>
+          <w:szCs w:val="20"/>
+        </w:rPr>
+        <w:t xml:space="preserve"> </w:t>
+      </w:r>
+      <w:r>
+        <w:rPr>
+          <w:rFonts w:ascii="等线" w:eastAsia="宋体" w:hAnsi="等线" w:hint="eastAsia"/>
+          <w:szCs w:val="20"/>
+        </w:rPr>
+        <w:t>与生产云线路接入系统的接口</w:t>
+      </w:r>
+    </w:p>
+    <w:p>
+      <w:pPr>
+        <w:adjustRightInd w:val="0"/>
+        <w:snapToGrid w:val="0"/>
         <w:spacing w:line="480" w:lineRule="exact"/>
         <w:ind w:firstLineChars="200" w:firstLine="420"/>
         <w:rPr>
@@ -3037,6 +3086,2204 @@
           <w:kern w:val="24"/>
         </w:rPr>
       </w:pPr>
+      <w:r>
+        <w:rPr>
+          <w:rFonts w:eastAsia="宋体" w:hint="eastAsia"/>
+          <w:kern w:val="24"/>
+        </w:rPr>
+        <w:lastRenderedPageBreak/>
+        <w:t>1</w:t>
+      </w:r>
+      <w:r>
+        <w:rPr>
+          <w:rFonts w:eastAsia="宋体" w:hint="eastAsia"/>
+          <w:kern w:val="24"/>
+        </w:rPr>
+        <w:t>）基本要求</w:t>
+      </w:r>
+    </w:p>
+    <w:p>
+      <w:pPr>
+        <w:adjustRightInd w:val="0"/>
+        <w:snapToGrid w:val="0"/>
+        <w:spacing w:line="480" w:lineRule="exact"/>
+        <w:ind w:firstLineChars="200" w:firstLine="420"/>
+        <w:rPr>
+          <w:rFonts w:eastAsia="宋体"/>
+          <w:kern w:val="24"/>
+        </w:rPr>
+      </w:pPr>
+      <w:r>
+        <w:rPr>
+          <w:rFonts w:eastAsia="宋体" w:hint="eastAsia"/>
+          <w:kern w:val="24"/>
+        </w:rPr>
+        <w:t>投标人应根据</w:t>
+      </w:r>
+      <w:r>
+        <w:rPr>
+          <w:rFonts w:eastAsia="宋体" w:hint="eastAsia"/>
+          <w:kern w:val="24"/>
+        </w:rPr>
+        <w:t>22</w:t>
+      </w:r>
+      <w:r>
+        <w:rPr>
+          <w:rFonts w:eastAsia="宋体" w:hint="eastAsia"/>
+          <w:kern w:val="24"/>
+        </w:rPr>
+        <w:t>号线一期接口说明，结合深圳地铁生产云应用情况调研，对</w:t>
+      </w:r>
+      <w:r>
+        <w:rPr>
+          <w:rFonts w:eastAsia="宋体" w:hint="eastAsia"/>
+          <w:kern w:val="24"/>
+        </w:rPr>
+        <w:t>22</w:t>
+      </w:r>
+      <w:r>
+        <w:rPr>
+          <w:rFonts w:eastAsia="宋体" w:hint="eastAsia"/>
+          <w:kern w:val="24"/>
+        </w:rPr>
+        <w:t>号线一期全线</w:t>
+      </w:r>
+      <w:r>
+        <w:rPr>
+          <w:rFonts w:eastAsia="宋体" w:hint="eastAsia"/>
+          <w:kern w:val="24"/>
+        </w:rPr>
+        <w:t>PIS</w:t>
+      </w:r>
+      <w:r>
+        <w:rPr>
+          <w:rFonts w:eastAsia="宋体" w:hint="eastAsia"/>
+          <w:kern w:val="24"/>
+        </w:rPr>
+        <w:t>与生产云接口方案与接口风险控制进行专题研究。投标人应承诺提供完整的接入生产云的实施方案，如在接入生产云实施过程中需增加硬件、软件设备、操作系统、数据库等均包含在本次投标报价中，不应增加额外的费用。</w:t>
+      </w:r>
+    </w:p>
+    <w:p>
+      <w:pPr>
+        <w:adjustRightInd w:val="0"/>
+        <w:snapToGrid w:val="0"/>
+        <w:spacing w:line="480" w:lineRule="exact"/>
+        <w:ind w:firstLineChars="200" w:firstLine="420"/>
+        <w:rPr>
+          <w:rFonts w:eastAsia="宋体"/>
+          <w:kern w:val="24"/>
+        </w:rPr>
+      </w:pPr>
+      <w:r>
+        <w:rPr>
+          <w:rFonts w:eastAsia="宋体" w:hint="eastAsia"/>
+          <w:kern w:val="24"/>
+        </w:rPr>
+        <w:t>并需针对以下问题进行详细的说明：</w:t>
+      </w:r>
+    </w:p>
+    <w:p>
+      <w:pPr>
+        <w:pStyle w:val="BN"/>
+        <w:spacing w:before="156"/>
+      </w:pPr>
+    </w:p>
+    <w:p>
+      <w:pPr>
+        <w:pStyle w:val="1"/>
+        <w:keepNext w:val="0"/>
+        <w:keepLines w:val="0"/>
+        <w:numPr>
+          <w:ilvl w:val="0"/>
+          <w:numId w:val="6"/>
+        </w:numPr>
+        <w:adjustRightInd w:val="0"/>
+        <w:snapToGrid w:val="0"/>
+        <w:jc w:val="left"/>
+        <w:rPr>
+          <w:rFonts w:ascii="黑体" w:eastAsia="黑体" w:hAnsi="黑体"/>
+          <w:color w:val="000000"/>
+          <w:sz w:val="30"/>
+          <w:szCs w:val="30"/>
+        </w:rPr>
+      </w:pPr>
+      <w:r>
+        <w:rPr>
+          <w:rFonts w:ascii="黑体" w:eastAsia="黑体" w:hAnsi="黑体" w:hint="eastAsia"/>
+          <w:color w:val="000000"/>
+          <w:sz w:val="30"/>
+          <w:szCs w:val="30"/>
+        </w:rPr>
+        <w:t>投标人资格要求</w:t>
+      </w:r>
+    </w:p>
+    <w:tbl>
+      <w:tblPr>
+        <w:tblW w:w="5000" w:type="pct"/>
+        <w:jc w:val="center"/>
+        <w:tblBorders>
+          <w:top w:val="single" w:sz="4" w:space="0" w:color="auto"/>
+          <w:left w:val="single" w:sz="4" w:space="0" w:color="auto"/>
+          <w:bottom w:val="single" w:sz="4" w:space="0" w:color="auto"/>
+          <w:right w:val="single" w:sz="4" w:space="0" w:color="auto"/>
+        </w:tblBorders>
+        <w:tblLayout w:type="fixed"/>
+        <w:tblLook w:val="04A0" w:firstRow="1" w:lastRow="0" w:firstColumn="1" w:lastColumn="0" w:noHBand="0" w:noVBand="1"/>
+      </w:tblPr>
+      <w:tblGrid>
+        <w:gridCol w:w="657"/>
+        <w:gridCol w:w="1097"/>
+        <w:gridCol w:w="1775"/>
+        <w:gridCol w:w="4767"/>
+      </w:tblGrid>
+      <w:tr>
+        <w:trPr>
+          <w:trHeight w:val="712"/>
+          <w:jc w:val="center"/>
+        </w:trPr>
+        <w:tc>
+          <w:tcPr>
+            <w:tcW w:w="675" w:type="dxa"/>
+            <w:tcBorders>
+              <w:top w:val="single" w:sz="4" w:space="0" w:color="auto"/>
+              <w:left w:val="single" w:sz="4" w:space="0" w:color="auto"/>
+              <w:bottom w:val="single" w:sz="4" w:space="0" w:color="auto"/>
+              <w:right w:val="single" w:sz="4" w:space="0" w:color="auto"/>
+            </w:tcBorders>
+            <w:vAlign w:val="center"/>
+          </w:tcPr>
+          <w:p>
+            <w:pPr>
+              <w:adjustRightInd w:val="0"/>
+              <w:snapToGrid w:val="0"/>
+              <w:jc w:val="center"/>
+              <w:rPr>
+                <w:rFonts w:ascii="宋体" w:eastAsia="宋体" w:hAnsi="宋体"/>
+                <w:bCs/>
+                <w:szCs w:val="21"/>
+              </w:rPr>
+            </w:pPr>
+            <w:r>
+              <w:rPr>
+                <w:rFonts w:ascii="宋体" w:eastAsia="宋体" w:hAnsi="宋体" w:hint="eastAsia"/>
+                <w:bCs/>
+                <w:szCs w:val="21"/>
+              </w:rPr>
+              <w:t>23</w:t>
+            </w:r>
+          </w:p>
+        </w:tc>
+        <w:tc>
+          <w:tcPr>
+            <w:tcW w:w="1133" w:type="dxa"/>
+            <w:tcBorders>
+              <w:top w:val="single" w:sz="4" w:space="0" w:color="auto"/>
+              <w:left w:val="single" w:sz="4" w:space="0" w:color="auto"/>
+              <w:bottom w:val="single" w:sz="4" w:space="0" w:color="auto"/>
+              <w:right w:val="single" w:sz="4" w:space="0" w:color="auto"/>
+            </w:tcBorders>
+            <w:vAlign w:val="center"/>
+          </w:tcPr>
+          <w:p>
+            <w:pPr>
+              <w:adjustRightInd w:val="0"/>
+              <w:snapToGrid w:val="0"/>
+              <w:jc w:val="center"/>
+              <w:rPr>
+                <w:rFonts w:eastAsia="宋体"/>
+              </w:rPr>
+            </w:pPr>
+            <w:r>
+              <w:rPr>
+                <w:rFonts w:eastAsia="宋体"/>
+              </w:rPr>
+              <w:t>3.5</w:t>
+            </w:r>
+          </w:p>
+        </w:tc>
+        <w:tc>
+          <w:tcPr>
+            <w:tcW w:w="1840" w:type="dxa"/>
+            <w:tcBorders>
+              <w:top w:val="single" w:sz="4" w:space="0" w:color="auto"/>
+              <w:left w:val="single" w:sz="4" w:space="0" w:color="auto"/>
+              <w:bottom w:val="single" w:sz="4" w:space="0" w:color="auto"/>
+              <w:right w:val="single" w:sz="4" w:space="0" w:color="auto"/>
+            </w:tcBorders>
+            <w:vAlign w:val="center"/>
+          </w:tcPr>
+          <w:p>
+            <w:pPr>
+              <w:adjustRightInd w:val="0"/>
+              <w:snapToGrid w:val="0"/>
+              <w:rPr>
+                <w:rFonts w:ascii="宋体" w:eastAsia="宋体" w:hAnsi="宋体"/>
+                <w:szCs w:val="21"/>
+              </w:rPr>
+            </w:pPr>
+            <w:r>
+              <w:rPr>
+                <w:rFonts w:ascii="宋体" w:eastAsia="宋体" w:hAnsi="宋体" w:hint="eastAsia"/>
+                <w:szCs w:val="21"/>
+              </w:rPr>
+              <w:t>是否允许递交备选投标方案</w:t>
+            </w:r>
+          </w:p>
+        </w:tc>
+        <w:tc>
+          <w:tcPr>
+            <w:tcW w:w="4959" w:type="dxa"/>
+            <w:tcBorders>
+              <w:top w:val="single" w:sz="4" w:space="0" w:color="auto"/>
+              <w:left w:val="single" w:sz="4" w:space="0" w:color="auto"/>
+              <w:bottom w:val="single" w:sz="4" w:space="0" w:color="auto"/>
+              <w:right w:val="single" w:sz="4" w:space="0" w:color="auto"/>
+            </w:tcBorders>
+            <w:vAlign w:val="center"/>
+          </w:tcPr>
+          <w:p>
+            <w:pPr>
+              <w:adjustRightInd w:val="0"/>
+              <w:snapToGrid w:val="0"/>
+              <w:spacing w:line="276" w:lineRule="auto"/>
+              <w:rPr>
+                <w:rFonts w:ascii="宋体" w:eastAsia="宋体" w:hAnsi="宋体"/>
+                <w:szCs w:val="21"/>
+                <w:u w:val="single"/>
+              </w:rPr>
+            </w:pPr>
+            <w:r>
+              <w:rPr>
+                <w:rFonts w:ascii="Wingdings 2" w:eastAsia="宋体" w:hAnsi="Wingdings 2"/>
+                <w:szCs w:val="21"/>
+              </w:rPr>
+              <w:sym w:font="Wingdings 2" w:char="F052"/>
+            </w:r>
+            <w:r>
+              <w:rPr>
+                <w:rFonts w:ascii="宋体" w:eastAsia="宋体" w:hAnsi="宋体" w:hint="eastAsia"/>
+                <w:szCs w:val="21"/>
+              </w:rPr>
+              <w:t>不允许</w:t>
+            </w:r>
+          </w:p>
+          <w:p>
+            <w:pPr>
+              <w:adjustRightInd w:val="0"/>
+              <w:snapToGrid w:val="0"/>
+              <w:spacing w:line="276" w:lineRule="auto"/>
+              <w:rPr>
+                <w:rFonts w:ascii="宋体" w:eastAsia="宋体" w:hAnsi="宋体"/>
+                <w:szCs w:val="21"/>
+                <w:u w:val="single"/>
+              </w:rPr>
+            </w:pPr>
+            <w:r>
+              <w:rPr>
+                <w:rFonts w:ascii="宋体" w:eastAsia="宋体" w:hAnsi="宋体"/>
+                <w:szCs w:val="21"/>
+              </w:rPr>
+              <w:t>□</w:t>
+            </w:r>
+            <w:r>
+              <w:rPr>
+                <w:rFonts w:ascii="宋体" w:eastAsia="宋体" w:hAnsi="宋体" w:hint="eastAsia"/>
+                <w:szCs w:val="21"/>
+              </w:rPr>
+              <w:t>允许</w:t>
+            </w:r>
+          </w:p>
+        </w:tc>
+      </w:tr>
+      <w:tr>
+        <w:tblPrEx>
+          <w:tblBorders>
+            <w:insideH w:val="double" w:sz="4" w:space="0" w:color="auto"/>
+            <w:insideV w:val="double" w:sz="4" w:space="0" w:color="auto"/>
+          </w:tblBorders>
+        </w:tblPrEx>
+        <w:trPr>
+          <w:trHeight w:val="712"/>
+          <w:jc w:val="center"/>
+        </w:trPr>
+        <w:tc>
+          <w:tcPr>
+            <w:tcW w:w="675" w:type="dxa"/>
+            <w:tcBorders>
+              <w:top w:val="single" w:sz="4" w:space="0" w:color="auto"/>
+              <w:left w:val="single" w:sz="4" w:space="0" w:color="auto"/>
+              <w:bottom w:val="single" w:sz="4" w:space="0" w:color="auto"/>
+              <w:right w:val="single" w:sz="4" w:space="0" w:color="auto"/>
+            </w:tcBorders>
+            <w:vAlign w:val="center"/>
+          </w:tcPr>
+          <w:p>
+            <w:pPr>
+              <w:adjustRightInd w:val="0"/>
+              <w:snapToGrid w:val="0"/>
+              <w:jc w:val="center"/>
+              <w:rPr>
+                <w:rFonts w:ascii="宋体" w:eastAsia="宋体" w:hAnsi="宋体"/>
+                <w:bCs/>
+                <w:szCs w:val="21"/>
+              </w:rPr>
+            </w:pPr>
+            <w:r>
+              <w:rPr>
+                <w:rFonts w:ascii="宋体" w:eastAsia="宋体" w:hAnsi="宋体" w:hint="eastAsia"/>
+                <w:bCs/>
+                <w:szCs w:val="21"/>
+              </w:rPr>
+              <w:t>24</w:t>
+            </w:r>
+          </w:p>
+        </w:tc>
+        <w:tc>
+          <w:tcPr>
+            <w:tcW w:w="1133" w:type="dxa"/>
+            <w:tcBorders>
+              <w:top w:val="single" w:sz="4" w:space="0" w:color="auto"/>
+              <w:left w:val="single" w:sz="4" w:space="0" w:color="auto"/>
+              <w:bottom w:val="single" w:sz="4" w:space="0" w:color="auto"/>
+              <w:right w:val="single" w:sz="4" w:space="0" w:color="auto"/>
+            </w:tcBorders>
+            <w:vAlign w:val="center"/>
+          </w:tcPr>
+          <w:p>
+            <w:pPr>
+              <w:adjustRightInd w:val="0"/>
+              <w:snapToGrid w:val="0"/>
+              <w:jc w:val="center"/>
+              <w:rPr>
+                <w:rFonts w:eastAsia="宋体"/>
+              </w:rPr>
+            </w:pPr>
+            <w:r>
+              <w:rPr>
+                <w:rFonts w:eastAsia="宋体"/>
+              </w:rPr>
+              <w:t>3.6.1</w:t>
+            </w:r>
+          </w:p>
+        </w:tc>
+        <w:tc>
+          <w:tcPr>
+            <w:tcW w:w="1840" w:type="dxa"/>
+            <w:tcBorders>
+              <w:top w:val="single" w:sz="4" w:space="0" w:color="auto"/>
+              <w:left w:val="single" w:sz="4" w:space="0" w:color="auto"/>
+              <w:bottom w:val="single" w:sz="4" w:space="0" w:color="auto"/>
+              <w:right w:val="single" w:sz="4" w:space="0" w:color="auto"/>
+            </w:tcBorders>
+            <w:vAlign w:val="center"/>
+          </w:tcPr>
+          <w:p>
+            <w:pPr>
+              <w:adjustRightInd w:val="0"/>
+              <w:snapToGrid w:val="0"/>
+              <w:rPr>
+                <w:rFonts w:ascii="宋体" w:eastAsia="宋体" w:hAnsi="宋体"/>
+                <w:szCs w:val="21"/>
+              </w:rPr>
+            </w:pPr>
+            <w:r>
+              <w:rPr>
+                <w:rFonts w:ascii="宋体" w:eastAsia="宋体" w:hAnsi="宋体" w:hint="eastAsia"/>
+                <w:szCs w:val="21"/>
+              </w:rPr>
+              <w:t>投标文件的编制</w:t>
+            </w:r>
+          </w:p>
+        </w:tc>
+        <w:tc>
+          <w:tcPr>
+            <w:tcW w:w="4959" w:type="dxa"/>
+            <w:tcBorders>
+              <w:top w:val="single" w:sz="4" w:space="0" w:color="auto"/>
+              <w:left w:val="single" w:sz="4" w:space="0" w:color="auto"/>
+              <w:bottom w:val="single" w:sz="4" w:space="0" w:color="auto"/>
+              <w:right w:val="single" w:sz="4" w:space="0" w:color="auto"/>
+            </w:tcBorders>
+            <w:vAlign w:val="center"/>
+          </w:tcPr>
+          <w:p>
+            <w:pPr>
+              <w:adjustRightInd w:val="0"/>
+              <w:snapToGrid w:val="0"/>
+              <w:spacing w:line="276" w:lineRule="auto"/>
+              <w:rPr>
+                <w:rFonts w:ascii="宋体" w:eastAsia="宋体" w:hAnsi="宋体"/>
+                <w:szCs w:val="21"/>
+              </w:rPr>
+            </w:pPr>
+            <w:r>
+              <w:rPr>
+                <w:rFonts w:ascii="宋体" w:eastAsia="宋体" w:hAnsi="宋体" w:hint="eastAsia"/>
+                <w:szCs w:val="21"/>
+              </w:rPr>
+              <w:t>本次投标文件需采用“深圳公共资源交易网”网站中的</w:t>
+            </w:r>
+            <w:r>
+              <w:rPr>
+                <w:rFonts w:ascii="宋体" w:eastAsia="宋体" w:hAnsi="宋体" w:hint="eastAsia"/>
+                <w:b/>
+                <w:sz w:val="22"/>
+                <w:szCs w:val="21"/>
+              </w:rPr>
+              <w:t>“深圳市自定义投标文件编制系统”</w:t>
+            </w:r>
+            <w:r>
+              <w:rPr>
+                <w:rFonts w:ascii="宋体" w:eastAsia="宋体" w:hAnsi="宋体" w:hint="eastAsia"/>
+                <w:szCs w:val="21"/>
+              </w:rPr>
+              <w:t>进行编制</w:t>
+            </w:r>
+          </w:p>
+        </w:tc>
+      </w:tr>
+      <w:tr>
+        <w:trPr>
+          <w:trHeight w:val="416"/>
+          <w:jc w:val="center"/>
+        </w:trPr>
+        <w:tc>
+          <w:tcPr>
+            <w:tcW w:w="675" w:type="dxa"/>
+            <w:tcBorders>
+              <w:top w:val="single" w:sz="4" w:space="0" w:color="auto"/>
+              <w:left w:val="single" w:sz="4" w:space="0" w:color="auto"/>
+              <w:bottom w:val="single" w:sz="4" w:space="0" w:color="auto"/>
+              <w:right w:val="single" w:sz="4" w:space="0" w:color="auto"/>
+            </w:tcBorders>
+            <w:vAlign w:val="center"/>
+          </w:tcPr>
+          <w:p>
+            <w:pPr>
+              <w:adjustRightInd w:val="0"/>
+              <w:snapToGrid w:val="0"/>
+              <w:jc w:val="center"/>
+              <w:rPr>
+                <w:rFonts w:ascii="宋体" w:eastAsia="宋体" w:hAnsi="宋体"/>
+                <w:bCs/>
+                <w:szCs w:val="21"/>
+              </w:rPr>
+            </w:pPr>
+            <w:r>
+              <w:rPr>
+                <w:rFonts w:ascii="宋体" w:eastAsia="宋体" w:hAnsi="宋体" w:hint="eastAsia"/>
+                <w:bCs/>
+                <w:szCs w:val="21"/>
+              </w:rPr>
+              <w:t>25</w:t>
+            </w:r>
+          </w:p>
+        </w:tc>
+        <w:tc>
+          <w:tcPr>
+            <w:tcW w:w="1133" w:type="dxa"/>
+            <w:tcBorders>
+              <w:top w:val="single" w:sz="4" w:space="0" w:color="auto"/>
+              <w:left w:val="single" w:sz="4" w:space="0" w:color="auto"/>
+              <w:bottom w:val="single" w:sz="4" w:space="0" w:color="auto"/>
+              <w:right w:val="single" w:sz="4" w:space="0" w:color="auto"/>
+            </w:tcBorders>
+            <w:vAlign w:val="center"/>
+          </w:tcPr>
+          <w:p>
+            <w:pPr>
+              <w:adjustRightInd w:val="0"/>
+              <w:snapToGrid w:val="0"/>
+              <w:jc w:val="center"/>
+              <w:rPr>
+                <w:rFonts w:eastAsia="宋体"/>
+              </w:rPr>
+            </w:pPr>
+            <w:r>
+              <w:rPr>
+                <w:rFonts w:eastAsia="宋体"/>
+              </w:rPr>
+              <w:t>4.1.1</w:t>
+            </w:r>
+          </w:p>
+        </w:tc>
+        <w:tc>
+          <w:tcPr>
+            <w:tcW w:w="1840" w:type="dxa"/>
+            <w:tcBorders>
+              <w:top w:val="single" w:sz="4" w:space="0" w:color="auto"/>
+              <w:left w:val="single" w:sz="4" w:space="0" w:color="auto"/>
+              <w:bottom w:val="single" w:sz="4" w:space="0" w:color="auto"/>
+              <w:right w:val="single" w:sz="4" w:space="0" w:color="auto"/>
+            </w:tcBorders>
+            <w:vAlign w:val="center"/>
+          </w:tcPr>
+          <w:p>
+            <w:pPr>
+              <w:adjustRightInd w:val="0"/>
+              <w:snapToGrid w:val="0"/>
+              <w:rPr>
+                <w:rFonts w:ascii="宋体" w:eastAsia="宋体" w:hAnsi="宋体"/>
+                <w:szCs w:val="21"/>
+              </w:rPr>
+            </w:pPr>
+            <w:r>
+              <w:rPr>
+                <w:rFonts w:ascii="宋体" w:eastAsia="宋体" w:hAnsi="宋体" w:hint="eastAsia"/>
+                <w:szCs w:val="21"/>
+              </w:rPr>
+              <w:t>投标文件递交截止时间</w:t>
+            </w:r>
+          </w:p>
+        </w:tc>
+        <w:tc>
+          <w:tcPr>
+            <w:tcW w:w="4959" w:type="dxa"/>
+            <w:tcBorders>
+              <w:top w:val="single" w:sz="4" w:space="0" w:color="auto"/>
+              <w:left w:val="single" w:sz="4" w:space="0" w:color="auto"/>
+              <w:bottom w:val="single" w:sz="4" w:space="0" w:color="auto"/>
+              <w:right w:val="single" w:sz="4" w:space="0" w:color="auto"/>
+            </w:tcBorders>
+            <w:vAlign w:val="center"/>
+          </w:tcPr>
+          <w:p>
+            <w:pPr>
+              <w:adjustRightInd w:val="0"/>
+              <w:snapToGrid w:val="0"/>
+              <w:rPr>
+                <w:rFonts w:ascii="宋体" w:eastAsia="宋体" w:hAnsi="宋体"/>
+                <w:b/>
+                <w:sz w:val="20"/>
+              </w:rPr>
+            </w:pPr>
+            <w:r>
+              <w:rPr>
+                <w:rFonts w:ascii="宋体" w:eastAsia="宋体" w:hAnsi="宋体"/>
+                <w:sz w:val="20"/>
+                <w:u w:val="single"/>
+              </w:rPr>
+              <w:t xml:space="preserve">    </w:t>
+            </w:r>
+            <w:r>
+              <w:rPr>
+                <w:rFonts w:ascii="宋体" w:eastAsia="宋体" w:hAnsi="宋体"/>
+                <w:sz w:val="20"/>
+              </w:rPr>
+              <w:fldChar w:fldCharType="begin"/>
+            </w:r>
+            <w:r>
+              <w:rPr>
+                <w:rFonts w:ascii="宋体" w:eastAsia="宋体" w:hAnsi="宋体"/>
+                <w:sz w:val="20"/>
+              </w:rPr>
+              <w:instrText xml:space="preserve"> AUTOTEXT  input61 \* MERGEFORMAT </w:instrText>
+            </w:r>
+            <w:r>
+              <w:rPr>
+                <w:rFonts w:ascii="宋体" w:eastAsia="宋体" w:hAnsi="宋体"/>
+                <w:sz w:val="20"/>
+              </w:rPr>
+              <w:fldChar w:fldCharType="end"/>
+            </w:r>
+            <w:r>
+              <w:rPr>
+                <w:rFonts w:ascii="宋体" w:eastAsia="宋体" w:hAnsi="宋体" w:hint="eastAsia"/>
+                <w:sz w:val="20"/>
+              </w:rPr>
+              <w:t>年</w:t>
+            </w:r>
+            <w:r>
+              <w:rPr>
+                <w:rFonts w:ascii="宋体" w:eastAsia="宋体" w:hAnsi="宋体"/>
+                <w:sz w:val="20"/>
+                <w:u w:val="single"/>
+              </w:rPr>
+              <w:t xml:space="preserve">    </w:t>
+            </w:r>
+            <w:r>
+              <w:rPr>
+                <w:rFonts w:ascii="宋体" w:eastAsia="宋体" w:hAnsi="宋体" w:hint="eastAsia"/>
+                <w:sz w:val="20"/>
+              </w:rPr>
+              <w:t>月</w:t>
+            </w:r>
+            <w:r>
+              <w:rPr>
+                <w:rFonts w:ascii="宋体" w:eastAsia="宋体" w:hAnsi="宋体"/>
+                <w:sz w:val="20"/>
+                <w:u w:val="single"/>
+              </w:rPr>
+              <w:t xml:space="preserve">    </w:t>
+            </w:r>
+            <w:r>
+              <w:rPr>
+                <w:rFonts w:ascii="宋体" w:eastAsia="宋体" w:hAnsi="宋体" w:hint="eastAsia"/>
+                <w:sz w:val="20"/>
+              </w:rPr>
+              <w:t>日</w:t>
+            </w:r>
+            <w:r>
+              <w:rPr>
+                <w:rFonts w:ascii="宋体" w:eastAsia="宋体" w:hAnsi="宋体"/>
+                <w:sz w:val="20"/>
+                <w:u w:val="single"/>
+              </w:rPr>
+              <w:t xml:space="preserve">    </w:t>
+            </w:r>
+            <w:r>
+              <w:rPr>
+                <w:rFonts w:ascii="宋体" w:eastAsia="宋体" w:hAnsi="宋体" w:hint="eastAsia"/>
+                <w:sz w:val="20"/>
+              </w:rPr>
+              <w:t>时</w:t>
+            </w:r>
+            <w:r>
+              <w:rPr>
+                <w:rFonts w:ascii="宋体" w:eastAsia="宋体" w:hAnsi="宋体"/>
+                <w:sz w:val="20"/>
+                <w:u w:val="single"/>
+              </w:rPr>
+              <w:t xml:space="preserve">    </w:t>
+            </w:r>
+            <w:r>
+              <w:rPr>
+                <w:rFonts w:ascii="宋体" w:eastAsia="宋体" w:hAnsi="宋体" w:hint="eastAsia"/>
+                <w:sz w:val="20"/>
+              </w:rPr>
+              <w:t>分，以交易中心平台发布为准。</w:t>
+            </w:r>
+          </w:p>
+        </w:tc>
+      </w:tr>
+      <w:tr>
+        <w:trPr>
+          <w:trHeight w:val="416"/>
+          <w:jc w:val="center"/>
+        </w:trPr>
+        <w:tc>
+          <w:tcPr>
+            <w:tcW w:w="675" w:type="dxa"/>
+            <w:tcBorders>
+              <w:top w:val="single" w:sz="4" w:space="0" w:color="auto"/>
+              <w:left w:val="single" w:sz="4" w:space="0" w:color="auto"/>
+              <w:right w:val="single" w:sz="4" w:space="0" w:color="auto"/>
+            </w:tcBorders>
+            <w:vAlign w:val="center"/>
+          </w:tcPr>
+          <w:p>
+            <w:pPr>
+              <w:adjustRightInd w:val="0"/>
+              <w:snapToGrid w:val="0"/>
+              <w:jc w:val="center"/>
+              <w:rPr>
+                <w:rFonts w:ascii="宋体" w:eastAsia="宋体" w:hAnsi="宋体"/>
+                <w:bCs/>
+                <w:szCs w:val="21"/>
+              </w:rPr>
+            </w:pPr>
+            <w:r>
+              <w:rPr>
+                <w:rFonts w:ascii="宋体" w:eastAsia="宋体" w:hAnsi="宋体" w:hint="eastAsia"/>
+                <w:bCs/>
+                <w:szCs w:val="21"/>
+              </w:rPr>
+              <w:t>26</w:t>
+            </w:r>
+          </w:p>
+        </w:tc>
+        <w:tc>
+          <w:tcPr>
+            <w:tcW w:w="1133" w:type="dxa"/>
+            <w:tcBorders>
+              <w:top w:val="single" w:sz="4" w:space="0" w:color="auto"/>
+              <w:left w:val="single" w:sz="4" w:space="0" w:color="auto"/>
+              <w:right w:val="single" w:sz="4" w:space="0" w:color="auto"/>
+            </w:tcBorders>
+            <w:vAlign w:val="center"/>
+          </w:tcPr>
+          <w:p>
+            <w:pPr>
+              <w:adjustRightInd w:val="0"/>
+              <w:snapToGrid w:val="0"/>
+              <w:jc w:val="center"/>
+              <w:rPr>
+                <w:rFonts w:eastAsia="宋体"/>
+              </w:rPr>
+            </w:pPr>
+            <w:r>
+              <w:rPr>
+                <w:rFonts w:eastAsia="宋体"/>
+              </w:rPr>
+              <w:t>4.1.2</w:t>
+            </w:r>
+          </w:p>
+        </w:tc>
+        <w:tc>
+          <w:tcPr>
+            <w:tcW w:w="1840" w:type="dxa"/>
+            <w:tcBorders>
+              <w:top w:val="single" w:sz="4" w:space="0" w:color="auto"/>
+              <w:left w:val="single" w:sz="4" w:space="0" w:color="auto"/>
+              <w:right w:val="single" w:sz="4" w:space="0" w:color="auto"/>
+            </w:tcBorders>
+            <w:vAlign w:val="center"/>
+          </w:tcPr>
+          <w:p>
+            <w:pPr>
+              <w:adjustRightInd w:val="0"/>
+              <w:snapToGrid w:val="0"/>
+              <w:rPr>
+                <w:rFonts w:ascii="宋体" w:eastAsia="宋体" w:hAnsi="宋体"/>
+                <w:szCs w:val="21"/>
+              </w:rPr>
+            </w:pPr>
+            <w:r>
+              <w:rPr>
+                <w:rFonts w:ascii="宋体" w:eastAsia="宋体" w:hAnsi="宋体" w:hint="eastAsia"/>
+                <w:szCs w:val="21"/>
+              </w:rPr>
+              <w:t>投标文件递交方式</w:t>
+            </w:r>
+          </w:p>
+        </w:tc>
+        <w:tc>
+          <w:tcPr>
+            <w:tcW w:w="4959" w:type="dxa"/>
+            <w:tcBorders>
+              <w:top w:val="single" w:sz="4" w:space="0" w:color="auto"/>
+              <w:left w:val="single" w:sz="4" w:space="0" w:color="auto"/>
+              <w:bottom w:val="single" w:sz="4" w:space="0" w:color="auto"/>
+              <w:right w:val="single" w:sz="4" w:space="0" w:color="auto"/>
+            </w:tcBorders>
+            <w:vAlign w:val="center"/>
+          </w:tcPr>
+          <w:p>
+            <w:pPr>
+              <w:adjustRightInd w:val="0"/>
+              <w:snapToGrid w:val="0"/>
+              <w:rPr>
+                <w:rFonts w:ascii="宋体" w:eastAsia="宋体" w:hAnsi="宋体"/>
+                <w:szCs w:val="21"/>
+              </w:rPr>
+            </w:pPr>
+            <w:r>
+              <w:rPr>
+                <w:rFonts w:ascii="宋体" w:eastAsia="宋体" w:hAnsi="宋体" w:hint="eastAsia"/>
+                <w:szCs w:val="21"/>
+              </w:rPr>
+              <w:t>投标人通过</w:t>
+            </w:r>
+            <w:r>
+              <w:rPr>
+                <w:rFonts w:ascii="宋体" w:eastAsia="宋体" w:hAnsi="宋体" w:hint="eastAsia"/>
+                <w:b/>
+                <w:sz w:val="22"/>
+                <w:szCs w:val="21"/>
+              </w:rPr>
+              <w:t>“深圳市自定义投标文件编制系统”</w:t>
+            </w:r>
+            <w:r>
+              <w:rPr>
+                <w:rFonts w:ascii="宋体" w:eastAsia="宋体" w:hAnsi="宋体" w:hint="eastAsia"/>
+                <w:szCs w:val="21"/>
+              </w:rPr>
+              <w:t>编制电子投标文件，并在截止时间前上传至“深圳公共资源交易网”。</w:t>
+            </w:r>
+          </w:p>
+        </w:tc>
+      </w:tr>
+      <w:tr>
+        <w:trPr>
+          <w:trHeight w:val="416"/>
+          <w:jc w:val="center"/>
+        </w:trPr>
+        <w:tc>
+          <w:tcPr>
+            <w:tcW w:w="675" w:type="dxa"/>
+            <w:tcBorders>
+              <w:top w:val="single" w:sz="4" w:space="0" w:color="auto"/>
+              <w:left w:val="single" w:sz="4" w:space="0" w:color="auto"/>
+              <w:right w:val="single" w:sz="4" w:space="0" w:color="auto"/>
+            </w:tcBorders>
+            <w:vAlign w:val="center"/>
+          </w:tcPr>
+          <w:p>
+            <w:pPr>
+              <w:adjustRightInd w:val="0"/>
+              <w:snapToGrid w:val="0"/>
+              <w:jc w:val="center"/>
+              <w:rPr>
+                <w:rFonts w:ascii="宋体" w:eastAsia="宋体" w:hAnsi="宋体"/>
+                <w:bCs/>
+                <w:szCs w:val="21"/>
+              </w:rPr>
+            </w:pPr>
+            <w:r>
+              <w:rPr>
+                <w:rFonts w:ascii="宋体" w:eastAsia="宋体" w:hAnsi="宋体" w:hint="eastAsia"/>
+                <w:bCs/>
+                <w:szCs w:val="21"/>
+              </w:rPr>
+              <w:t>27</w:t>
+            </w:r>
+          </w:p>
+        </w:tc>
+        <w:tc>
+          <w:tcPr>
+            <w:tcW w:w="1133" w:type="dxa"/>
+            <w:tcBorders>
+              <w:top w:val="single" w:sz="4" w:space="0" w:color="auto"/>
+              <w:left w:val="single" w:sz="4" w:space="0" w:color="auto"/>
+              <w:right w:val="single" w:sz="4" w:space="0" w:color="auto"/>
+            </w:tcBorders>
+            <w:vAlign w:val="center"/>
+          </w:tcPr>
+          <w:p>
+            <w:pPr>
+              <w:adjustRightInd w:val="0"/>
+              <w:snapToGrid w:val="0"/>
+              <w:jc w:val="center"/>
+              <w:rPr>
+                <w:rFonts w:eastAsia="宋体"/>
+              </w:rPr>
+            </w:pPr>
+            <w:r>
+              <w:rPr>
+                <w:rFonts w:eastAsia="宋体"/>
+              </w:rPr>
+              <w:t>/</w:t>
+            </w:r>
+          </w:p>
+        </w:tc>
+        <w:tc>
+          <w:tcPr>
+            <w:tcW w:w="1840" w:type="dxa"/>
+            <w:tcBorders>
+              <w:top w:val="single" w:sz="4" w:space="0" w:color="auto"/>
+              <w:left w:val="single" w:sz="4" w:space="0" w:color="auto"/>
+              <w:right w:val="single" w:sz="4" w:space="0" w:color="auto"/>
+            </w:tcBorders>
+            <w:vAlign w:val="center"/>
+          </w:tcPr>
+          <w:p>
+            <w:pPr>
+              <w:adjustRightInd w:val="0"/>
+              <w:snapToGrid w:val="0"/>
+              <w:rPr>
+                <w:rFonts w:ascii="宋体" w:eastAsia="宋体" w:hAnsi="宋体"/>
+                <w:szCs w:val="21"/>
+              </w:rPr>
+            </w:pPr>
+            <w:r>
+              <w:rPr>
+                <w:rFonts w:ascii="宋体" w:eastAsia="宋体" w:hAnsi="宋体" w:hint="eastAsia"/>
+                <w:szCs w:val="21"/>
+              </w:rPr>
+              <w:t>最低投标人数量的要求</w:t>
+            </w:r>
+          </w:p>
+        </w:tc>
+        <w:tc>
+          <w:tcPr>
+            <w:tcW w:w="4959" w:type="dxa"/>
+            <w:tcBorders>
+              <w:top w:val="single" w:sz="4" w:space="0" w:color="auto"/>
+              <w:left w:val="single" w:sz="4" w:space="0" w:color="auto"/>
+              <w:bottom w:val="single" w:sz="4" w:space="0" w:color="auto"/>
+              <w:right w:val="single" w:sz="4" w:space="0" w:color="auto"/>
+            </w:tcBorders>
+            <w:vAlign w:val="center"/>
+          </w:tcPr>
+          <w:p>
+            <w:pPr>
+              <w:spacing w:line="276" w:lineRule="auto"/>
+              <w:rPr>
+                <w:rFonts w:ascii="宋体" w:eastAsia="宋体" w:hAnsi="宋体"/>
+                <w:szCs w:val="21"/>
+              </w:rPr>
+            </w:pPr>
+            <w:r>
+              <w:rPr>
+                <w:rFonts w:ascii="宋体" w:eastAsia="宋体" w:hAnsi="宋体" w:hint="eastAsia"/>
+                <w:szCs w:val="21"/>
+              </w:rPr>
+              <w:t>提交投标文件的投标人不少于</w:t>
+            </w:r>
+            <w:r>
+              <w:rPr>
+                <w:rFonts w:ascii="宋体" w:eastAsia="宋体" w:hAnsi="宋体"/>
+                <w:szCs w:val="21"/>
+                <w:u w:val="single"/>
+              </w:rPr>
+              <w:t xml:space="preserve"> </w:t>
+            </w:r>
+            <w:r>
+              <w:rPr>
+                <w:rFonts w:ascii="宋体" w:eastAsia="宋体" w:hAnsi="宋体" w:hint="eastAsia"/>
+                <w:szCs w:val="21"/>
+                <w:u w:val="single"/>
+              </w:rPr>
+              <w:t xml:space="preserve">3 </w:t>
+            </w:r>
+            <w:r>
+              <w:rPr>
+                <w:rFonts w:ascii="宋体" w:eastAsia="宋体" w:hAnsi="宋体" w:hint="eastAsia"/>
+                <w:szCs w:val="21"/>
+              </w:rPr>
+              <w:t>家。</w:t>
+            </w:r>
+          </w:p>
+        </w:tc>
+      </w:tr>
+      <w:tr>
+        <w:trPr>
+          <w:trHeight w:val="416"/>
+          <w:jc w:val="center"/>
+        </w:trPr>
+        <w:tc>
+          <w:tcPr>
+            <w:tcW w:w="675" w:type="dxa"/>
+            <w:tcBorders>
+              <w:top w:val="single" w:sz="4" w:space="0" w:color="auto"/>
+              <w:left w:val="single" w:sz="4" w:space="0" w:color="auto"/>
+              <w:right w:val="single" w:sz="4" w:space="0" w:color="auto"/>
+            </w:tcBorders>
+            <w:vAlign w:val="center"/>
+          </w:tcPr>
+          <w:p>
+            <w:pPr>
+              <w:adjustRightInd w:val="0"/>
+              <w:snapToGrid w:val="0"/>
+              <w:jc w:val="center"/>
+              <w:rPr>
+                <w:rFonts w:ascii="宋体" w:eastAsia="宋体" w:hAnsi="宋体"/>
+                <w:bCs/>
+                <w:szCs w:val="21"/>
+              </w:rPr>
+            </w:pPr>
+            <w:r>
+              <w:rPr>
+                <w:rFonts w:ascii="宋体" w:eastAsia="宋体" w:hAnsi="宋体" w:hint="eastAsia"/>
+                <w:bCs/>
+                <w:szCs w:val="21"/>
+              </w:rPr>
+              <w:t>28</w:t>
+            </w:r>
+          </w:p>
+        </w:tc>
+        <w:tc>
+          <w:tcPr>
+            <w:tcW w:w="1133" w:type="dxa"/>
+            <w:tcBorders>
+              <w:top w:val="single" w:sz="4" w:space="0" w:color="auto"/>
+              <w:left w:val="single" w:sz="4" w:space="0" w:color="auto"/>
+              <w:right w:val="single" w:sz="4" w:space="0" w:color="auto"/>
+            </w:tcBorders>
+            <w:vAlign w:val="center"/>
+          </w:tcPr>
+          <w:p>
+            <w:pPr>
+              <w:adjustRightInd w:val="0"/>
+              <w:snapToGrid w:val="0"/>
+              <w:jc w:val="center"/>
+              <w:rPr>
+                <w:rFonts w:eastAsia="宋体"/>
+              </w:rPr>
+            </w:pPr>
+          </w:p>
+        </w:tc>
+        <w:tc>
+          <w:tcPr>
+            <w:tcW w:w="1840" w:type="dxa"/>
+            <w:tcBorders>
+              <w:top w:val="single" w:sz="4" w:space="0" w:color="auto"/>
+              <w:left w:val="single" w:sz="4" w:space="0" w:color="auto"/>
+              <w:right w:val="single" w:sz="4" w:space="0" w:color="auto"/>
+            </w:tcBorders>
+            <w:vAlign w:val="center"/>
+          </w:tcPr>
+          <w:p>
+            <w:pPr>
+              <w:adjustRightInd w:val="0"/>
+              <w:snapToGrid w:val="0"/>
+              <w:rPr>
+                <w:rFonts w:ascii="宋体" w:eastAsia="宋体" w:hAnsi="宋体"/>
+                <w:szCs w:val="21"/>
+              </w:rPr>
+            </w:pPr>
+            <w:r>
+              <w:rPr>
+                <w:rFonts w:ascii="宋体" w:eastAsia="宋体" w:hAnsi="宋体" w:cs="宋体" w:hint="eastAsia"/>
+                <w:szCs w:val="21"/>
+              </w:rPr>
+              <w:t>招标会议时间</w:t>
+            </w:r>
+          </w:p>
+        </w:tc>
+        <w:tc>
+          <w:tcPr>
+            <w:tcW w:w="4959" w:type="dxa"/>
+            <w:tcBorders>
+              <w:top w:val="single" w:sz="4" w:space="0" w:color="auto"/>
+              <w:left w:val="single" w:sz="4" w:space="0" w:color="auto"/>
+              <w:bottom w:val="single" w:sz="4" w:space="0" w:color="auto"/>
+              <w:right w:val="single" w:sz="4" w:space="0" w:color="auto"/>
+            </w:tcBorders>
+            <w:vAlign w:val="center"/>
+          </w:tcPr>
+          <w:p>
+            <w:pPr>
+              <w:spacing w:line="276" w:lineRule="auto"/>
+              <w:rPr>
+                <w:rFonts w:ascii="宋体" w:eastAsia="宋体" w:hAnsi="宋体"/>
+                <w:b/>
+                <w:bCs/>
+                <w:i/>
+                <w:iCs/>
+                <w:szCs w:val="21"/>
+                <w:u w:val="single"/>
+              </w:rPr>
+            </w:pPr>
+            <w:r>
+              <w:rPr>
+                <w:rFonts w:ascii="宋体" w:eastAsia="宋体" w:hAnsi="宋体" w:cs="宋体" w:hint="eastAsia"/>
+                <w:szCs w:val="21"/>
+              </w:rPr>
+              <w:t>资审会、开标会、评标会、定标会议时间及地点，在交易网进行查询。</w:t>
+            </w:r>
+          </w:p>
+        </w:tc>
+      </w:tr>
+      <w:tr>
+        <w:trPr>
+          <w:trHeight w:val="416"/>
+          <w:jc w:val="center"/>
+        </w:trPr>
+        <w:tc>
+          <w:tcPr>
+            <w:tcW w:w="675" w:type="dxa"/>
+            <w:tcBorders>
+              <w:top w:val="single" w:sz="4" w:space="0" w:color="auto"/>
+              <w:left w:val="single" w:sz="4" w:space="0" w:color="auto"/>
+              <w:bottom w:val="single" w:sz="4" w:space="0" w:color="auto"/>
+              <w:right w:val="single" w:sz="4" w:space="0" w:color="auto"/>
+            </w:tcBorders>
+            <w:vAlign w:val="center"/>
+          </w:tcPr>
+          <w:p>
+            <w:pPr>
+              <w:adjustRightInd w:val="0"/>
+              <w:snapToGrid w:val="0"/>
+              <w:jc w:val="center"/>
+              <w:rPr>
+                <w:rFonts w:ascii="宋体" w:eastAsia="宋体" w:hAnsi="宋体"/>
+                <w:bCs/>
+                <w:szCs w:val="21"/>
+              </w:rPr>
+            </w:pPr>
+            <w:r>
+              <w:rPr>
+                <w:rFonts w:ascii="宋体" w:eastAsia="宋体" w:hAnsi="宋体" w:hint="eastAsia"/>
+                <w:bCs/>
+                <w:szCs w:val="21"/>
+              </w:rPr>
+              <w:t>29</w:t>
+            </w:r>
+          </w:p>
+        </w:tc>
+        <w:tc>
+          <w:tcPr>
+            <w:tcW w:w="1133" w:type="dxa"/>
+            <w:tcBorders>
+              <w:top w:val="single" w:sz="4" w:space="0" w:color="auto"/>
+              <w:left w:val="single" w:sz="4" w:space="0" w:color="auto"/>
+              <w:bottom w:val="single" w:sz="4" w:space="0" w:color="auto"/>
+              <w:right w:val="single" w:sz="4" w:space="0" w:color="auto"/>
+            </w:tcBorders>
+            <w:vAlign w:val="center"/>
+          </w:tcPr>
+          <w:p>
+            <w:pPr>
+              <w:adjustRightInd w:val="0"/>
+              <w:snapToGrid w:val="0"/>
+              <w:jc w:val="center"/>
+              <w:rPr>
+                <w:rFonts w:eastAsia="宋体"/>
+              </w:rPr>
+            </w:pPr>
+            <w:r>
+              <w:rPr>
+                <w:rFonts w:eastAsia="宋体"/>
+              </w:rPr>
+              <w:t>5.1</w:t>
+            </w:r>
+          </w:p>
+        </w:tc>
+        <w:tc>
+          <w:tcPr>
+            <w:tcW w:w="1840" w:type="dxa"/>
+            <w:tcBorders>
+              <w:top w:val="single" w:sz="4" w:space="0" w:color="auto"/>
+              <w:left w:val="single" w:sz="4" w:space="0" w:color="auto"/>
+              <w:right w:val="single" w:sz="4" w:space="0" w:color="auto"/>
+            </w:tcBorders>
+            <w:vAlign w:val="center"/>
+          </w:tcPr>
+          <w:p>
+            <w:pPr>
+              <w:adjustRightInd w:val="0"/>
+              <w:snapToGrid w:val="0"/>
+              <w:rPr>
+                <w:rFonts w:ascii="宋体" w:eastAsia="宋体" w:hAnsi="宋体"/>
+                <w:szCs w:val="21"/>
+              </w:rPr>
+            </w:pPr>
+            <w:r>
+              <w:rPr>
+                <w:rFonts w:ascii="宋体" w:eastAsia="宋体" w:hAnsi="宋体" w:hint="eastAsia"/>
+                <w:szCs w:val="21"/>
+              </w:rPr>
+              <w:t>开标会</w:t>
+            </w:r>
+          </w:p>
+        </w:tc>
+        <w:tc>
+          <w:tcPr>
+            <w:tcW w:w="4959" w:type="dxa"/>
+            <w:tcBorders>
+              <w:top w:val="single" w:sz="4" w:space="0" w:color="auto"/>
+              <w:left w:val="single" w:sz="4" w:space="0" w:color="auto"/>
+              <w:bottom w:val="single" w:sz="4" w:space="0" w:color="auto"/>
+              <w:right w:val="single" w:sz="4" w:space="0" w:color="auto"/>
+            </w:tcBorders>
+            <w:vAlign w:val="center"/>
+          </w:tcPr>
+          <w:p>
+            <w:pPr>
+              <w:spacing w:line="276" w:lineRule="auto"/>
+              <w:rPr>
+                <w:rFonts w:ascii="宋体" w:eastAsia="宋体" w:hAnsi="宋体"/>
+                <w:sz w:val="20"/>
+              </w:rPr>
+            </w:pPr>
+            <w:r>
+              <w:rPr>
+                <w:rFonts w:ascii="宋体" w:eastAsia="宋体" w:hAnsi="宋体" w:hint="eastAsia"/>
+                <w:szCs w:val="21"/>
+              </w:rPr>
+              <w:t>地点及时间：详见“深圳公共资源交易网”中会议安排</w:t>
+            </w:r>
+          </w:p>
+        </w:tc>
+      </w:tr>
+      <w:tr>
+        <w:trPr>
+          <w:trHeight w:val="510"/>
+          <w:jc w:val="center"/>
+        </w:trPr>
+        <w:tc>
+          <w:tcPr>
+            <w:tcW w:w="675" w:type="dxa"/>
+            <w:vMerge w:val="restart"/>
+            <w:tcBorders>
+              <w:top w:val="single" w:sz="4" w:space="0" w:color="auto"/>
+              <w:left w:val="single" w:sz="4" w:space="0" w:color="auto"/>
+              <w:right w:val="single" w:sz="4" w:space="0" w:color="auto"/>
+            </w:tcBorders>
+            <w:vAlign w:val="center"/>
+          </w:tcPr>
+          <w:p>
+            <w:pPr>
+              <w:adjustRightInd w:val="0"/>
+              <w:snapToGrid w:val="0"/>
+              <w:jc w:val="center"/>
+              <w:rPr>
+                <w:rFonts w:ascii="宋体" w:eastAsia="宋体" w:hAnsi="宋体"/>
+                <w:bCs/>
+                <w:szCs w:val="21"/>
+              </w:rPr>
+            </w:pPr>
+            <w:r>
+              <w:rPr>
+                <w:rFonts w:ascii="宋体" w:eastAsia="宋体" w:hAnsi="宋体" w:hint="eastAsia"/>
+                <w:bCs/>
+                <w:szCs w:val="21"/>
+              </w:rPr>
+              <w:t>30</w:t>
+            </w:r>
+          </w:p>
+        </w:tc>
+        <w:tc>
+          <w:tcPr>
+            <w:tcW w:w="1133" w:type="dxa"/>
+            <w:vMerge w:val="restart"/>
+            <w:tcBorders>
+              <w:top w:val="single" w:sz="4" w:space="0" w:color="auto"/>
+              <w:left w:val="single" w:sz="4" w:space="0" w:color="auto"/>
+              <w:right w:val="single" w:sz="4" w:space="0" w:color="auto"/>
+            </w:tcBorders>
+            <w:vAlign w:val="center"/>
+          </w:tcPr>
+          <w:p>
+            <w:pPr>
+              <w:adjustRightInd w:val="0"/>
+              <w:snapToGrid w:val="0"/>
+              <w:jc w:val="center"/>
+              <w:rPr>
+                <w:rFonts w:eastAsia="宋体"/>
+              </w:rPr>
+            </w:pPr>
+            <w:r>
+              <w:rPr>
+                <w:rFonts w:eastAsia="宋体" w:hint="eastAsia"/>
+              </w:rPr>
+              <w:t>/</w:t>
+            </w:r>
+          </w:p>
+        </w:tc>
+        <w:tc>
+          <w:tcPr>
+            <w:tcW w:w="1840" w:type="dxa"/>
+            <w:vMerge w:val="restart"/>
+            <w:tcBorders>
+              <w:top w:val="single" w:sz="4" w:space="0" w:color="auto"/>
+              <w:left w:val="single" w:sz="4" w:space="0" w:color="auto"/>
+              <w:right w:val="single" w:sz="4" w:space="0" w:color="auto"/>
+            </w:tcBorders>
+            <w:vAlign w:val="center"/>
+          </w:tcPr>
+          <w:p>
+            <w:pPr>
+              <w:adjustRightInd w:val="0"/>
+              <w:snapToGrid w:val="0"/>
+              <w:rPr>
+                <w:rFonts w:ascii="宋体" w:eastAsia="宋体" w:hAnsi="宋体"/>
+                <w:szCs w:val="21"/>
+              </w:rPr>
+            </w:pPr>
+            <w:r>
+              <w:rPr>
+                <w:rFonts w:ascii="宋体" w:eastAsia="宋体" w:hAnsi="宋体" w:hint="eastAsia"/>
+                <w:szCs w:val="21"/>
+              </w:rPr>
+              <w:t>过多投标人淘汰</w:t>
+            </w:r>
+          </w:p>
+          <w:p>
+            <w:pPr>
+              <w:adjustRightInd w:val="0"/>
+              <w:snapToGrid w:val="0"/>
+              <w:rPr>
+                <w:rFonts w:ascii="宋体" w:eastAsia="宋体" w:hAnsi="宋体"/>
+                <w:szCs w:val="21"/>
+              </w:rPr>
+            </w:pPr>
+            <w:r>
+              <w:rPr>
+                <w:rFonts w:ascii="宋体" w:eastAsia="宋体" w:hAnsi="宋体" w:hint="eastAsia"/>
+                <w:szCs w:val="21"/>
+              </w:rPr>
+              <w:t>环节（通过开标审查的合格投标人＞</w:t>
+            </w:r>
+            <w:r>
+              <w:rPr>
+                <w:rFonts w:ascii="宋体" w:eastAsia="宋体" w:hAnsi="宋体"/>
+                <w:szCs w:val="21"/>
+              </w:rPr>
+              <w:t>20名）</w:t>
+            </w:r>
+          </w:p>
+        </w:tc>
+        <w:tc>
+          <w:tcPr>
+            <w:tcW w:w="4959" w:type="dxa"/>
+            <w:tcBorders>
+              <w:top w:val="single" w:sz="4" w:space="0" w:color="auto"/>
+              <w:left w:val="single" w:sz="4" w:space="0" w:color="auto"/>
+              <w:bottom w:val="single" w:sz="4" w:space="0" w:color="auto"/>
+              <w:right w:val="single" w:sz="4" w:space="0" w:color="auto"/>
+            </w:tcBorders>
+            <w:vAlign w:val="center"/>
+          </w:tcPr>
+          <w:p>
+            <w:pPr>
+              <w:topLinePunct/>
+              <w:adjustRightInd w:val="0"/>
+              <w:snapToGrid w:val="0"/>
+              <w:spacing w:line="360" w:lineRule="auto"/>
+              <w:rPr>
+                <w:rFonts w:ascii="宋体" w:eastAsia="宋体" w:hAnsi="宋体" w:cs="宋体"/>
+                <w:szCs w:val="21"/>
+              </w:rPr>
+            </w:pPr>
+            <w:r>
+              <w:rPr>
+                <w:rFonts w:ascii="宋体" w:eastAsia="宋体" w:hAnsi="宋体" w:cs="宋体" w:hint="eastAsia"/>
+                <w:szCs w:val="21"/>
+              </w:rPr>
+              <w:t>通过开标审查的合格投标人＞20名时，经淘汰进入后续招标程序的投标人为15至20名，具体数量产生方式为：</w:t>
+            </w:r>
+          </w:p>
+          <w:p>
+            <w:pPr>
+              <w:topLinePunct/>
+              <w:adjustRightInd w:val="0"/>
+              <w:snapToGrid w:val="0"/>
+              <w:spacing w:line="360" w:lineRule="auto"/>
+              <w:rPr>
+                <w:rFonts w:ascii="宋体" w:eastAsia="宋体" w:hAnsi="宋体" w:cs="宋体"/>
+                <w:szCs w:val="21"/>
+              </w:rPr>
+            </w:pPr>
+            <w:r>
+              <w:rPr>
+                <w:rFonts w:ascii="宋体" w:eastAsia="宋体" w:hAnsi="宋体" w:cs="宋体" w:hint="eastAsia"/>
+                <w:szCs w:val="21"/>
+              </w:rPr>
+              <w:t>□由计算机随机产生</w:t>
+            </w:r>
+          </w:p>
+          <w:p>
+            <w:pPr>
+              <w:adjustRightInd w:val="0"/>
+              <w:snapToGrid w:val="0"/>
+              <w:spacing w:line="360" w:lineRule="auto"/>
+              <w:rPr>
+                <w:rFonts w:eastAsia="宋体"/>
+                <w:szCs w:val="21"/>
+              </w:rPr>
+            </w:pPr>
+            <w:r>
+              <w:rPr>
+                <w:rFonts w:ascii="宋体" w:eastAsia="宋体" w:hAnsi="宋体" w:cs="宋体" w:hint="eastAsia"/>
+                <w:szCs w:val="21"/>
+              </w:rPr>
+              <w:t>☑招标人自行确定：</w:t>
+            </w:r>
+            <w:r>
+              <w:rPr>
+                <w:rFonts w:eastAsia="宋体" w:hint="eastAsia"/>
+                <w:szCs w:val="21"/>
+                <w:u w:val="single"/>
+              </w:rPr>
+              <w:t>若通过开标程序的投标人数大于</w:t>
+            </w:r>
+            <w:r>
+              <w:rPr>
+                <w:rFonts w:eastAsia="宋体" w:hint="eastAsia"/>
+                <w:szCs w:val="21"/>
+                <w:u w:val="single"/>
+              </w:rPr>
+              <w:t>20</w:t>
+            </w:r>
+            <w:r>
+              <w:rPr>
+                <w:rFonts w:eastAsia="宋体" w:hint="eastAsia"/>
+                <w:szCs w:val="21"/>
+                <w:u w:val="single"/>
+              </w:rPr>
+              <w:t>家，由招标人组建入围委员会通过票决方式确定</w:t>
+            </w:r>
+            <w:r>
+              <w:rPr>
+                <w:rFonts w:eastAsia="宋体" w:hint="eastAsia"/>
+                <w:szCs w:val="21"/>
+                <w:u w:val="single"/>
+              </w:rPr>
+              <w:t>15</w:t>
+            </w:r>
+            <w:r>
+              <w:rPr>
+                <w:rFonts w:eastAsia="宋体" w:hint="eastAsia"/>
+                <w:szCs w:val="21"/>
+                <w:u w:val="single"/>
+              </w:rPr>
+              <w:t>家入围的具体投标人，进入后续评定标环节。</w:t>
+            </w:r>
+          </w:p>
+        </w:tc>
+      </w:tr>
+      <w:tr>
+        <w:trPr>
+          <w:trHeight w:val="483"/>
+          <w:jc w:val="center"/>
+        </w:trPr>
+        <w:tc>
+          <w:tcPr>
+            <w:tcW w:w="675" w:type="dxa"/>
+            <w:vMerge/>
+            <w:tcBorders>
+              <w:left w:val="single" w:sz="4" w:space="0" w:color="auto"/>
+              <w:bottom w:val="single" w:sz="4" w:space="0" w:color="auto"/>
+              <w:right w:val="single" w:sz="4" w:space="0" w:color="auto"/>
+            </w:tcBorders>
+            <w:vAlign w:val="center"/>
+          </w:tcPr>
+          <w:p>
+            <w:pPr>
+              <w:adjustRightInd w:val="0"/>
+              <w:snapToGrid w:val="0"/>
+              <w:jc w:val="center"/>
+              <w:rPr>
+                <w:rFonts w:ascii="宋体" w:eastAsia="宋体" w:hAnsi="宋体"/>
+                <w:bCs/>
+                <w:szCs w:val="21"/>
+              </w:rPr>
+            </w:pPr>
+          </w:p>
+        </w:tc>
+        <w:tc>
+          <w:tcPr>
+            <w:tcW w:w="1133" w:type="dxa"/>
+            <w:vMerge/>
+            <w:tcBorders>
+              <w:left w:val="single" w:sz="4" w:space="0" w:color="auto"/>
+              <w:bottom w:val="single" w:sz="4" w:space="0" w:color="auto"/>
+              <w:right w:val="single" w:sz="4" w:space="0" w:color="auto"/>
+            </w:tcBorders>
+            <w:vAlign w:val="center"/>
+          </w:tcPr>
+          <w:p>
+            <w:pPr>
+              <w:adjustRightInd w:val="0"/>
+              <w:snapToGrid w:val="0"/>
+              <w:jc w:val="center"/>
+              <w:rPr>
+                <w:rFonts w:eastAsia="宋体"/>
+              </w:rPr>
+            </w:pPr>
+          </w:p>
+        </w:tc>
+        <w:tc>
+          <w:tcPr>
+            <w:tcW w:w="1840" w:type="dxa"/>
+            <w:vMerge/>
+            <w:tcBorders>
+              <w:left w:val="single" w:sz="4" w:space="0" w:color="auto"/>
+              <w:bottom w:val="single" w:sz="4" w:space="0" w:color="auto"/>
+              <w:right w:val="single" w:sz="4" w:space="0" w:color="auto"/>
+            </w:tcBorders>
+            <w:vAlign w:val="center"/>
+          </w:tcPr>
+          <w:p>
+            <w:pPr>
+              <w:adjustRightInd w:val="0"/>
+              <w:snapToGrid w:val="0"/>
+              <w:rPr>
+                <w:rFonts w:ascii="宋体" w:eastAsia="宋体" w:hAnsi="宋体"/>
+                <w:szCs w:val="21"/>
+              </w:rPr>
+            </w:pPr>
+          </w:p>
+        </w:tc>
+        <w:tc>
+          <w:tcPr>
+            <w:tcW w:w="4959" w:type="dxa"/>
+            <w:tcBorders>
+              <w:top w:val="single" w:sz="4" w:space="0" w:color="auto"/>
+              <w:left w:val="single" w:sz="4" w:space="0" w:color="auto"/>
+              <w:bottom w:val="single" w:sz="4" w:space="0" w:color="auto"/>
+              <w:right w:val="single" w:sz="4" w:space="0" w:color="auto"/>
+            </w:tcBorders>
+            <w:vAlign w:val="center"/>
+          </w:tcPr>
+          <w:p>
+            <w:pPr>
+              <w:adjustRightInd w:val="0"/>
+              <w:snapToGrid w:val="0"/>
+              <w:spacing w:line="360" w:lineRule="auto"/>
+              <w:rPr>
+                <w:rFonts w:ascii="宋体" w:eastAsia="宋体" w:hAnsi="宋体" w:cs="宋体"/>
+                <w:szCs w:val="21"/>
+              </w:rPr>
+            </w:pPr>
+            <w:r>
+              <w:rPr>
+                <w:rFonts w:ascii="宋体" w:eastAsia="宋体" w:hAnsi="宋体" w:cs="宋体" w:hint="eastAsia"/>
+                <w:szCs w:val="21"/>
+              </w:rPr>
+              <w:t>过多投标人淘汰方案：</w:t>
+            </w:r>
+            <w:r>
+              <w:rPr>
+                <w:rFonts w:ascii="宋体" w:eastAsia="宋体" w:hAnsi="宋体" w:cs="宋体" w:hint="eastAsia"/>
+                <w:szCs w:val="21"/>
+                <w:u w:val="single"/>
+              </w:rPr>
+              <w:t xml:space="preserve"> 详见本章节 14.1 过多投标人淘汰方案   </w:t>
+            </w:r>
+          </w:p>
+          <w:p>
+            <w:pPr>
+              <w:adjustRightInd w:val="0"/>
+              <w:snapToGrid w:val="0"/>
+              <w:spacing w:line="360" w:lineRule="auto"/>
+              <w:ind w:firstLineChars="200" w:firstLine="420"/>
+              <w:rPr>
+                <w:rFonts w:ascii="宋体" w:eastAsia="宋体" w:hAnsi="宋体" w:cs="宋体"/>
+                <w:szCs w:val="21"/>
+              </w:rPr>
+            </w:pPr>
+          </w:p>
+          <w:p>
+            <w:pPr>
+              <w:adjustRightInd w:val="0"/>
+              <w:snapToGrid w:val="0"/>
+              <w:spacing w:line="360" w:lineRule="auto"/>
+              <w:rPr>
+                <w:rFonts w:ascii="宋体" w:eastAsia="宋体" w:hAnsi="宋体" w:cs="宋体"/>
+                <w:szCs w:val="21"/>
+              </w:rPr>
+            </w:pPr>
+            <w:r>
+              <w:rPr>
+                <w:rFonts w:ascii="宋体" w:eastAsia="宋体" w:hAnsi="宋体" w:cs="宋体" w:hint="eastAsia"/>
+                <w:szCs w:val="21"/>
+              </w:rPr>
+              <w:t>过多投标人淘汰方式：</w:t>
+            </w:r>
+          </w:p>
+          <w:p>
+            <w:pPr>
+              <w:adjustRightInd w:val="0"/>
+              <w:snapToGrid w:val="0"/>
+              <w:spacing w:line="360" w:lineRule="auto"/>
+              <w:ind w:firstLineChars="200" w:firstLine="420"/>
+              <w:rPr>
+                <w:rFonts w:ascii="宋体" w:eastAsia="宋体" w:hAnsi="宋体" w:cs="宋体"/>
+                <w:szCs w:val="21"/>
+              </w:rPr>
+            </w:pPr>
+            <w:r>
+              <w:rPr>
+                <w:rFonts w:ascii="宋体" w:eastAsia="宋体" w:hAnsi="宋体" w:cs="宋体" w:hint="eastAsia"/>
+                <w:szCs w:val="21"/>
+              </w:rPr>
+              <w:t xml:space="preserve">☑直接票决  □逐轮票决 </w:t>
+            </w:r>
+          </w:p>
+          <w:p>
+            <w:pPr>
+              <w:adjustRightInd w:val="0"/>
+              <w:snapToGrid w:val="0"/>
+              <w:spacing w:line="360" w:lineRule="auto"/>
+              <w:ind w:firstLineChars="200" w:firstLine="420"/>
+              <w:rPr>
+                <w:rFonts w:ascii="宋体" w:eastAsia="宋体" w:hAnsi="宋体" w:cs="宋体"/>
+                <w:szCs w:val="21"/>
+              </w:rPr>
+            </w:pPr>
+            <w:r>
+              <w:rPr>
+                <w:rFonts w:ascii="宋体" w:eastAsia="宋体" w:hAnsi="宋体" w:cs="宋体" w:hint="eastAsia"/>
+                <w:szCs w:val="21"/>
+              </w:rPr>
+              <w:t>计算规则（采用直接票决或逐轮票决的）：简单多数。当被淘汰最后一名有并列情况以至超过应淘汰投标人数时，对此并列的投标人采取继续票决方式确定入围投标人。</w:t>
+            </w:r>
+          </w:p>
+          <w:p>
+            <w:pPr>
+              <w:adjustRightInd w:val="0"/>
+              <w:snapToGrid w:val="0"/>
+              <w:spacing w:line="360" w:lineRule="auto"/>
+              <w:rPr>
+                <w:rFonts w:ascii="宋体" w:eastAsia="宋体" w:hAnsi="宋体" w:cs="宋体"/>
+                <w:szCs w:val="21"/>
+              </w:rPr>
+            </w:pPr>
+          </w:p>
+        </w:tc>
+      </w:tr>
+      <w:tr>
+        <w:trPr>
+          <w:trHeight w:val="980"/>
+          <w:jc w:val="center"/>
+        </w:trPr>
+        <w:tc>
+          <w:tcPr>
+            <w:tcW w:w="675" w:type="dxa"/>
+            <w:tcBorders>
+              <w:top w:val="single" w:sz="4" w:space="0" w:color="auto"/>
+              <w:left w:val="single" w:sz="4" w:space="0" w:color="auto"/>
+              <w:bottom w:val="single" w:sz="4" w:space="0" w:color="auto"/>
+              <w:right w:val="single" w:sz="4" w:space="0" w:color="auto"/>
+            </w:tcBorders>
+            <w:vAlign w:val="center"/>
+          </w:tcPr>
+          <w:p>
+            <w:pPr>
+              <w:adjustRightInd w:val="0"/>
+              <w:snapToGrid w:val="0"/>
+              <w:jc w:val="center"/>
+              <w:rPr>
+                <w:rFonts w:ascii="宋体" w:eastAsia="宋体" w:hAnsi="宋体"/>
+                <w:bCs/>
+                <w:szCs w:val="21"/>
+              </w:rPr>
+            </w:pPr>
+            <w:r>
+              <w:rPr>
+                <w:rFonts w:ascii="宋体" w:eastAsia="宋体" w:hAnsi="宋体" w:hint="eastAsia"/>
+                <w:bCs/>
+                <w:szCs w:val="21"/>
+              </w:rPr>
+              <w:lastRenderedPageBreak/>
+              <w:t>3</w:t>
+            </w:r>
+            <w:r>
+              <w:rPr>
+                <w:rFonts w:eastAsia="宋体" w:hint="eastAsia"/>
+                <w:bCs/>
+              </w:rPr>
+              <w:t>1</w:t>
+            </w:r>
+          </w:p>
+        </w:tc>
+        <w:tc>
+          <w:tcPr>
+            <w:tcW w:w="1133" w:type="dxa"/>
+            <w:tcBorders>
+              <w:top w:val="single" w:sz="4" w:space="0" w:color="auto"/>
+              <w:left w:val="single" w:sz="4" w:space="0" w:color="auto"/>
+              <w:bottom w:val="single" w:sz="4" w:space="0" w:color="auto"/>
+              <w:right w:val="single" w:sz="4" w:space="0" w:color="auto"/>
+            </w:tcBorders>
+            <w:vAlign w:val="center"/>
+          </w:tcPr>
+          <w:p>
+            <w:pPr>
+              <w:adjustRightInd w:val="0"/>
+              <w:snapToGrid w:val="0"/>
+              <w:jc w:val="center"/>
+              <w:rPr>
+                <w:rFonts w:eastAsia="宋体"/>
+              </w:rPr>
+            </w:pPr>
+            <w:r>
+              <w:rPr>
+                <w:rFonts w:eastAsia="宋体"/>
+              </w:rPr>
+              <w:t>6.</w:t>
+            </w:r>
+            <w:r>
+              <w:rPr>
+                <w:rFonts w:eastAsia="宋体" w:hint="eastAsia"/>
+              </w:rPr>
+              <w:t>1.4</w:t>
+            </w:r>
+          </w:p>
+        </w:tc>
+        <w:tc>
+          <w:tcPr>
+            <w:tcW w:w="1840" w:type="dxa"/>
+            <w:tcBorders>
+              <w:top w:val="single" w:sz="4" w:space="0" w:color="auto"/>
+              <w:left w:val="single" w:sz="4" w:space="0" w:color="auto"/>
+              <w:bottom w:val="single" w:sz="4" w:space="0" w:color="auto"/>
+              <w:right w:val="single" w:sz="4" w:space="0" w:color="auto"/>
+            </w:tcBorders>
+            <w:vAlign w:val="center"/>
+          </w:tcPr>
+          <w:p>
+            <w:pPr>
+              <w:adjustRightInd w:val="0"/>
+              <w:snapToGrid w:val="0"/>
+              <w:rPr>
+                <w:rFonts w:ascii="宋体" w:eastAsia="宋体" w:hAnsi="宋体"/>
+                <w:szCs w:val="21"/>
+              </w:rPr>
+            </w:pPr>
+            <w:r>
+              <w:rPr>
+                <w:rFonts w:ascii="宋体" w:eastAsia="宋体" w:hAnsi="宋体" w:hint="eastAsia"/>
+                <w:szCs w:val="21"/>
+              </w:rPr>
+              <w:t>评标方法</w:t>
+            </w:r>
+          </w:p>
+        </w:tc>
+        <w:tc>
+          <w:tcPr>
+            <w:tcW w:w="4959" w:type="dxa"/>
+            <w:tcBorders>
+              <w:top w:val="single" w:sz="4" w:space="0" w:color="auto"/>
+              <w:left w:val="single" w:sz="4" w:space="0" w:color="auto"/>
+              <w:bottom w:val="single" w:sz="4" w:space="0" w:color="auto"/>
+              <w:right w:val="single" w:sz="4" w:space="0" w:color="auto"/>
+            </w:tcBorders>
+            <w:vAlign w:val="center"/>
+          </w:tcPr>
+          <w:p>
+            <w:pPr>
+              <w:adjustRightInd w:val="0"/>
+              <w:snapToGrid w:val="0"/>
+              <w:spacing w:line="360" w:lineRule="auto"/>
+              <w:rPr>
+                <w:rFonts w:ascii="宋体" w:eastAsia="宋体" w:hAnsi="宋体" w:cs="Courier New"/>
+                <w:szCs w:val="21"/>
+              </w:rPr>
+            </w:pPr>
+            <w:r>
+              <w:rPr>
+                <w:rFonts w:ascii="Wingdings 2" w:eastAsia="宋体" w:hAnsi="Wingdings 2"/>
+                <w:szCs w:val="21"/>
+              </w:rPr>
+              <w:sym w:font="Wingdings 2" w:char="F052"/>
+            </w:r>
+            <w:r>
+              <w:rPr>
+                <w:rFonts w:ascii="宋体" w:eastAsia="宋体" w:hAnsi="宋体" w:cs="Courier New" w:hint="eastAsia"/>
+                <w:szCs w:val="21"/>
+              </w:rPr>
+              <w:t>定性评审法</w:t>
+            </w:r>
+          </w:p>
+          <w:p>
+            <w:pPr>
+              <w:adjustRightInd w:val="0"/>
+              <w:snapToGrid w:val="0"/>
+              <w:spacing w:line="360" w:lineRule="auto"/>
+              <w:rPr>
+                <w:rFonts w:ascii="宋体" w:eastAsia="宋体" w:hAnsi="宋体"/>
+                <w:szCs w:val="21"/>
+              </w:rPr>
+            </w:pPr>
+            <w:r>
+              <w:rPr>
+                <w:rFonts w:ascii="宋体" w:eastAsia="宋体" w:hAnsi="宋体" w:cs="Courier New"/>
+                <w:szCs w:val="21"/>
+              </w:rPr>
+              <w:t>□</w:t>
+            </w:r>
+            <w:r>
+              <w:rPr>
+                <w:rFonts w:ascii="宋体" w:eastAsia="宋体" w:hAnsi="宋体" w:cs="Courier New" w:hint="eastAsia"/>
+                <w:szCs w:val="21"/>
+              </w:rPr>
+              <w:t>经建设主管部门批准的其他方法</w:t>
+            </w:r>
+            <w:r>
+              <w:rPr>
+                <w:rFonts w:ascii="宋体" w:eastAsia="宋体" w:hAnsi="宋体" w:cs="Courier New"/>
+                <w:szCs w:val="21"/>
+              </w:rPr>
+              <w:t>:</w:t>
+            </w:r>
+          </w:p>
+        </w:tc>
+      </w:tr>
+    </w:tbl>
+    <w:p>
+      <w:pPr>
+        <w:spacing w:line="480" w:lineRule="exact"/>
+        <w:ind w:firstLineChars="200" w:firstLine="420"/>
+        <w:rPr>
+          <w:rFonts w:eastAsia="宋体"/>
+          <w:kern w:val="24"/>
+        </w:rPr>
+      </w:pPr>
+    </w:p>
+    <w:p>
+      <w:pPr>
+        <w:spacing w:line="480" w:lineRule="exact"/>
+        <w:ind w:firstLineChars="200" w:firstLine="420"/>
+        <w:rPr>
+          <w:rFonts w:ascii="宋体" w:eastAsia="宋体" w:hAnsi="宋体" w:cs="宋体"/>
+        </w:rPr>
+      </w:pPr>
+      <w:r>
+        <w:rPr>
+          <w:rFonts w:ascii="宋体" w:eastAsia="宋体" w:hAnsi="宋体" w:cs="宋体"/>
+        </w:rPr>
+        <w:t>投标人应对文件形成真实性、准确性、有效性、完整性负责。</w:t>
+      </w:r>
+    </w:p>
+    <w:p>
+      <w:pPr>
+        <w:spacing w:line="480" w:lineRule="exact"/>
+        <w:ind w:firstLineChars="200" w:firstLine="420"/>
+        <w:rPr>
+          <w:rFonts w:eastAsia="宋体"/>
+          <w:color w:val="000000"/>
+          <w:kern w:val="24"/>
+          <w:lang w:bidi="ar"/>
+        </w:rPr>
+      </w:pPr>
+      <w:r>
+        <w:rPr>
+          <w:rFonts w:eastAsia="宋体"/>
+          <w:color w:val="000000"/>
+          <w:kern w:val="24"/>
+          <w:lang w:bidi="ar"/>
+        </w:rPr>
+        <w:t>投标人应对本项目</w:t>
+      </w:r>
+      <w:r>
+        <w:rPr>
+          <w:rFonts w:eastAsia="宋体" w:hint="eastAsia"/>
+          <w:color w:val="000000"/>
+          <w:kern w:val="24"/>
+          <w:lang w:bidi="ar"/>
+        </w:rPr>
+        <w:t>PIS</w:t>
+      </w:r>
+      <w:r>
+        <w:rPr>
+          <w:rFonts w:eastAsia="宋体"/>
+          <w:color w:val="000000"/>
+          <w:kern w:val="24"/>
+          <w:lang w:bidi="ar"/>
+        </w:rPr>
+        <w:t>的完整性负责</w:t>
+      </w:r>
+    </w:p>
+    <w:p>
+      <w:pPr>
+        <w:spacing w:line="480" w:lineRule="exact"/>
+        <w:ind w:firstLineChars="200" w:firstLine="420"/>
+        <w:rPr>
+          <w:rFonts w:eastAsia="宋体"/>
+          <w:kern w:val="24"/>
+        </w:rPr>
+      </w:pPr>
+      <w:r>
+        <w:rPr>
+          <w:rFonts w:eastAsia="宋体"/>
+          <w:kern w:val="24"/>
+        </w:rPr>
+        <w:t>投标人应对所供设备与其他设备之间及本系统内部的接口进行详细描述。</w:t>
+      </w:r>
+    </w:p>
+    <w:p>
+      <w:pPr>
+        <w:spacing w:line="480" w:lineRule="exact"/>
+        <w:ind w:firstLineChars="200" w:firstLine="420"/>
+        <w:rPr>
+          <w:rFonts w:eastAsia="宋体"/>
+          <w:kern w:val="24"/>
+        </w:rPr>
+      </w:pPr>
+      <w:r>
+        <w:rPr>
+          <w:rFonts w:eastAsia="宋体" w:hint="eastAsia"/>
+          <w:kern w:val="24"/>
+        </w:rPr>
+        <w:t>投标人</w:t>
+      </w:r>
+      <w:r>
+        <w:rPr>
+          <w:rFonts w:eastAsia="宋体"/>
+          <w:kern w:val="24"/>
+        </w:rPr>
+        <w:t>应对机柜进行整体设计，并提供服务器机柜、网络机柜、接口机柜的设备安装布置</w:t>
+      </w:r>
+      <w:r>
+        <w:rPr>
+          <w:rFonts w:eastAsia="宋体" w:hint="eastAsia"/>
+          <w:kern w:val="24"/>
+        </w:rPr>
+        <w:t>等</w:t>
+      </w:r>
+      <w:r>
+        <w:rPr>
+          <w:rFonts w:eastAsia="宋体"/>
+          <w:kern w:val="24"/>
+        </w:rPr>
+        <w:t>的</w:t>
+      </w:r>
+      <w:r>
+        <w:rPr>
+          <w:rFonts w:eastAsia="宋体" w:hint="eastAsia"/>
+          <w:kern w:val="24"/>
+        </w:rPr>
+        <w:t>CAD</w:t>
+      </w:r>
+      <w:r>
+        <w:rPr>
+          <w:rFonts w:eastAsia="宋体"/>
+          <w:kern w:val="24"/>
+        </w:rPr>
+        <w:t>图纸及资料</w:t>
+      </w:r>
+      <w:r>
+        <w:rPr>
+          <w:rFonts w:eastAsia="宋体" w:hint="eastAsia"/>
+          <w:kern w:val="24"/>
+        </w:rPr>
+        <w:t>。</w:t>
+      </w:r>
+    </w:p>
+    <w:p>
+      <w:pPr>
+        <w:spacing w:line="480" w:lineRule="exact"/>
+        <w:ind w:firstLineChars="200" w:firstLine="420"/>
+        <w:rPr>
+          <w:rFonts w:eastAsia="宋体"/>
+          <w:kern w:val="24"/>
+        </w:rPr>
+      </w:pPr>
+    </w:p>
+    <w:p>
+      <w:pPr>
+        <w:spacing w:line="480" w:lineRule="exact"/>
+        <w:ind w:firstLineChars="200" w:firstLine="420"/>
+        <w:rPr>
+          <w:rFonts w:eastAsia="宋体"/>
+          <w:kern w:val="24"/>
+          <w:szCs w:val="21"/>
+        </w:rPr>
+      </w:pPr>
+      <w:r>
+        <w:rPr>
+          <w:rFonts w:eastAsia="宋体"/>
+          <w:kern w:val="24"/>
+          <w:szCs w:val="21"/>
+        </w:rPr>
+        <w:t>在正常使用时不应对其它系统造成影响。</w:t>
+      </w:r>
+    </w:p>
+    <w:p>
+      <w:pPr>
+        <w:spacing w:line="480" w:lineRule="exact"/>
+        <w:ind w:firstLineChars="200" w:firstLine="420"/>
+        <w:rPr>
+          <w:rFonts w:eastAsia="宋体"/>
+          <w:kern w:val="24"/>
+        </w:rPr>
+      </w:pPr>
+      <w:r>
+        <w:rPr>
+          <w:rFonts w:eastAsia="宋体" w:hint="eastAsia"/>
+          <w:kern w:val="24"/>
+        </w:rPr>
+        <w:t>PIS</w:t>
+      </w:r>
+      <w:r>
+        <w:rPr>
+          <w:rFonts w:eastAsia="宋体" w:hint="eastAsia"/>
+          <w:kern w:val="24"/>
+        </w:rPr>
+        <w:t>系统应对</w:t>
+      </w:r>
+      <w:r>
+        <w:rPr>
+          <w:rFonts w:eastAsia="宋体" w:hint="eastAsia"/>
+          <w:kern w:val="24"/>
+        </w:rPr>
+        <w:t>ATS</w:t>
+      </w:r>
+      <w:r>
+        <w:rPr>
+          <w:rFonts w:eastAsia="宋体" w:hint="eastAsia"/>
+          <w:kern w:val="24"/>
+        </w:rPr>
+        <w:t>信息进行判断分析，当列车预到站时间大于</w:t>
+      </w:r>
+      <w:r>
+        <w:rPr>
+          <w:rFonts w:eastAsia="宋体" w:hint="eastAsia"/>
+          <w:kern w:val="24"/>
+        </w:rPr>
+        <w:t>20</w:t>
+      </w:r>
+      <w:r>
+        <w:rPr>
+          <w:rFonts w:eastAsia="宋体" w:hint="eastAsia"/>
+          <w:kern w:val="24"/>
+        </w:rPr>
+        <w:t>分钟时，则不进行显示（时间设置软件应可自定义调整）。</w:t>
+      </w:r>
+    </w:p>
+    <w:p>
+      <w:pPr>
+        <w:spacing w:line="480" w:lineRule="exact"/>
+        <w:ind w:firstLineChars="200" w:firstLine="420"/>
+        <w:rPr>
+          <w:rFonts w:eastAsia="宋体"/>
+          <w:kern w:val="24"/>
+        </w:rPr>
+      </w:pPr>
+      <w:r>
+        <w:rPr>
+          <w:rFonts w:eastAsia="宋体" w:hint="eastAsia"/>
+          <w:kern w:val="24"/>
+        </w:rPr>
+        <w:t>应对换乘站换乘区域乘客信息发布功能进行相关测试并满足规范要求。</w:t>
+      </w:r>
+    </w:p>
+    <w:p>
+      <w:pPr>
+        <w:spacing w:line="480" w:lineRule="exact"/>
+        <w:ind w:firstLineChars="200" w:firstLine="420"/>
+        <w:rPr>
+          <w:rFonts w:eastAsia="宋体"/>
+          <w:kern w:val="24"/>
+        </w:rPr>
+      </w:pPr>
+      <w:r>
+        <w:rPr>
+          <w:rFonts w:eastAsia="宋体"/>
+          <w:kern w:val="24"/>
+        </w:rPr>
+        <w:t>投标人报价时，均应对各设备内部模块详细说明，如设备及材料中列出子项时，应列出各子项报价。</w:t>
+      </w:r>
+    </w:p>
+    <w:p>
+      <w:pPr>
+        <w:spacing w:line="480" w:lineRule="exact"/>
+        <w:ind w:firstLineChars="200" w:firstLine="420"/>
+        <w:rPr>
+          <w:rFonts w:eastAsia="宋体"/>
+          <w:kern w:val="24"/>
+          <w:lang w:bidi="ar"/>
+        </w:rPr>
+      </w:pPr>
+      <w:r>
+        <w:rPr>
+          <w:rFonts w:eastAsia="宋体"/>
+          <w:kern w:val="24"/>
+          <w:lang w:bidi="ar"/>
+        </w:rPr>
+        <w:t>投标人在分包时应对主设备和关键设备整体分包，不得拆散采购。</w:t>
+      </w:r>
+    </w:p>
+    <w:p>
+      <w:pPr>
+        <w:spacing w:line="480" w:lineRule="exact"/>
+        <w:ind w:firstLineChars="200" w:firstLine="420"/>
+        <w:rPr>
+          <w:rFonts w:eastAsia="宋体"/>
+          <w:kern w:val="24"/>
+          <w:lang w:bidi="ar"/>
+        </w:rPr>
+      </w:pPr>
+    </w:p>
+    <w:p>
+      <w:pPr>
+        <w:spacing w:line="480" w:lineRule="exact"/>
+        <w:ind w:firstLineChars="200" w:firstLine="420"/>
+        <w:rPr>
+          <w:rFonts w:eastAsia="宋体"/>
+          <w:kern w:val="24"/>
+        </w:rPr>
+      </w:pPr>
+      <w:r>
+        <w:rPr>
+          <w:rFonts w:eastAsia="宋体" w:hint="eastAsia"/>
+          <w:kern w:val="24"/>
+        </w:rPr>
+        <w:t>投标人应依据变化做出相应调整。</w:t>
+      </w:r>
+    </w:p>
+    <w:p>
+      <w:pPr>
+        <w:spacing w:line="480" w:lineRule="exact"/>
+        <w:ind w:firstLineChars="200" w:firstLine="420"/>
+        <w:rPr>
+          <w:rFonts w:eastAsia="宋体"/>
+          <w:kern w:val="24"/>
+        </w:rPr>
+      </w:pPr>
+      <w:r>
+        <w:rPr>
+          <w:rFonts w:eastAsia="宋体" w:hint="eastAsia"/>
+          <w:kern w:val="24"/>
+        </w:rPr>
+        <w:t>投标人不会因工期调整增加费用。</w:t>
+      </w:r>
+    </w:p>
+    <w:p>
+      <w:pPr>
+        <w:spacing w:line="480" w:lineRule="exact"/>
+        <w:ind w:firstLineChars="200" w:firstLine="420"/>
+        <w:rPr>
+          <w:rFonts w:eastAsia="宋体"/>
+          <w:kern w:val="24"/>
+        </w:rPr>
+      </w:pPr>
+      <w:r>
+        <w:rPr>
+          <w:rFonts w:eastAsia="宋体" w:hint="eastAsia"/>
+          <w:kern w:val="24"/>
+        </w:rPr>
+        <w:t>投标人应支付相应的附加费用或对招标人进行相应的补偿。</w:t>
+      </w:r>
+    </w:p>
+    <w:p>
+      <w:pPr>
+        <w:spacing w:line="480" w:lineRule="exact"/>
+        <w:ind w:firstLineChars="200" w:firstLine="420"/>
+        <w:rPr>
+          <w:rFonts w:eastAsia="宋体"/>
+          <w:kern w:val="24"/>
+        </w:rPr>
+      </w:pPr>
+      <w:r>
+        <w:rPr>
+          <w:rFonts w:eastAsia="宋体" w:hint="eastAsia"/>
+          <w:kern w:val="24"/>
+        </w:rPr>
+        <w:t>投标人应迅速与主要设备供货商完成相应的合同签订工作。</w:t>
+      </w:r>
+    </w:p>
+    <w:p>
+      <w:pPr>
+        <w:spacing w:line="480" w:lineRule="exact"/>
+        <w:ind w:firstLineChars="200" w:firstLine="420"/>
+        <w:rPr>
+          <w:rFonts w:eastAsia="宋体"/>
+          <w:kern w:val="24"/>
+        </w:rPr>
+      </w:pPr>
+      <w:r>
+        <w:rPr>
+          <w:rFonts w:eastAsia="宋体" w:hint="eastAsia"/>
+          <w:kern w:val="24"/>
+        </w:rPr>
+        <w:t>投标人应根据各子系统投标设备的具体情况，应对于核心</w:t>
+      </w:r>
+      <w:r>
+        <w:rPr>
+          <w:rFonts w:eastAsia="宋体"/>
+          <w:kern w:val="24"/>
+        </w:rPr>
+        <w:t>\</w:t>
+      </w:r>
+      <w:r>
+        <w:rPr>
+          <w:rFonts w:eastAsia="宋体"/>
+          <w:kern w:val="24"/>
+        </w:rPr>
+        <w:t>电源等重要单板考虑必要的</w:t>
+      </w:r>
+      <w:r>
+        <w:rPr>
+          <w:rFonts w:eastAsia="宋体"/>
+          <w:kern w:val="24"/>
+        </w:rPr>
+        <w:lastRenderedPageBreak/>
+        <w:t>安全冗余配置，以确保各子系统安全可靠、不间断地正常运行。招标人有权决定对重要板卡是否增配。</w:t>
+      </w:r>
+    </w:p>
+    <w:p>
+      <w:pPr>
+        <w:spacing w:line="480" w:lineRule="exact"/>
+        <w:ind w:firstLineChars="200" w:firstLine="420"/>
+        <w:rPr>
+          <w:rFonts w:eastAsia="宋体" w:hint="eastAsia"/>
+          <w:kern w:val="24"/>
+        </w:rPr>
+      </w:pPr>
+      <w:bookmarkStart w:id="36" w:name="_GoBack"/>
+      <w:bookmarkEnd w:id="36"/>
+      <w:r>
+        <w:rPr>
+          <w:rFonts w:eastAsia="宋体"/>
+          <w:kern w:val="24"/>
+        </w:rPr>
+        <w:t>投标人应提供各设备招标人在生产该设备中的经验方面的资料。</w:t>
+      </w:r>
     </w:p>
     <w:sectPr>
       <w:pgSz w:w="11906" w:h="16838"/>
@@ -4896,6 +7143,62 @@
       <w:lang w:bidi="en-US"/>
     </w:rPr>
   </w:style>
+  <w:style w:type="paragraph" w:customStyle="1" w:styleId="JZ2">
+    <w:name w:val="JZ标题2"/>
+    <w:next w:val="a"/>
+    <w:qFormat/>
+    <w:rsid w:val="000E1E90"/>
+    <w:pPr>
+      <w:widowControl w:val="0"/>
+      <w:spacing w:before="200" w:after="200"/>
+      <w:jc w:val="both"/>
+      <w:outlineLvl w:val="1"/>
+    </w:pPr>
+    <w:rPr>
+      <w:rFonts w:ascii="Times New Roman" w:eastAsia="宋体" w:hAnsi="Times New Roman" w:cs="宋体"/>
+      <w:kern w:val="0"/>
+      <w:sz w:val="28"/>
+      <w:szCs w:val="20"/>
+    </w:rPr>
+  </w:style>
+  <w:style w:type="paragraph" w:customStyle="1" w:styleId="JZ3">
+    <w:name w:val="JZ标题3"/>
+    <w:next w:val="a"/>
+    <w:qFormat/>
+    <w:rsid w:val="000E1E90"/>
+    <w:pPr>
+      <w:widowControl w:val="0"/>
+      <w:spacing w:before="240" w:line="480" w:lineRule="exact"/>
+      <w:ind w:left="567" w:firstLine="200"/>
+      <w:jc w:val="both"/>
+      <w:outlineLvl w:val="2"/>
+    </w:pPr>
+    <w:rPr>
+      <w:rFonts w:ascii="Times New Roman" w:eastAsia="宋体" w:hAnsi="Times New Roman" w:cs="Times New Roman"/>
+      <w:kern w:val="0"/>
+      <w:sz w:val="24"/>
+      <w:szCs w:val="20"/>
+    </w:rPr>
+  </w:style>
+  <w:style w:type="paragraph" w:customStyle="1" w:styleId="JZ4">
+    <w:name w:val="JZ标题4"/>
+    <w:next w:val="a"/>
+    <w:qFormat/>
+    <w:rsid w:val="000E1E90"/>
+    <w:pPr>
+      <w:widowControl w:val="0"/>
+      <w:spacing w:before="240"/>
+      <w:ind w:left="238"/>
+      <w:jc w:val="both"/>
+      <w:outlineLvl w:val="3"/>
+    </w:pPr>
+    <w:rPr>
+      <w:rFonts w:ascii="Times New Roman" w:eastAsia="宋体" w:hAnsi="Times New Roman" w:cs="Times New Roman"/>
+      <w:kern w:val="0"/>
+      <w:sz w:val="24"/>
+      <w:szCs w:val="20"/>
+    </w:rPr>
+  </w:style>
 </w:styles>
 </file>
 

--- a/test/test.docx
+++ b/test/test.docx
@@ -279,10 +279,10 @@
             <v:path o:extrusionok="f" gradientshapeok="t" o:connecttype="rect"/>
             <o:lock v:ext="edit" aspectratio="t"/>
           </v:shapetype>
-          <v:shape id="_x0000_i1025" type="#_x0000_t75" style="width:435.3pt;height:155.65pt" o:ole="">
+          <v:shape id="_x0000_i1025" type="#_x0000_t75" style="width:435.1pt;height:155.5pt" o:ole="">
             <v:imagedata r:id="rId7" o:title=""/>
           </v:shape>
-          <o:OLEObject Type="Embed" ProgID="AutoCAD.Drawing.19" ShapeID="_x0000_i1025" DrawAspect="Content" ObjectID="_1847432765" r:id="rId8"/>
+          <o:OLEObject Type="Embed" ProgID="AutoCAD.Drawing.19" ShapeID="_x0000_i1025" DrawAspect="Content" ObjectID="_1847510564" r:id="rId8"/>
         </w:object>
       </w:r>
     </w:p>
@@ -315,10 +315,10 @@
       </w:pPr>
       <w:r>
         <w:object w:dxaOrig="19260" w:dyaOrig="7005">
-          <v:shape id="_x0000_i1026" type="#_x0000_t75" style="width:413.15pt;height:147.3pt" o:ole="">
+          <v:shape id="_x0000_i1026" type="#_x0000_t75" style="width:413pt;height:147.55pt" o:ole="">
             <v:imagedata r:id="rId9" o:title=""/>
           </v:shape>
-          <o:OLEObject Type="Embed" ProgID="AutoCAD.Drawing.19" ShapeID="_x0000_i1026" DrawAspect="Content" ObjectID="_1847432766" r:id="rId10"/>
+          <o:OLEObject Type="Embed" ProgID="AutoCAD.Drawing.19" ShapeID="_x0000_i1026" DrawAspect="Content" ObjectID="_1847510565" r:id="rId10"/>
         </w:object>
       </w:r>
     </w:p>
@@ -2320,6 +2320,262 @@
     </w:p>
     <w:p>
       <w:pPr>
+        <w:widowControl/>
+        <w:numPr>
+          <w:ilvl w:val="0"/>
+          <w:numId w:val="10"/>
+        </w:numPr>
+        <w:spacing w:line="480" w:lineRule="exact"/>
+        <w:ind w:firstLineChars="200" w:firstLine="420"/>
+        <w:jc w:val="left"/>
+        <w:rPr>
+          <w:rFonts w:eastAsia="宋体"/>
+          <w:kern w:val="24"/>
+          <w:lang w:bidi="ar"/>
+        </w:rPr>
+      </w:pPr>
+      <w:r>
+        <w:rPr>
+          <w:rFonts w:eastAsia="宋体"/>
+          <w:kern w:val="24"/>
+          <w:lang w:bidi="ar"/>
+        </w:rPr>
+        <w:t>本系统招标确定的投标人须承担本项目全部集成采购项目的总集成工作，并对本项目系统开通负总责。</w:t>
+      </w:r>
+    </w:p>
+    <w:p>
+      <w:pPr>
+        <w:widowControl/>
+        <w:numPr>
+          <w:ilvl w:val="0"/>
+          <w:numId w:val="10"/>
+        </w:numPr>
+        <w:spacing w:line="480" w:lineRule="exact"/>
+        <w:ind w:firstLineChars="200" w:firstLine="420"/>
+        <w:jc w:val="left"/>
+        <w:rPr>
+          <w:rFonts w:eastAsia="宋体"/>
+          <w:kern w:val="24"/>
+          <w:lang w:bidi="ar"/>
+        </w:rPr>
+      </w:pPr>
+      <w:r>
+        <w:rPr>
+          <w:rFonts w:eastAsia="宋体"/>
+          <w:kern w:val="24"/>
+          <w:lang w:bidi="ar"/>
+        </w:rPr>
+        <w:t>本项目为全自动驾驶线路，投标人所提供的系统和设备应能满足全自动运行环境下的功能需求</w:t>
+      </w:r>
+      <w:r>
+        <w:rPr>
+          <w:rFonts w:eastAsia="宋体" w:hint="eastAsia"/>
+          <w:kern w:val="24"/>
+          <w:lang w:bidi="ar"/>
+        </w:rPr>
+        <w:t>。</w:t>
+      </w:r>
+      <w:bookmarkStart w:id="24" w:name="_GoBack"/>
+      <w:bookmarkEnd w:id="24"/>
+    </w:p>
+    <w:p>
+      <w:pPr>
+        <w:widowControl/>
+        <w:numPr>
+          <w:ilvl w:val="0"/>
+          <w:numId w:val="10"/>
+        </w:numPr>
+        <w:spacing w:line="480" w:lineRule="exact"/>
+        <w:ind w:firstLineChars="200" w:firstLine="420"/>
+        <w:jc w:val="left"/>
+        <w:rPr>
+          <w:rFonts w:eastAsia="宋体"/>
+          <w:kern w:val="24"/>
+          <w:lang w:bidi="ar"/>
+        </w:rPr>
+      </w:pPr>
+      <w:r>
+        <w:rPr>
+          <w:rFonts w:eastAsia="宋体"/>
+          <w:kern w:val="24"/>
+          <w:lang w:bidi="ar"/>
+        </w:rPr>
+        <w:t>投标人所选择的产品和系统方案及接口功能，必须满足城市轨道交通初期运营前安全评估技术规范所规定的各项测试要求，并能在工程验收时提供测试资料，所有方案所涉及的软硬件费用已包含在投标总价中。</w:t>
+      </w:r>
+    </w:p>
+    <w:p>
+      <w:pPr>
+        <w:widowControl/>
+        <w:numPr>
+          <w:ilvl w:val="0"/>
+          <w:numId w:val="10"/>
+        </w:numPr>
+        <w:spacing w:line="480" w:lineRule="exact"/>
+        <w:ind w:firstLineChars="200" w:firstLine="420"/>
+        <w:jc w:val="left"/>
+        <w:rPr>
+          <w:rFonts w:eastAsia="宋体"/>
+          <w:kern w:val="24"/>
+          <w:lang w:bidi="ar"/>
+        </w:rPr>
+      </w:pPr>
+      <w:r>
+        <w:rPr>
+          <w:rFonts w:eastAsia="宋体"/>
+          <w:kern w:val="24"/>
+          <w:lang w:bidi="ar"/>
+        </w:rPr>
+        <w:t>投标人所选用设备</w:t>
+      </w:r>
+      <w:r>
+        <w:rPr>
+          <w:rFonts w:eastAsia="宋体" w:hint="eastAsia"/>
+          <w:kern w:val="24"/>
+          <w:lang w:bidi="ar"/>
+        </w:rPr>
+        <w:t>（播控、</w:t>
+      </w:r>
+      <w:r>
+        <w:rPr>
+          <w:rFonts w:eastAsia="宋体" w:hint="eastAsia"/>
+          <w:kern w:val="24"/>
+          <w:lang w:bidi="ar"/>
+        </w:rPr>
+        <w:t>L</w:t>
+      </w:r>
+      <w:r>
+        <w:rPr>
+          <w:rFonts w:eastAsia="宋体"/>
+          <w:kern w:val="24"/>
+          <w:lang w:bidi="ar"/>
+        </w:rPr>
+        <w:t>CD</w:t>
+      </w:r>
+      <w:r>
+        <w:rPr>
+          <w:rFonts w:eastAsia="宋体" w:hint="eastAsia"/>
+          <w:kern w:val="24"/>
+          <w:lang w:bidi="ar"/>
+        </w:rPr>
+        <w:t>显示器、</w:t>
+      </w:r>
+      <w:r>
+        <w:rPr>
+          <w:rFonts w:eastAsia="宋体" w:hint="eastAsia"/>
+          <w:kern w:val="24"/>
+          <w:lang w:bidi="ar"/>
+        </w:rPr>
+        <w:t>L</w:t>
+      </w:r>
+      <w:r>
+        <w:rPr>
+          <w:rFonts w:eastAsia="宋体"/>
+          <w:kern w:val="24"/>
+          <w:lang w:bidi="ar"/>
+        </w:rPr>
+        <w:t>ED</w:t>
+      </w:r>
+      <w:r>
+        <w:rPr>
+          <w:rFonts w:eastAsia="宋体" w:hint="eastAsia"/>
+          <w:kern w:val="24"/>
+          <w:lang w:bidi="ar"/>
+        </w:rPr>
+        <w:t>全彩显示器、交换机、车载三层交换机、车载</w:t>
+      </w:r>
+      <w:r>
+        <w:rPr>
+          <w:rFonts w:eastAsia="宋体" w:hint="eastAsia"/>
+          <w:kern w:val="24"/>
+          <w:lang w:bidi="ar"/>
+        </w:rPr>
+        <w:t>P</w:t>
+      </w:r>
+      <w:r>
+        <w:rPr>
+          <w:rFonts w:eastAsia="宋体"/>
+          <w:kern w:val="24"/>
+          <w:lang w:bidi="ar"/>
+        </w:rPr>
+        <w:t>IS</w:t>
+      </w:r>
+      <w:r>
+        <w:rPr>
+          <w:rFonts w:eastAsia="宋体" w:hint="eastAsia"/>
+          <w:kern w:val="24"/>
+          <w:lang w:bidi="ar"/>
+        </w:rPr>
+        <w:t>主机、车载监控主机、车载</w:t>
+      </w:r>
+      <w:r>
+        <w:rPr>
+          <w:rFonts w:eastAsia="宋体" w:hint="eastAsia"/>
+          <w:kern w:val="24"/>
+          <w:lang w:bidi="ar"/>
+        </w:rPr>
+        <w:t>N</w:t>
+      </w:r>
+      <w:r>
+        <w:rPr>
+          <w:rFonts w:eastAsia="宋体"/>
+          <w:kern w:val="24"/>
+          <w:lang w:bidi="ar"/>
+        </w:rPr>
+        <w:t>VR</w:t>
+      </w:r>
+      <w:r>
+        <w:rPr>
+          <w:rFonts w:eastAsia="宋体" w:hint="eastAsia"/>
+          <w:kern w:val="24"/>
+          <w:lang w:bidi="ar"/>
+        </w:rPr>
+        <w:t>）</w:t>
+      </w:r>
+      <w:r>
+        <w:rPr>
+          <w:rFonts w:eastAsia="宋体"/>
+          <w:kern w:val="24"/>
+          <w:lang w:bidi="ar"/>
+        </w:rPr>
+        <w:t>品牌应具有国内轨道交通近</w:t>
+      </w:r>
+      <w:r>
+        <w:rPr>
+          <w:rFonts w:eastAsia="宋体"/>
+          <w:kern w:val="24"/>
+          <w:lang w:bidi="ar"/>
+        </w:rPr>
+        <w:t>5</w:t>
+      </w:r>
+      <w:r>
+        <w:rPr>
+          <w:rFonts w:eastAsia="宋体"/>
+          <w:kern w:val="24"/>
+          <w:lang w:bidi="ar"/>
+        </w:rPr>
+        <w:t>年使用业绩</w:t>
+      </w:r>
+      <w:r>
+        <w:rPr>
+          <w:rFonts w:eastAsia="宋体" w:hint="eastAsia"/>
+          <w:kern w:val="24"/>
+          <w:lang w:bidi="ar"/>
+        </w:rPr>
+        <w:t>，并提交业绩证明。</w:t>
+      </w:r>
+    </w:p>
+    <w:p>
+      <w:pPr>
+        <w:ind w:firstLine="480"/>
+        <w:rPr>
+          <w:rFonts w:hint="eastAsia"/>
+          <w:color w:val="000000"/>
+          <w:sz w:val="24"/>
+        </w:rPr>
+      </w:pPr>
+    </w:p>
+    <w:p>
+      <w:pPr>
         <w:pStyle w:val="2"/>
         <w:keepNext w:val="0"/>
         <w:keepLines w:val="0"/>
@@ -2378,9 +2634,9 @@
           <w:szCs w:val="24"/>
         </w:rPr>
       </w:pPr>
-      <w:bookmarkStart w:id="24" w:name="_Toc340477122"/>
-      <w:bookmarkStart w:id="25" w:name="_Toc387334839"/>
-      <w:bookmarkStart w:id="26" w:name="_Toc29659"/>
+      <w:bookmarkStart w:id="25" w:name="_Toc340477122"/>
+      <w:bookmarkStart w:id="26" w:name="_Toc387334839"/>
+      <w:bookmarkStart w:id="27" w:name="_Toc29659"/>
       <w:r>
         <w:rPr>
           <w:rFonts w:eastAsia="黑体" w:hint="eastAsia"/>
@@ -2401,9 +2657,9 @@
         </w:rPr>
         <w:t>第一次设计联络会议</w:t>
       </w:r>
-      <w:bookmarkEnd w:id="24"/>
       <w:bookmarkEnd w:id="25"/>
       <w:bookmarkEnd w:id="26"/>
+      <w:bookmarkEnd w:id="27"/>
     </w:p>
     <w:p>
       <w:pPr>
@@ -2438,6 +2694,7 @@
           <w:color w:val="000000"/>
           <w:sz w:val="24"/>
         </w:rPr>
+        <w:lastRenderedPageBreak/>
         <w:t>预定会期：</w:t>
       </w:r>
       <w:r>
@@ -2637,7 +2894,6 @@
           <w:rFonts w:ascii="宋体" w:eastAsia="宋体" w:hAnsi="宋体"/>
           <w:szCs w:val="21"/>
         </w:rPr>
-        <w:lastRenderedPageBreak/>
         <w:t>2．所列</w:t>
       </w:r>
       <w:r>
@@ -2940,6 +3196,7 @@
         <w:rPr>
           <w:rFonts w:hint="eastAsia"/>
         </w:rPr>
+        <w:lastRenderedPageBreak/>
         <w:t>C</w:t>
       </w:r>
       <w:r>
@@ -2957,14 +3214,14 @@
           <w:numId w:val="0"/>
         </w:numPr>
       </w:pPr>
-      <w:bookmarkStart w:id="27" w:name="_Toc297369523"/>
-      <w:bookmarkStart w:id="28" w:name="_Toc297369825"/>
-      <w:bookmarkStart w:id="29" w:name="_Toc296609297"/>
-      <w:bookmarkStart w:id="30" w:name="_Toc297369220"/>
-      <w:bookmarkStart w:id="31" w:name="_Toc297370431"/>
-      <w:bookmarkStart w:id="32" w:name="_Toc297217620"/>
-      <w:bookmarkStart w:id="33" w:name="_Toc297366064"/>
-      <w:bookmarkStart w:id="34" w:name="_Toc235457758"/>
+      <w:bookmarkStart w:id="28" w:name="_Toc297369523"/>
+      <w:bookmarkStart w:id="29" w:name="_Toc297369825"/>
+      <w:bookmarkStart w:id="30" w:name="_Toc296609297"/>
+      <w:bookmarkStart w:id="31" w:name="_Toc297369220"/>
+      <w:bookmarkStart w:id="32" w:name="_Toc297370431"/>
+      <w:bookmarkStart w:id="33" w:name="_Toc297217620"/>
+      <w:bookmarkStart w:id="34" w:name="_Toc297366064"/>
+      <w:bookmarkStart w:id="35" w:name="_Toc235457758"/>
       <w:r>
         <w:rPr>
           <w:rFonts w:hint="eastAsia"/>
@@ -2977,7 +3234,6 @@
       <w:r>
         <w:t>项目班子情况表</w:t>
       </w:r>
-      <w:bookmarkEnd w:id="27"/>
       <w:bookmarkEnd w:id="28"/>
       <w:bookmarkEnd w:id="29"/>
       <w:bookmarkEnd w:id="30"/>
@@ -2985,6 +3241,7 @@
       <w:bookmarkEnd w:id="32"/>
       <w:bookmarkEnd w:id="33"/>
       <w:bookmarkEnd w:id="34"/>
+      <w:bookmarkEnd w:id="35"/>
     </w:p>
     <w:p>
       <w:pPr>
@@ -2994,7 +3251,7 @@
           <w:numId w:val="0"/>
         </w:numPr>
       </w:pPr>
-      <w:bookmarkStart w:id="35" w:name="_Toc235457759"/>
+      <w:bookmarkStart w:id="36" w:name="_Toc235457759"/>
       <w:r>
         <w:rPr>
           <w:rFonts w:hint="eastAsia"/>
@@ -3016,7 +3273,7 @@
         </w:rPr>
         <w:t>项目负责人——赵嘉</w:t>
       </w:r>
-      <w:bookmarkEnd w:id="35"/>
+      <w:bookmarkEnd w:id="36"/>
     </w:p>
     <w:p>
       <w:pPr>
@@ -3091,7 +3348,6 @@
           <w:rFonts w:eastAsia="宋体" w:hint="eastAsia"/>
           <w:kern w:val="24"/>
         </w:rPr>
-        <w:lastRenderedPageBreak/>
         <w:t>1</w:t>
       </w:r>
       <w:r>
@@ -4068,6 +4324,7 @@
                 <w:bCs/>
                 <w:szCs w:val="21"/>
               </w:rPr>
+              <w:lastRenderedPageBreak/>
               <w:t>28</w:t>
             </w:r>
           </w:p>
@@ -4728,7 +4985,6 @@
                 <w:bCs/>
                 <w:szCs w:val="21"/>
               </w:rPr>
-              <w:lastRenderedPageBreak/>
               <w:t>3</w:t>
             </w:r>
             <w:r>
@@ -5057,6 +5313,7 @@
           <w:rFonts w:eastAsia="宋体" w:hint="eastAsia"/>
           <w:kern w:val="24"/>
         </w:rPr>
+        <w:lastRenderedPageBreak/>
         <w:t>PIS</w:t>
       </w:r>
       <w:r>
@@ -5255,15 +5512,7 @@
           <w:rFonts w:eastAsia="宋体"/>
           <w:kern w:val="24"/>
         </w:rPr>
-        <w:t>电源等重要单板考虑必要的</w:t>
-      </w:r>
-      <w:r>
-        <w:rPr>
-          <w:rFonts w:eastAsia="宋体"/>
-          <w:kern w:val="24"/>
-        </w:rPr>
-        <w:lastRenderedPageBreak/>
-        <w:t>安全冗余配置，以确保各子系统安全可靠、不间断地正常运行。招标人有权决定对重要板卡是否增配。</w:t>
+        <w:t>电源等重要单板考虑必要的安全冗余配置，以确保各子系统安全可靠、不间断地正常运行。招标人有权决定对重要板卡是否增配。</w:t>
       </w:r>
     </w:p>
     <w:p>
@@ -5271,12 +5520,10 @@
         <w:spacing w:line="480" w:lineRule="exact"/>
         <w:ind w:firstLineChars="200" w:firstLine="420"/>
         <w:rPr>
-          <w:rFonts w:eastAsia="宋体" w:hint="eastAsia"/>
-          <w:kern w:val="24"/>
-        </w:rPr>
-      </w:pPr>
-      <w:bookmarkStart w:id="36" w:name="_GoBack"/>
-      <w:bookmarkEnd w:id="36"/>
+          <w:rFonts w:eastAsia="宋体"/>
+          <w:kern w:val="24"/>
+        </w:rPr>
+      </w:pPr>
       <w:r>
         <w:rPr>
           <w:rFonts w:eastAsia="宋体"/>
@@ -5470,6 +5717,21 @@
     </w:lvl>
   </w:abstractNum>
   <w:abstractNum w:abstractNumId="2" w15:restartNumberingAfterBreak="0">
+    <w:nsid w:val="07F7C73E"/>
+    <w:multiLevelType w:val="singleLevel"/>
+    <w:tmpl w:val="07F7C73E"/>
+    <w:lvl w:ilvl="0">
+      <w:start w:val="1"/>
+      <w:numFmt w:val="decimal"/>
+      <w:suff w:val="nothing"/>
+      <w:lvlText w:val="%1）"/>
+      <w:lvlJc w:val="left"/>
+      <w:rPr>
+        <w:rFonts w:ascii="Times New Roman" w:hAnsi="Times New Roman" w:cs="Times New Roman" w:hint="default"/>
+      </w:rPr>
+    </w:lvl>
+  </w:abstractNum>
+  <w:abstractNum w:abstractNumId="3" w15:restartNumberingAfterBreak="0">
     <w:nsid w:val="1C86017A"/>
     <w:multiLevelType w:val="multilevel"/>
     <w:tmpl w:val="0409001D"/>
@@ -5555,7 +5817,7 @@
       </w:pPr>
     </w:lvl>
   </w:abstractNum>
-  <w:abstractNum w:abstractNumId="3" w15:restartNumberingAfterBreak="0">
+  <w:abstractNum w:abstractNumId="4" w15:restartNumberingAfterBreak="0">
     <w:nsid w:val="1C952D9E"/>
     <w:multiLevelType w:val="multilevel"/>
     <w:tmpl w:val="1C952D9E"/>
@@ -5674,7 +5936,7 @@
       </w:rPr>
     </w:lvl>
   </w:abstractNum>
-  <w:abstractNum w:abstractNumId="4" w15:restartNumberingAfterBreak="0">
+  <w:abstractNum w:abstractNumId="5" w15:restartNumberingAfterBreak="0">
     <w:nsid w:val="1F0369B7"/>
     <w:multiLevelType w:val="hybridMultilevel"/>
     <w:tmpl w:val="7ADA6B6C"/>
@@ -5763,7 +6025,7 @@
       </w:pPr>
     </w:lvl>
   </w:abstractNum>
-  <w:abstractNum w:abstractNumId="5" w15:restartNumberingAfterBreak="0">
+  <w:abstractNum w:abstractNumId="6" w15:restartNumberingAfterBreak="0">
     <w:nsid w:val="2D037CC5"/>
     <w:multiLevelType w:val="multilevel"/>
     <w:tmpl w:val="283E5170"/>
@@ -5892,7 +6154,7 @@
       </w:rPr>
     </w:lvl>
   </w:abstractNum>
-  <w:abstractNum w:abstractNumId="6" w15:restartNumberingAfterBreak="0">
+  <w:abstractNum w:abstractNumId="7" w15:restartNumberingAfterBreak="0">
     <w:nsid w:val="5CA86EEB"/>
     <w:multiLevelType w:val="multilevel"/>
     <w:tmpl w:val="5CA86EEB"/>
@@ -6005,7 +6267,7 @@
       </w:rPr>
     </w:lvl>
   </w:abstractNum>
-  <w:abstractNum w:abstractNumId="7" w15:restartNumberingAfterBreak="0">
+  <w:abstractNum w:abstractNumId="8" w15:restartNumberingAfterBreak="0">
     <w:nsid w:val="62E53404"/>
     <w:multiLevelType w:val="multilevel"/>
     <w:tmpl w:val="62E53404"/>
@@ -6118,7 +6380,7 @@
       </w:rPr>
     </w:lvl>
   </w:abstractNum>
-  <w:abstractNum w:abstractNumId="8" w15:restartNumberingAfterBreak="0">
+  <w:abstractNum w:abstractNumId="9" w15:restartNumberingAfterBreak="0">
     <w:nsid w:val="7FE3C5C7"/>
     <w:multiLevelType w:val="multilevel"/>
     <w:tmpl w:val="7FE3C5C7"/>
@@ -6238,10 +6500,10 @@
     </w:lvl>
   </w:abstractNum>
   <w:num w:numId="1">
-    <w:abstractNumId w:val="6"/>
+    <w:abstractNumId w:val="7"/>
   </w:num>
   <w:num w:numId="2">
-    <w:abstractNumId w:val="3"/>
+    <w:abstractNumId w:val="4"/>
   </w:num>
   <w:num w:numId="3">
     <w:abstractNumId w:val="1"/>
@@ -6250,19 +6512,22 @@
     <w:abstractNumId w:val="0"/>
   </w:num>
   <w:num w:numId="5">
+    <w:abstractNumId w:val="9"/>
+  </w:num>
+  <w:num w:numId="6">
+    <w:abstractNumId w:val="3"/>
+  </w:num>
+  <w:num w:numId="7">
+    <w:abstractNumId w:val="5"/>
+  </w:num>
+  <w:num w:numId="8">
     <w:abstractNumId w:val="8"/>
   </w:num>
-  <w:num w:numId="6">
+  <w:num w:numId="9">
+    <w:abstractNumId w:val="6"/>
+  </w:num>
+  <w:num w:numId="10">
     <w:abstractNumId w:val="2"/>
-  </w:num>
-  <w:num w:numId="7">
-    <w:abstractNumId w:val="4"/>
-  </w:num>
-  <w:num w:numId="8">
-    <w:abstractNumId w:val="7"/>
-  </w:num>
-  <w:num w:numId="9">
-    <w:abstractNumId w:val="5"/>
   </w:num>
 </w:numbering>
 </file>

--- a/test/test.docx
+++ b/test/test.docx
@@ -279,10 +279,10 @@
             <v:path o:extrusionok="f" gradientshapeok="t" o:connecttype="rect"/>
             <o:lock v:ext="edit" aspectratio="t"/>
           </v:shapetype>
-          <v:shape id="_x0000_i1025" type="#_x0000_t75" style="width:435.1pt;height:155.5pt" o:ole="">
+          <v:shape id="_x0000_i1025" type="#_x0000_t75" style="width:435.2pt;height:155.55pt" o:ole="">
             <v:imagedata r:id="rId7" o:title=""/>
           </v:shape>
-          <o:OLEObject Type="Embed" ProgID="AutoCAD.Drawing.19" ShapeID="_x0000_i1025" DrawAspect="Content" ObjectID="_1847510564" r:id="rId8"/>
+          <o:OLEObject Type="Embed" ProgID="AutoCAD.Drawing.19" ShapeID="_x0000_i1025" DrawAspect="Content" ObjectID="_1848643168" r:id="rId8"/>
         </w:object>
       </w:r>
     </w:p>
@@ -315,10 +315,10 @@
       </w:pPr>
       <w:r>
         <w:object w:dxaOrig="19260" w:dyaOrig="7005">
-          <v:shape id="_x0000_i1026" type="#_x0000_t75" style="width:413pt;height:147.55pt" o:ole="">
+          <v:shape id="_x0000_i1026" type="#_x0000_t75" style="width:413.35pt;height:147.2pt" o:ole="">
             <v:imagedata r:id="rId9" o:title=""/>
           </v:shape>
-          <o:OLEObject Type="Embed" ProgID="AutoCAD.Drawing.19" ShapeID="_x0000_i1026" DrawAspect="Content" ObjectID="_1847510565" r:id="rId10"/>
+          <o:OLEObject Type="Embed" ProgID="AutoCAD.Drawing.19" ShapeID="_x0000_i1026" DrawAspect="Content" ObjectID="_1848643169" r:id="rId10"/>
         </w:object>
       </w:r>
     </w:p>
@@ -2375,8 +2375,6 @@
         </w:rPr>
         <w:t>。</w:t>
       </w:r>
-      <w:bookmarkStart w:id="24" w:name="_GoBack"/>
-      <w:bookmarkEnd w:id="24"/>
     </w:p>
     <w:p>
       <w:pPr>
@@ -2568,7 +2566,6 @@
       <w:pPr>
         <w:ind w:firstLine="480"/>
         <w:rPr>
-          <w:rFonts w:hint="eastAsia"/>
           <w:color w:val="000000"/>
           <w:sz w:val="24"/>
         </w:rPr>
@@ -2634,9 +2631,9 @@
           <w:szCs w:val="24"/>
         </w:rPr>
       </w:pPr>
-      <w:bookmarkStart w:id="25" w:name="_Toc340477122"/>
-      <w:bookmarkStart w:id="26" w:name="_Toc387334839"/>
-      <w:bookmarkStart w:id="27" w:name="_Toc29659"/>
+      <w:bookmarkStart w:id="24" w:name="_Toc340477122"/>
+      <w:bookmarkStart w:id="25" w:name="_Toc387334839"/>
+      <w:bookmarkStart w:id="26" w:name="_Toc29659"/>
       <w:r>
         <w:rPr>
           <w:rFonts w:eastAsia="黑体" w:hint="eastAsia"/>
@@ -2657,9 +2654,9 @@
         </w:rPr>
         <w:t>第一次设计联络会议</w:t>
       </w:r>
+      <w:bookmarkEnd w:id="24"/>
       <w:bookmarkEnd w:id="25"/>
       <w:bookmarkEnd w:id="26"/>
-      <w:bookmarkEnd w:id="27"/>
     </w:p>
     <w:p>
       <w:pPr>
@@ -3214,14 +3211,14 @@
           <w:numId w:val="0"/>
         </w:numPr>
       </w:pPr>
-      <w:bookmarkStart w:id="28" w:name="_Toc297369523"/>
-      <w:bookmarkStart w:id="29" w:name="_Toc297369825"/>
-      <w:bookmarkStart w:id="30" w:name="_Toc296609297"/>
-      <w:bookmarkStart w:id="31" w:name="_Toc297369220"/>
-      <w:bookmarkStart w:id="32" w:name="_Toc297370431"/>
-      <w:bookmarkStart w:id="33" w:name="_Toc297217620"/>
-      <w:bookmarkStart w:id="34" w:name="_Toc297366064"/>
-      <w:bookmarkStart w:id="35" w:name="_Toc235457758"/>
+      <w:bookmarkStart w:id="27" w:name="_Toc297369523"/>
+      <w:bookmarkStart w:id="28" w:name="_Toc297369825"/>
+      <w:bookmarkStart w:id="29" w:name="_Toc296609297"/>
+      <w:bookmarkStart w:id="30" w:name="_Toc297369220"/>
+      <w:bookmarkStart w:id="31" w:name="_Toc297370431"/>
+      <w:bookmarkStart w:id="32" w:name="_Toc297217620"/>
+      <w:bookmarkStart w:id="33" w:name="_Toc297366064"/>
+      <w:bookmarkStart w:id="34" w:name="_Toc235457758"/>
       <w:r>
         <w:rPr>
           <w:rFonts w:hint="eastAsia"/>
@@ -3234,6 +3231,7 @@
       <w:r>
         <w:t>项目班子情况表</w:t>
       </w:r>
+      <w:bookmarkEnd w:id="27"/>
       <w:bookmarkEnd w:id="28"/>
       <w:bookmarkEnd w:id="29"/>
       <w:bookmarkEnd w:id="30"/>
@@ -3241,7 +3239,6 @@
       <w:bookmarkEnd w:id="32"/>
       <w:bookmarkEnd w:id="33"/>
       <w:bookmarkEnd w:id="34"/>
-      <w:bookmarkEnd w:id="35"/>
     </w:p>
     <w:p>
       <w:pPr>
@@ -3251,7 +3248,7 @@
           <w:numId w:val="0"/>
         </w:numPr>
       </w:pPr>
-      <w:bookmarkStart w:id="36" w:name="_Toc235457759"/>
+      <w:bookmarkStart w:id="35" w:name="_Toc235457759"/>
       <w:r>
         <w:rPr>
           <w:rFonts w:hint="eastAsia"/>
@@ -3273,7 +3270,7 @@
         </w:rPr>
         <w:t>项目负责人——赵嘉</w:t>
       </w:r>
-      <w:bookmarkEnd w:id="36"/>
+      <w:bookmarkEnd w:id="35"/>
     </w:p>
     <w:p>
       <w:pPr>
@@ -5531,6 +5528,2057 @@
         </w:rPr>
         <w:t>投标人应提供各设备招标人在生产该设备中的经验方面的资料。</w:t>
       </w:r>
+    </w:p>
+    <w:p>
+      <w:pPr>
+        <w:spacing w:line="480" w:lineRule="exact"/>
+        <w:ind w:firstLineChars="200" w:firstLine="420"/>
+        <w:rPr>
+          <w:rFonts w:eastAsia="宋体"/>
+          <w:kern w:val="24"/>
+        </w:rPr>
+      </w:pPr>
+    </w:p>
+    <w:p>
+      <w:pPr>
+        <w:pStyle w:val="1"/>
+        <w:keepNext w:val="0"/>
+        <w:keepLines w:val="0"/>
+        <w:numPr>
+          <w:ilvl w:val="0"/>
+          <w:numId w:val="6"/>
+        </w:numPr>
+        <w:adjustRightInd w:val="0"/>
+        <w:snapToGrid w:val="0"/>
+        <w:jc w:val="left"/>
+        <w:rPr>
+          <w:rFonts w:ascii="黑体" w:eastAsia="黑体" w:hAnsi="黑体"/>
+          <w:color w:val="000000"/>
+          <w:sz w:val="30"/>
+          <w:szCs w:val="30"/>
+        </w:rPr>
+      </w:pPr>
+      <w:bookmarkStart w:id="36" w:name="_GoBack"/>
+      <w:r>
+        <w:rPr>
+          <w:rFonts w:ascii="黑体" w:eastAsia="黑体" w:hAnsi="黑体" w:hint="eastAsia"/>
+          <w:color w:val="000000"/>
+          <w:sz w:val="30"/>
+          <w:szCs w:val="30"/>
+        </w:rPr>
+        <w:t>合并单元格</w:t>
+      </w:r>
+    </w:p>
+    <w:tbl>
+      <w:tblPr>
+        <w:tblW w:w="4981" w:type="pct"/>
+        <w:jc w:val="center"/>
+        <w:tblBorders>
+          <w:top w:val="single" w:sz="12" w:space="0" w:color="auto"/>
+          <w:left w:val="single" w:sz="12" w:space="0" w:color="auto"/>
+          <w:bottom w:val="single" w:sz="12" w:space="0" w:color="auto"/>
+          <w:right w:val="single" w:sz="12" w:space="0" w:color="auto"/>
+          <w:insideH w:val="single" w:sz="4" w:space="0" w:color="auto"/>
+          <w:insideV w:val="single" w:sz="4" w:space="0" w:color="auto"/>
+        </w:tblBorders>
+        <w:tblCellMar>
+          <w:left w:w="0" w:type="dxa"/>
+          <w:right w:w="0" w:type="dxa"/>
+        </w:tblCellMar>
+        <w:tblLook w:val="04A0" w:firstRow="1" w:lastRow="0" w:firstColumn="1" w:lastColumn="0" w:noHBand="0" w:noVBand="1"/>
+      </w:tblPr>
+      <w:tblGrid>
+        <w:gridCol w:w="921"/>
+        <w:gridCol w:w="574"/>
+        <w:gridCol w:w="1167"/>
+        <w:gridCol w:w="1407"/>
+        <w:gridCol w:w="78"/>
+        <w:gridCol w:w="1077"/>
+        <w:gridCol w:w="1504"/>
+        <w:gridCol w:w="1517"/>
+      </w:tblGrid>
+      <w:tr>
+        <w:trPr>
+          <w:trHeight w:val="397"/>
+          <w:jc w:val="center"/>
+        </w:trPr>
+        <w:tc>
+          <w:tcPr>
+            <w:tcW w:w="5000" w:type="pct"/>
+            <w:gridSpan w:val="8"/>
+            <w:tcBorders>
+              <w:top w:val="single" w:sz="12" w:space="0" w:color="auto"/>
+              <w:left w:val="single" w:sz="12" w:space="0" w:color="auto"/>
+              <w:bottom w:val="single" w:sz="4" w:space="0" w:color="auto"/>
+              <w:right w:val="single" w:sz="12" w:space="0" w:color="auto"/>
+            </w:tcBorders>
+            <w:vAlign w:val="center"/>
+            <w:hideMark/>
+          </w:tcPr>
+          <w:bookmarkEnd w:id="36"/>
+          <w:p>
+            <w:pPr>
+              <w:pStyle w:val="BN9"/>
+            </w:pPr>
+            <w:r>
+              <w:rPr>
+                <w:rFonts w:hint="eastAsia"/>
+              </w:rPr>
+              <w:t>一、基本情况</w:t>
+            </w:r>
+          </w:p>
+        </w:tc>
+      </w:tr>
+      <w:tr>
+        <w:trPr>
+          <w:trHeight w:val="90"/>
+          <w:jc w:val="center"/>
+        </w:trPr>
+        <w:tc>
+          <w:tcPr>
+            <w:tcW w:w="907" w:type="pct"/>
+            <w:gridSpan w:val="2"/>
+            <w:vMerge w:val="restart"/>
+            <w:tcBorders>
+              <w:top w:val="single" w:sz="4" w:space="0" w:color="auto"/>
+              <w:left w:val="single" w:sz="12" w:space="0" w:color="auto"/>
+              <w:bottom w:val="single" w:sz="4" w:space="0" w:color="auto"/>
+              <w:right w:val="single" w:sz="4" w:space="0" w:color="auto"/>
+            </w:tcBorders>
+            <w:vAlign w:val="center"/>
+            <w:hideMark/>
+          </w:tcPr>
+          <w:p>
+            <w:pPr>
+              <w:pStyle w:val="BN9"/>
+            </w:pPr>
+            <w:r>
+              <w:rPr>
+                <w:rFonts w:hint="eastAsia"/>
+              </w:rPr>
+              <w:t>企业名称</w:t>
+            </w:r>
+          </w:p>
+        </w:tc>
+        <w:tc>
+          <w:tcPr>
+            <w:tcW w:w="4092" w:type="pct"/>
+            <w:gridSpan w:val="6"/>
+            <w:tcBorders>
+              <w:top w:val="single" w:sz="4" w:space="0" w:color="auto"/>
+              <w:left w:val="single" w:sz="4" w:space="0" w:color="auto"/>
+              <w:bottom w:val="single" w:sz="4" w:space="0" w:color="auto"/>
+              <w:right w:val="single" w:sz="12" w:space="0" w:color="auto"/>
+            </w:tcBorders>
+            <w:vAlign w:val="center"/>
+            <w:hideMark/>
+          </w:tcPr>
+          <w:p>
+            <w:pPr>
+              <w:pStyle w:val="BN9"/>
+            </w:pPr>
+            <w:r>
+              <w:rPr>
+                <w:rFonts w:hint="eastAsia"/>
+              </w:rPr>
+              <w:t>（中文）富本（厦门）科技股份有限公司</w:t>
+            </w:r>
+          </w:p>
+        </w:tc>
+      </w:tr>
+      <w:tr>
+        <w:trPr>
+          <w:trHeight w:val="397"/>
+          <w:jc w:val="center"/>
+        </w:trPr>
+        <w:tc>
+          <w:tcPr>
+            <w:tcW w:w="0" w:type="auto"/>
+            <w:gridSpan w:val="2"/>
+            <w:vMerge/>
+            <w:tcBorders>
+              <w:top w:val="single" w:sz="4" w:space="0" w:color="auto"/>
+              <w:left w:val="single" w:sz="12" w:space="0" w:color="auto"/>
+              <w:bottom w:val="single" w:sz="4" w:space="0" w:color="auto"/>
+              <w:right w:val="single" w:sz="4" w:space="0" w:color="auto"/>
+            </w:tcBorders>
+            <w:vAlign w:val="center"/>
+            <w:hideMark/>
+          </w:tcPr>
+          <w:p>
+            <w:pPr>
+              <w:widowControl/>
+              <w:jc w:val="left"/>
+              <w:rPr>
+                <w:szCs w:val="24"/>
+              </w:rPr>
+            </w:pPr>
+          </w:p>
+        </w:tc>
+        <w:tc>
+          <w:tcPr>
+            <w:tcW w:w="4092" w:type="pct"/>
+            <w:gridSpan w:val="6"/>
+            <w:tcBorders>
+              <w:top w:val="single" w:sz="4" w:space="0" w:color="auto"/>
+              <w:left w:val="single" w:sz="4" w:space="0" w:color="auto"/>
+              <w:bottom w:val="single" w:sz="4" w:space="0" w:color="auto"/>
+              <w:right w:val="single" w:sz="12" w:space="0" w:color="auto"/>
+            </w:tcBorders>
+            <w:vAlign w:val="center"/>
+            <w:hideMark/>
+          </w:tcPr>
+          <w:p>
+            <w:pPr>
+              <w:pStyle w:val="BN9"/>
+            </w:pPr>
+            <w:r>
+              <w:rPr>
+                <w:rFonts w:hint="eastAsia"/>
+              </w:rPr>
+              <w:t>（英文，如果有）</w:t>
+            </w:r>
+            <w:r>
+              <w:t>/</w:t>
+            </w:r>
+          </w:p>
+        </w:tc>
+      </w:tr>
+      <w:tr>
+        <w:trPr>
+          <w:trHeight w:val="397"/>
+          <w:jc w:val="center"/>
+        </w:trPr>
+        <w:tc>
+          <w:tcPr>
+            <w:tcW w:w="907" w:type="pct"/>
+            <w:gridSpan w:val="2"/>
+            <w:vMerge w:val="restart"/>
+            <w:tcBorders>
+              <w:top w:val="single" w:sz="4" w:space="0" w:color="auto"/>
+              <w:left w:val="single" w:sz="12" w:space="0" w:color="auto"/>
+              <w:bottom w:val="single" w:sz="4" w:space="0" w:color="auto"/>
+              <w:right w:val="single" w:sz="4" w:space="0" w:color="auto"/>
+            </w:tcBorders>
+            <w:vAlign w:val="center"/>
+            <w:hideMark/>
+          </w:tcPr>
+          <w:p>
+            <w:pPr>
+              <w:pStyle w:val="BN9"/>
+            </w:pPr>
+            <w:r>
+              <w:rPr>
+                <w:rFonts w:hint="eastAsia"/>
+              </w:rPr>
+              <w:t>法定代表人</w:t>
+            </w:r>
+          </w:p>
+        </w:tc>
+        <w:tc>
+          <w:tcPr>
+            <w:tcW w:w="708" w:type="pct"/>
+            <w:vMerge w:val="restart"/>
+            <w:tcBorders>
+              <w:top w:val="single" w:sz="4" w:space="0" w:color="auto"/>
+              <w:left w:val="single" w:sz="4" w:space="0" w:color="auto"/>
+              <w:bottom w:val="single" w:sz="4" w:space="0" w:color="auto"/>
+              <w:right w:val="single" w:sz="4" w:space="0" w:color="auto"/>
+            </w:tcBorders>
+            <w:vAlign w:val="center"/>
+            <w:hideMark/>
+          </w:tcPr>
+          <w:p>
+            <w:pPr>
+              <w:pStyle w:val="BN9"/>
+            </w:pPr>
+            <w:r>
+              <w:rPr>
+                <w:rFonts w:hint="eastAsia"/>
+              </w:rPr>
+              <w:t>于英涛</w:t>
+            </w:r>
+          </w:p>
+        </w:tc>
+        <w:tc>
+          <w:tcPr>
+            <w:tcW w:w="853" w:type="pct"/>
+            <w:vMerge w:val="restart"/>
+            <w:tcBorders>
+              <w:top w:val="single" w:sz="4" w:space="0" w:color="auto"/>
+              <w:left w:val="single" w:sz="4" w:space="0" w:color="auto"/>
+              <w:bottom w:val="single" w:sz="4" w:space="0" w:color="auto"/>
+              <w:right w:val="single" w:sz="4" w:space="0" w:color="auto"/>
+            </w:tcBorders>
+            <w:vAlign w:val="center"/>
+            <w:hideMark/>
+          </w:tcPr>
+          <w:p>
+            <w:pPr>
+              <w:pStyle w:val="BN9"/>
+            </w:pPr>
+            <w:r>
+              <w:rPr>
+                <w:rFonts w:hint="eastAsia"/>
+              </w:rPr>
+              <w:t>企业性质</w:t>
+            </w:r>
+          </w:p>
+        </w:tc>
+        <w:tc>
+          <w:tcPr>
+            <w:tcW w:w="2531" w:type="pct"/>
+            <w:gridSpan w:val="4"/>
+            <w:tcBorders>
+              <w:top w:val="single" w:sz="4" w:space="0" w:color="auto"/>
+              <w:left w:val="single" w:sz="4" w:space="0" w:color="auto"/>
+              <w:bottom w:val="single" w:sz="4" w:space="0" w:color="auto"/>
+              <w:right w:val="single" w:sz="12" w:space="0" w:color="auto"/>
+            </w:tcBorders>
+            <w:vAlign w:val="center"/>
+            <w:hideMark/>
+          </w:tcPr>
+          <w:p>
+            <w:pPr>
+              <w:pStyle w:val="BN9"/>
+            </w:pPr>
+            <w:r>
+              <w:rPr>
+                <w:rFonts w:hint="eastAsia"/>
+              </w:rPr>
+              <w:t>（填央企</w:t>
+            </w:r>
+            <w:r>
+              <w:t>/</w:t>
+            </w:r>
+            <w:r>
+              <w:rPr>
+                <w:rFonts w:hint="eastAsia"/>
+              </w:rPr>
+              <w:t>省属国企</w:t>
+            </w:r>
+            <w:r>
+              <w:t>/</w:t>
+            </w:r>
+            <w:r>
+              <w:rPr>
+                <w:rFonts w:hint="eastAsia"/>
+              </w:rPr>
+              <w:t>市属国企</w:t>
+            </w:r>
+            <w:r>
+              <w:t>/</w:t>
+            </w:r>
+            <w:r>
+              <w:rPr>
+                <w:rFonts w:hint="eastAsia"/>
+              </w:rPr>
+              <w:t>民企）民企</w:t>
+            </w:r>
+          </w:p>
+        </w:tc>
+      </w:tr>
+      <w:tr>
+        <w:trPr>
+          <w:trHeight w:val="397"/>
+          <w:jc w:val="center"/>
+        </w:trPr>
+        <w:tc>
+          <w:tcPr>
+            <w:tcW w:w="0" w:type="auto"/>
+            <w:gridSpan w:val="2"/>
+            <w:vMerge/>
+            <w:tcBorders>
+              <w:top w:val="single" w:sz="4" w:space="0" w:color="auto"/>
+              <w:left w:val="single" w:sz="12" w:space="0" w:color="auto"/>
+              <w:bottom w:val="single" w:sz="4" w:space="0" w:color="auto"/>
+              <w:right w:val="single" w:sz="4" w:space="0" w:color="auto"/>
+            </w:tcBorders>
+            <w:vAlign w:val="center"/>
+            <w:hideMark/>
+          </w:tcPr>
+          <w:p>
+            <w:pPr>
+              <w:widowControl/>
+              <w:jc w:val="left"/>
+              <w:rPr>
+                <w:szCs w:val="24"/>
+              </w:rPr>
+            </w:pPr>
+          </w:p>
+        </w:tc>
+        <w:tc>
+          <w:tcPr>
+            <w:tcW w:w="0" w:type="auto"/>
+            <w:vMerge/>
+            <w:tcBorders>
+              <w:top w:val="single" w:sz="4" w:space="0" w:color="auto"/>
+              <w:left w:val="single" w:sz="4" w:space="0" w:color="auto"/>
+              <w:bottom w:val="single" w:sz="4" w:space="0" w:color="auto"/>
+              <w:right w:val="single" w:sz="4" w:space="0" w:color="auto"/>
+            </w:tcBorders>
+            <w:vAlign w:val="center"/>
+            <w:hideMark/>
+          </w:tcPr>
+          <w:p>
+            <w:pPr>
+              <w:widowControl/>
+              <w:jc w:val="left"/>
+              <w:rPr>
+                <w:szCs w:val="24"/>
+              </w:rPr>
+            </w:pPr>
+          </w:p>
+        </w:tc>
+        <w:tc>
+          <w:tcPr>
+            <w:tcW w:w="0" w:type="auto"/>
+            <w:vMerge/>
+            <w:tcBorders>
+              <w:top w:val="single" w:sz="4" w:space="0" w:color="auto"/>
+              <w:left w:val="single" w:sz="4" w:space="0" w:color="auto"/>
+              <w:bottom w:val="single" w:sz="4" w:space="0" w:color="auto"/>
+              <w:right w:val="single" w:sz="4" w:space="0" w:color="auto"/>
+            </w:tcBorders>
+            <w:vAlign w:val="center"/>
+            <w:hideMark/>
+          </w:tcPr>
+          <w:p>
+            <w:pPr>
+              <w:widowControl/>
+              <w:jc w:val="left"/>
+              <w:rPr>
+                <w:szCs w:val="24"/>
+              </w:rPr>
+            </w:pPr>
+          </w:p>
+        </w:tc>
+        <w:tc>
+          <w:tcPr>
+            <w:tcW w:w="2531" w:type="pct"/>
+            <w:gridSpan w:val="4"/>
+            <w:tcBorders>
+              <w:top w:val="single" w:sz="4" w:space="0" w:color="auto"/>
+              <w:left w:val="single" w:sz="4" w:space="0" w:color="auto"/>
+              <w:bottom w:val="single" w:sz="4" w:space="0" w:color="auto"/>
+              <w:right w:val="single" w:sz="12" w:space="0" w:color="auto"/>
+            </w:tcBorders>
+            <w:vAlign w:val="center"/>
+            <w:hideMark/>
+          </w:tcPr>
+          <w:p>
+            <w:pPr>
+              <w:pStyle w:val="BN9"/>
+            </w:pPr>
+            <w:r>
+              <w:rPr>
+                <w:rFonts w:hint="eastAsia"/>
+              </w:rPr>
+              <w:t>（若是上市企业，填写上市企业）</w:t>
+            </w:r>
+          </w:p>
+        </w:tc>
+      </w:tr>
+      <w:tr>
+        <w:trPr>
+          <w:trHeight w:val="397"/>
+          <w:jc w:val="center"/>
+        </w:trPr>
+        <w:tc>
+          <w:tcPr>
+            <w:tcW w:w="1615" w:type="pct"/>
+            <w:gridSpan w:val="3"/>
+            <w:tcBorders>
+              <w:top w:val="single" w:sz="4" w:space="0" w:color="auto"/>
+              <w:left w:val="single" w:sz="12" w:space="0" w:color="auto"/>
+              <w:bottom w:val="single" w:sz="4" w:space="0" w:color="auto"/>
+              <w:right w:val="single" w:sz="4" w:space="0" w:color="auto"/>
+            </w:tcBorders>
+            <w:vAlign w:val="center"/>
+            <w:hideMark/>
+          </w:tcPr>
+          <w:p>
+            <w:pPr>
+              <w:pStyle w:val="BN9"/>
+            </w:pPr>
+            <w:r>
+              <w:rPr>
+                <w:rFonts w:hint="eastAsia"/>
+              </w:rPr>
+              <w:t>工商注册号</w:t>
+            </w:r>
+          </w:p>
+        </w:tc>
+        <w:tc>
+          <w:tcPr>
+            <w:tcW w:w="3384" w:type="pct"/>
+            <w:gridSpan w:val="5"/>
+            <w:tcBorders>
+              <w:top w:val="single" w:sz="4" w:space="0" w:color="auto"/>
+              <w:left w:val="single" w:sz="4" w:space="0" w:color="auto"/>
+              <w:bottom w:val="single" w:sz="4" w:space="0" w:color="auto"/>
+              <w:right w:val="single" w:sz="12" w:space="0" w:color="auto"/>
+            </w:tcBorders>
+            <w:vAlign w:val="center"/>
+            <w:hideMark/>
+          </w:tcPr>
+          <w:p>
+            <w:pPr>
+              <w:pStyle w:val="BN9"/>
+            </w:pPr>
+            <w:r>
+              <w:t>91350213303279846N</w:t>
+            </w:r>
+          </w:p>
+        </w:tc>
+      </w:tr>
+      <w:tr>
+        <w:trPr>
+          <w:trHeight w:val="397"/>
+          <w:jc w:val="center"/>
+        </w:trPr>
+        <w:tc>
+          <w:tcPr>
+            <w:tcW w:w="1615" w:type="pct"/>
+            <w:gridSpan w:val="3"/>
+            <w:tcBorders>
+              <w:top w:val="single" w:sz="4" w:space="0" w:color="auto"/>
+              <w:left w:val="single" w:sz="12" w:space="0" w:color="auto"/>
+              <w:bottom w:val="single" w:sz="4" w:space="0" w:color="auto"/>
+              <w:right w:val="single" w:sz="4" w:space="0" w:color="auto"/>
+            </w:tcBorders>
+            <w:vAlign w:val="center"/>
+            <w:hideMark/>
+          </w:tcPr>
+          <w:p>
+            <w:pPr>
+              <w:pStyle w:val="BN9"/>
+            </w:pPr>
+            <w:r>
+              <w:rPr>
+                <w:rFonts w:hint="eastAsia"/>
+              </w:rPr>
+              <w:t>注册地址</w:t>
+            </w:r>
+          </w:p>
+        </w:tc>
+        <w:tc>
+          <w:tcPr>
+            <w:tcW w:w="3384" w:type="pct"/>
+            <w:gridSpan w:val="5"/>
+            <w:tcBorders>
+              <w:top w:val="single" w:sz="4" w:space="0" w:color="auto"/>
+              <w:left w:val="single" w:sz="4" w:space="0" w:color="auto"/>
+              <w:bottom w:val="single" w:sz="4" w:space="0" w:color="auto"/>
+              <w:right w:val="single" w:sz="12" w:space="0" w:color="auto"/>
+            </w:tcBorders>
+            <w:vAlign w:val="center"/>
+            <w:hideMark/>
+          </w:tcPr>
+          <w:p>
+            <w:pPr>
+              <w:pStyle w:val="BN9"/>
+              <w:jc w:val="both"/>
+            </w:pPr>
+            <w:r>
+              <w:rPr>
+                <w:rFonts w:hint="eastAsia"/>
+              </w:rPr>
+              <w:t>厦门火炬高新区（翔安）产业区莲亭路</w:t>
+            </w:r>
+            <w:r>
+              <w:t>882-7</w:t>
+            </w:r>
+            <w:r>
+              <w:rPr>
+                <w:rFonts w:hint="eastAsia"/>
+              </w:rPr>
+              <w:t>号第</w:t>
+            </w:r>
+            <w:r>
+              <w:t>6</w:t>
+            </w:r>
+            <w:r>
+              <w:rPr>
+                <w:rFonts w:hint="eastAsia"/>
+              </w:rPr>
+              <w:t>层</w:t>
+            </w:r>
+          </w:p>
+        </w:tc>
+      </w:tr>
+      <w:tr>
+        <w:trPr>
+          <w:trHeight w:val="378"/>
+          <w:jc w:val="center"/>
+        </w:trPr>
+        <w:tc>
+          <w:tcPr>
+            <w:tcW w:w="1615" w:type="pct"/>
+            <w:gridSpan w:val="3"/>
+            <w:tcBorders>
+              <w:top w:val="single" w:sz="4" w:space="0" w:color="auto"/>
+              <w:left w:val="single" w:sz="12" w:space="0" w:color="auto"/>
+              <w:bottom w:val="single" w:sz="4" w:space="0" w:color="auto"/>
+              <w:right w:val="single" w:sz="4" w:space="0" w:color="auto"/>
+            </w:tcBorders>
+            <w:vAlign w:val="center"/>
+            <w:hideMark/>
+          </w:tcPr>
+          <w:p>
+            <w:pPr>
+              <w:pStyle w:val="BN9"/>
+            </w:pPr>
+            <w:r>
+              <w:rPr>
+                <w:rFonts w:hint="eastAsia"/>
+              </w:rPr>
+              <w:t>企业经营范围</w:t>
+            </w:r>
+          </w:p>
+        </w:tc>
+        <w:tc>
+          <w:tcPr>
+            <w:tcW w:w="3384" w:type="pct"/>
+            <w:gridSpan w:val="5"/>
+            <w:tcBorders>
+              <w:top w:val="single" w:sz="4" w:space="0" w:color="auto"/>
+              <w:left w:val="single" w:sz="4" w:space="0" w:color="auto"/>
+              <w:bottom w:val="single" w:sz="4" w:space="0" w:color="auto"/>
+              <w:right w:val="single" w:sz="12" w:space="0" w:color="auto"/>
+            </w:tcBorders>
+            <w:vAlign w:val="center"/>
+            <w:hideMark/>
+          </w:tcPr>
+          <w:p>
+            <w:pPr>
+              <w:pStyle w:val="BN9"/>
+            </w:pPr>
+            <w:r>
+              <w:rPr>
+                <w:rFonts w:hint="eastAsia"/>
+              </w:rPr>
+              <w:t>一般项目：计算机软硬件及外围设备制造；云计算设备制造；计算机软硬件及辅助设备批发；显示器件制造；显示器件销售；软件开发；网络设备制造；电子专用设备制造；软件销售；信息系统集成服务；大数据服务；互联网设备制造；互联网设备销售；新材料技术推广服务；工程和技术研究和试验发展；工程管理服务；合同能源管理；物联网技术研发；互联网安全服务；云计算装备技术服务；集成电路制造；技术进出口；货物进出口。（除依法须经批准的项目</w:t>
+            </w:r>
+            <w:r>
+              <w:rPr>
+                <w:rFonts w:hint="eastAsia"/>
+              </w:rPr>
+              <w:lastRenderedPageBreak/>
+              <w:t>外，凭营业执照依法自主开展经营活动）</w:t>
+            </w:r>
+          </w:p>
+        </w:tc>
+      </w:tr>
+      <w:tr>
+        <w:trPr>
+          <w:trHeight w:val="397"/>
+          <w:jc w:val="center"/>
+        </w:trPr>
+        <w:tc>
+          <w:tcPr>
+            <w:tcW w:w="1615" w:type="pct"/>
+            <w:gridSpan w:val="3"/>
+            <w:vMerge w:val="restart"/>
+            <w:tcBorders>
+              <w:top w:val="single" w:sz="4" w:space="0" w:color="auto"/>
+              <w:left w:val="single" w:sz="12" w:space="0" w:color="auto"/>
+              <w:bottom w:val="single" w:sz="4" w:space="0" w:color="auto"/>
+              <w:right w:val="single" w:sz="4" w:space="0" w:color="auto"/>
+            </w:tcBorders>
+            <w:vAlign w:val="center"/>
+            <w:hideMark/>
+          </w:tcPr>
+          <w:p>
+            <w:pPr>
+              <w:pStyle w:val="BN9"/>
+            </w:pPr>
+            <w:r>
+              <w:rPr>
+                <w:rFonts w:hint="eastAsia"/>
+              </w:rPr>
+              <w:lastRenderedPageBreak/>
+              <w:t>企业联系地址、电话</w:t>
+            </w:r>
+            <w:r>
+              <w:t>/</w:t>
+            </w:r>
+            <w:r>
+              <w:rPr>
+                <w:rFonts w:hint="eastAsia"/>
+              </w:rPr>
+              <w:t>传真</w:t>
+            </w:r>
+          </w:p>
+        </w:tc>
+        <w:tc>
+          <w:tcPr>
+            <w:tcW w:w="3384" w:type="pct"/>
+            <w:gridSpan w:val="5"/>
+            <w:tcBorders>
+              <w:top w:val="single" w:sz="4" w:space="0" w:color="auto"/>
+              <w:left w:val="single" w:sz="4" w:space="0" w:color="auto"/>
+              <w:bottom w:val="single" w:sz="4" w:space="0" w:color="auto"/>
+              <w:right w:val="single" w:sz="12" w:space="0" w:color="auto"/>
+            </w:tcBorders>
+            <w:vAlign w:val="center"/>
+            <w:hideMark/>
+          </w:tcPr>
+          <w:p>
+            <w:pPr>
+              <w:pStyle w:val="BN9"/>
+            </w:pPr>
+            <w:r>
+              <w:rPr>
+                <w:rFonts w:hint="eastAsia"/>
+                <w:sz w:val="22"/>
+                <w:szCs w:val="21"/>
+              </w:rPr>
+              <w:t>厦门火炬高新区（翔安）产业区莲亭路</w:t>
+            </w:r>
+            <w:r>
+              <w:rPr>
+                <w:sz w:val="22"/>
+                <w:szCs w:val="21"/>
+              </w:rPr>
+              <w:t>882-7</w:t>
+            </w:r>
+            <w:r>
+              <w:rPr>
+                <w:rFonts w:hint="eastAsia"/>
+                <w:sz w:val="22"/>
+                <w:szCs w:val="21"/>
+              </w:rPr>
+              <w:t>号第</w:t>
+            </w:r>
+            <w:r>
+              <w:rPr>
+                <w:sz w:val="22"/>
+                <w:szCs w:val="21"/>
+              </w:rPr>
+              <w:t>6</w:t>
+            </w:r>
+            <w:r>
+              <w:rPr>
+                <w:rFonts w:hint="eastAsia"/>
+                <w:sz w:val="22"/>
+                <w:szCs w:val="21"/>
+              </w:rPr>
+              <w:t>层</w:t>
+            </w:r>
+          </w:p>
+        </w:tc>
+      </w:tr>
+      <w:tr>
+        <w:trPr>
+          <w:trHeight w:val="397"/>
+          <w:jc w:val="center"/>
+        </w:trPr>
+        <w:tc>
+          <w:tcPr>
+            <w:tcW w:w="0" w:type="auto"/>
+            <w:gridSpan w:val="3"/>
+            <w:vMerge/>
+            <w:tcBorders>
+              <w:top w:val="single" w:sz="4" w:space="0" w:color="auto"/>
+              <w:left w:val="single" w:sz="12" w:space="0" w:color="auto"/>
+              <w:bottom w:val="single" w:sz="4" w:space="0" w:color="auto"/>
+              <w:right w:val="single" w:sz="4" w:space="0" w:color="auto"/>
+            </w:tcBorders>
+            <w:vAlign w:val="center"/>
+            <w:hideMark/>
+          </w:tcPr>
+          <w:p>
+            <w:pPr>
+              <w:widowControl/>
+              <w:jc w:val="left"/>
+              <w:rPr>
+                <w:szCs w:val="24"/>
+              </w:rPr>
+            </w:pPr>
+          </w:p>
+        </w:tc>
+        <w:tc>
+          <w:tcPr>
+            <w:tcW w:w="3384" w:type="pct"/>
+            <w:gridSpan w:val="5"/>
+            <w:tcBorders>
+              <w:top w:val="single" w:sz="4" w:space="0" w:color="auto"/>
+              <w:left w:val="single" w:sz="4" w:space="0" w:color="auto"/>
+              <w:bottom w:val="single" w:sz="4" w:space="0" w:color="auto"/>
+              <w:right w:val="single" w:sz="12" w:space="0" w:color="auto"/>
+            </w:tcBorders>
+            <w:vAlign w:val="center"/>
+            <w:hideMark/>
+          </w:tcPr>
+          <w:p>
+            <w:pPr>
+              <w:pStyle w:val="BN9"/>
+            </w:pPr>
+            <w:r>
+              <w:rPr>
+                <w:rFonts w:hint="eastAsia"/>
+              </w:rPr>
+              <w:t>电话：</w:t>
+            </w:r>
+            <w:r>
+              <w:t>0592-7621905/</w:t>
+            </w:r>
+            <w:r>
+              <w:rPr>
+                <w:rFonts w:hint="eastAsia"/>
+              </w:rPr>
+              <w:t>传真：</w:t>
+            </w:r>
+            <w:r>
+              <w:t>0592-7621905</w:t>
+            </w:r>
+          </w:p>
+        </w:tc>
+      </w:tr>
+      <w:tr>
+        <w:trPr>
+          <w:trHeight w:val="397"/>
+          <w:jc w:val="center"/>
+        </w:trPr>
+        <w:tc>
+          <w:tcPr>
+            <w:tcW w:w="5000" w:type="pct"/>
+            <w:gridSpan w:val="8"/>
+            <w:tcBorders>
+              <w:top w:val="single" w:sz="4" w:space="0" w:color="auto"/>
+              <w:left w:val="single" w:sz="12" w:space="0" w:color="auto"/>
+              <w:bottom w:val="single" w:sz="4" w:space="0" w:color="auto"/>
+              <w:right w:val="single" w:sz="12" w:space="0" w:color="auto"/>
+            </w:tcBorders>
+            <w:vAlign w:val="center"/>
+            <w:hideMark/>
+          </w:tcPr>
+          <w:p>
+            <w:pPr>
+              <w:pStyle w:val="BN9"/>
+            </w:pPr>
+            <w:r>
+              <w:rPr>
+                <w:rFonts w:hint="eastAsia"/>
+              </w:rPr>
+              <w:t>二、企业规模（</w:t>
+            </w:r>
+            <w:r>
+              <w:t xml:space="preserve"> 2025 </w:t>
+            </w:r>
+            <w:r>
+              <w:rPr>
+                <w:rFonts w:hint="eastAsia"/>
+              </w:rPr>
+              <w:t>年，投标的前一年情况）</w:t>
+            </w:r>
+          </w:p>
+        </w:tc>
+      </w:tr>
+      <w:tr>
+        <w:trPr>
+          <w:trHeight w:val="397"/>
+          <w:jc w:val="center"/>
+        </w:trPr>
+        <w:tc>
+          <w:tcPr>
+            <w:tcW w:w="907" w:type="pct"/>
+            <w:gridSpan w:val="2"/>
+            <w:tcBorders>
+              <w:top w:val="single" w:sz="4" w:space="0" w:color="auto"/>
+              <w:left w:val="single" w:sz="12" w:space="0" w:color="auto"/>
+              <w:bottom w:val="single" w:sz="4" w:space="0" w:color="auto"/>
+              <w:right w:val="single" w:sz="4" w:space="0" w:color="auto"/>
+            </w:tcBorders>
+            <w:vAlign w:val="center"/>
+            <w:hideMark/>
+          </w:tcPr>
+          <w:p>
+            <w:pPr>
+              <w:pStyle w:val="BN9"/>
+            </w:pPr>
+            <w:r>
+              <w:rPr>
+                <w:rFonts w:hint="eastAsia"/>
+              </w:rPr>
+              <w:t>企业员工（人）</w:t>
+            </w:r>
+          </w:p>
+        </w:tc>
+        <w:tc>
+          <w:tcPr>
+            <w:tcW w:w="708" w:type="pct"/>
+            <w:tcBorders>
+              <w:top w:val="single" w:sz="4" w:space="0" w:color="auto"/>
+              <w:left w:val="single" w:sz="4" w:space="0" w:color="auto"/>
+              <w:bottom w:val="single" w:sz="4" w:space="0" w:color="auto"/>
+              <w:right w:val="single" w:sz="4" w:space="0" w:color="auto"/>
+            </w:tcBorders>
+            <w:vAlign w:val="center"/>
+            <w:hideMark/>
+          </w:tcPr>
+          <w:p>
+            <w:pPr>
+              <w:pStyle w:val="BN9"/>
+            </w:pPr>
+            <w:r>
+              <w:t>171</w:t>
+            </w:r>
+          </w:p>
+        </w:tc>
+        <w:tc>
+          <w:tcPr>
+            <w:tcW w:w="900" w:type="pct"/>
+            <w:gridSpan w:val="2"/>
+            <w:tcBorders>
+              <w:top w:val="single" w:sz="4" w:space="0" w:color="auto"/>
+              <w:left w:val="single" w:sz="4" w:space="0" w:color="auto"/>
+              <w:bottom w:val="single" w:sz="4" w:space="0" w:color="auto"/>
+              <w:right w:val="single" w:sz="4" w:space="0" w:color="auto"/>
+            </w:tcBorders>
+            <w:vAlign w:val="center"/>
+            <w:hideMark/>
+          </w:tcPr>
+          <w:p>
+            <w:pPr>
+              <w:pStyle w:val="BN9"/>
+            </w:pPr>
+            <w:r>
+              <w:rPr>
+                <w:rFonts w:hint="eastAsia"/>
+              </w:rPr>
+              <w:t>固定资产（万元）</w:t>
+            </w:r>
+          </w:p>
+        </w:tc>
+        <w:tc>
+          <w:tcPr>
+            <w:tcW w:w="653" w:type="pct"/>
+            <w:tcBorders>
+              <w:top w:val="single" w:sz="4" w:space="0" w:color="auto"/>
+              <w:left w:val="single" w:sz="4" w:space="0" w:color="auto"/>
+              <w:bottom w:val="single" w:sz="4" w:space="0" w:color="auto"/>
+              <w:right w:val="single" w:sz="4" w:space="0" w:color="auto"/>
+            </w:tcBorders>
+            <w:vAlign w:val="center"/>
+            <w:hideMark/>
+          </w:tcPr>
+          <w:p>
+            <w:pPr>
+              <w:pStyle w:val="BN9"/>
+            </w:pPr>
+            <w:r>
+              <w:t>4234.80</w:t>
+            </w:r>
+          </w:p>
+        </w:tc>
+        <w:tc>
+          <w:tcPr>
+            <w:tcW w:w="912" w:type="pct"/>
+            <w:tcBorders>
+              <w:top w:val="single" w:sz="4" w:space="0" w:color="auto"/>
+              <w:left w:val="single" w:sz="4" w:space="0" w:color="auto"/>
+              <w:bottom w:val="single" w:sz="4" w:space="0" w:color="auto"/>
+              <w:right w:val="single" w:sz="4" w:space="0" w:color="auto"/>
+            </w:tcBorders>
+            <w:vAlign w:val="center"/>
+            <w:hideMark/>
+          </w:tcPr>
+          <w:p>
+            <w:pPr>
+              <w:pStyle w:val="BN9"/>
+            </w:pPr>
+            <w:r>
+              <w:rPr>
+                <w:rFonts w:hint="eastAsia"/>
+              </w:rPr>
+              <w:t>营业收入（万元）</w:t>
+            </w:r>
+          </w:p>
+        </w:tc>
+        <w:tc>
+          <w:tcPr>
+            <w:tcW w:w="918" w:type="pct"/>
+            <w:tcBorders>
+              <w:top w:val="single" w:sz="4" w:space="0" w:color="auto"/>
+              <w:left w:val="single" w:sz="4" w:space="0" w:color="auto"/>
+              <w:bottom w:val="single" w:sz="4" w:space="0" w:color="auto"/>
+              <w:right w:val="single" w:sz="12" w:space="0" w:color="auto"/>
+            </w:tcBorders>
+            <w:vAlign w:val="center"/>
+            <w:hideMark/>
+          </w:tcPr>
+          <w:p>
+            <w:pPr>
+              <w:pStyle w:val="BN9"/>
+            </w:pPr>
+            <w:r>
+              <w:t>14890.54</w:t>
+            </w:r>
+          </w:p>
+        </w:tc>
+      </w:tr>
+      <w:tr>
+        <w:trPr>
+          <w:trHeight w:val="397"/>
+          <w:jc w:val="center"/>
+        </w:trPr>
+        <w:tc>
+          <w:tcPr>
+            <w:tcW w:w="1615" w:type="pct"/>
+            <w:gridSpan w:val="3"/>
+            <w:tcBorders>
+              <w:top w:val="single" w:sz="4" w:space="0" w:color="auto"/>
+              <w:left w:val="single" w:sz="12" w:space="0" w:color="auto"/>
+              <w:bottom w:val="single" w:sz="4" w:space="0" w:color="auto"/>
+              <w:right w:val="single" w:sz="4" w:space="0" w:color="auto"/>
+            </w:tcBorders>
+            <w:vAlign w:val="center"/>
+            <w:hideMark/>
+          </w:tcPr>
+          <w:p>
+            <w:pPr>
+              <w:pStyle w:val="BN9"/>
+            </w:pPr>
+            <w:r>
+              <w:rPr>
+                <w:rFonts w:hint="eastAsia"/>
+              </w:rPr>
+              <w:t>经营</w:t>
+            </w:r>
+            <w:r>
+              <w:t>/</w:t>
+            </w:r>
+            <w:r>
+              <w:rPr>
+                <w:rFonts w:hint="eastAsia"/>
+              </w:rPr>
+              <w:t>生产场地（按建筑面积，</w:t>
+            </w:r>
+            <w:r>
+              <w:t>M2</w:t>
+            </w:r>
+            <w:r>
+              <w:rPr>
+                <w:rFonts w:hint="eastAsia"/>
+              </w:rPr>
+              <w:t>）</w:t>
+            </w:r>
+          </w:p>
+        </w:tc>
+        <w:tc>
+          <w:tcPr>
+            <w:tcW w:w="900" w:type="pct"/>
+            <w:gridSpan w:val="2"/>
+            <w:tcBorders>
+              <w:top w:val="single" w:sz="4" w:space="0" w:color="auto"/>
+              <w:left w:val="single" w:sz="4" w:space="0" w:color="auto"/>
+              <w:bottom w:val="single" w:sz="4" w:space="0" w:color="auto"/>
+              <w:right w:val="single" w:sz="4" w:space="0" w:color="auto"/>
+            </w:tcBorders>
+            <w:vAlign w:val="center"/>
+            <w:hideMark/>
+          </w:tcPr>
+          <w:p>
+            <w:pPr>
+              <w:pStyle w:val="BN9"/>
+            </w:pPr>
+            <w:r>
+              <w:t>8000</w:t>
+            </w:r>
+          </w:p>
+        </w:tc>
+        <w:tc>
+          <w:tcPr>
+            <w:tcW w:w="1565" w:type="pct"/>
+            <w:gridSpan w:val="2"/>
+            <w:tcBorders>
+              <w:top w:val="single" w:sz="4" w:space="0" w:color="auto"/>
+              <w:left w:val="single" w:sz="4" w:space="0" w:color="auto"/>
+              <w:bottom w:val="single" w:sz="4" w:space="0" w:color="auto"/>
+              <w:right w:val="single" w:sz="4" w:space="0" w:color="auto"/>
+            </w:tcBorders>
+            <w:vAlign w:val="center"/>
+            <w:hideMark/>
+          </w:tcPr>
+          <w:p>
+            <w:pPr>
+              <w:pStyle w:val="BN9"/>
+            </w:pPr>
+            <w:r>
+              <w:rPr>
+                <w:rFonts w:hint="eastAsia"/>
+              </w:rPr>
+              <w:t>扩大生产</w:t>
+            </w:r>
+            <w:r>
+              <w:t>/</w:t>
+            </w:r>
+            <w:r>
+              <w:rPr>
+                <w:rFonts w:hint="eastAsia"/>
+              </w:rPr>
+              <w:t>科研投入（如果有，万元）</w:t>
+            </w:r>
+          </w:p>
+        </w:tc>
+        <w:tc>
+          <w:tcPr>
+            <w:tcW w:w="918" w:type="pct"/>
+            <w:tcBorders>
+              <w:top w:val="single" w:sz="4" w:space="0" w:color="auto"/>
+              <w:left w:val="single" w:sz="4" w:space="0" w:color="auto"/>
+              <w:bottom w:val="single" w:sz="4" w:space="0" w:color="auto"/>
+              <w:right w:val="single" w:sz="12" w:space="0" w:color="auto"/>
+            </w:tcBorders>
+            <w:vAlign w:val="center"/>
+            <w:hideMark/>
+          </w:tcPr>
+          <w:p>
+            <w:pPr>
+              <w:pStyle w:val="BN9"/>
+            </w:pPr>
+            <w:r>
+              <w:t>650.00</w:t>
+            </w:r>
+          </w:p>
+        </w:tc>
+      </w:tr>
+      <w:tr>
+        <w:trPr>
+          <w:trHeight w:val="397"/>
+          <w:jc w:val="center"/>
+        </w:trPr>
+        <w:tc>
+          <w:tcPr>
+            <w:tcW w:w="5000" w:type="pct"/>
+            <w:gridSpan w:val="8"/>
+            <w:tcBorders>
+              <w:top w:val="single" w:sz="4" w:space="0" w:color="auto"/>
+              <w:left w:val="single" w:sz="12" w:space="0" w:color="auto"/>
+              <w:bottom w:val="single" w:sz="4" w:space="0" w:color="auto"/>
+              <w:right w:val="single" w:sz="12" w:space="0" w:color="auto"/>
+            </w:tcBorders>
+            <w:vAlign w:val="center"/>
+            <w:hideMark/>
+          </w:tcPr>
+          <w:p>
+            <w:pPr>
+              <w:pStyle w:val="BN9"/>
+            </w:pPr>
+            <w:r>
+              <w:rPr>
+                <w:rFonts w:hint="eastAsia"/>
+              </w:rPr>
+              <w:t>三、管理层</w:t>
+            </w:r>
+          </w:p>
+        </w:tc>
+      </w:tr>
+      <w:tr>
+        <w:trPr>
+          <w:trHeight w:val="397"/>
+          <w:jc w:val="center"/>
+        </w:trPr>
+        <w:tc>
+          <w:tcPr>
+            <w:tcW w:w="907" w:type="pct"/>
+            <w:gridSpan w:val="2"/>
+            <w:tcBorders>
+              <w:top w:val="single" w:sz="4" w:space="0" w:color="auto"/>
+              <w:left w:val="single" w:sz="12" w:space="0" w:color="auto"/>
+              <w:bottom w:val="single" w:sz="4" w:space="0" w:color="auto"/>
+              <w:right w:val="single" w:sz="4" w:space="0" w:color="auto"/>
+            </w:tcBorders>
+            <w:vAlign w:val="center"/>
+            <w:hideMark/>
+          </w:tcPr>
+          <w:p>
+            <w:pPr>
+              <w:pStyle w:val="BN9"/>
+            </w:pPr>
+            <w:r>
+              <w:rPr>
+                <w:rFonts w:hint="eastAsia"/>
+              </w:rPr>
+              <w:t>董事长</w:t>
+            </w:r>
+          </w:p>
+        </w:tc>
+        <w:tc>
+          <w:tcPr>
+            <w:tcW w:w="708" w:type="pct"/>
+            <w:tcBorders>
+              <w:top w:val="single" w:sz="4" w:space="0" w:color="auto"/>
+              <w:left w:val="single" w:sz="4" w:space="0" w:color="auto"/>
+              <w:bottom w:val="single" w:sz="4" w:space="0" w:color="auto"/>
+              <w:right w:val="single" w:sz="4" w:space="0" w:color="auto"/>
+            </w:tcBorders>
+            <w:vAlign w:val="center"/>
+            <w:hideMark/>
+          </w:tcPr>
+          <w:p>
+            <w:pPr>
+              <w:pStyle w:val="BN9"/>
+              <w:ind w:firstLineChars="100" w:firstLine="210"/>
+              <w:jc w:val="both"/>
+            </w:pPr>
+            <w:r>
+              <w:rPr>
+                <w:rFonts w:hint="eastAsia"/>
+              </w:rPr>
+              <w:t>王立栋</w:t>
+            </w:r>
+          </w:p>
+        </w:tc>
+        <w:tc>
+          <w:tcPr>
+            <w:tcW w:w="900" w:type="pct"/>
+            <w:gridSpan w:val="2"/>
+            <w:vMerge w:val="restart"/>
+            <w:tcBorders>
+              <w:top w:val="single" w:sz="4" w:space="0" w:color="auto"/>
+              <w:left w:val="single" w:sz="4" w:space="0" w:color="auto"/>
+              <w:bottom w:val="single" w:sz="4" w:space="0" w:color="auto"/>
+              <w:right w:val="single" w:sz="4" w:space="0" w:color="auto"/>
+            </w:tcBorders>
+            <w:vAlign w:val="center"/>
+            <w:hideMark/>
+          </w:tcPr>
+          <w:p>
+            <w:pPr>
+              <w:pStyle w:val="BN9"/>
+            </w:pPr>
+            <w:r>
+              <w:rPr>
+                <w:rFonts w:hint="eastAsia"/>
+              </w:rPr>
+              <w:t>联系电话</w:t>
+            </w:r>
+          </w:p>
+        </w:tc>
+        <w:tc>
+          <w:tcPr>
+            <w:tcW w:w="2484" w:type="pct"/>
+            <w:gridSpan w:val="3"/>
+            <w:tcBorders>
+              <w:top w:val="single" w:sz="4" w:space="0" w:color="auto"/>
+              <w:left w:val="single" w:sz="4" w:space="0" w:color="auto"/>
+              <w:bottom w:val="single" w:sz="4" w:space="0" w:color="auto"/>
+              <w:right w:val="single" w:sz="12" w:space="0" w:color="auto"/>
+            </w:tcBorders>
+            <w:vAlign w:val="center"/>
+            <w:hideMark/>
+          </w:tcPr>
+          <w:p>
+            <w:pPr>
+              <w:pStyle w:val="BN9"/>
+            </w:pPr>
+            <w:r>
+              <w:t>0592-7621905</w:t>
+            </w:r>
+          </w:p>
+        </w:tc>
+      </w:tr>
+      <w:tr>
+        <w:trPr>
+          <w:trHeight w:val="397"/>
+          <w:jc w:val="center"/>
+        </w:trPr>
+        <w:tc>
+          <w:tcPr>
+            <w:tcW w:w="907" w:type="pct"/>
+            <w:gridSpan w:val="2"/>
+            <w:tcBorders>
+              <w:top w:val="single" w:sz="4" w:space="0" w:color="auto"/>
+              <w:left w:val="single" w:sz="12" w:space="0" w:color="auto"/>
+              <w:bottom w:val="single" w:sz="4" w:space="0" w:color="auto"/>
+              <w:right w:val="single" w:sz="4" w:space="0" w:color="auto"/>
+            </w:tcBorders>
+            <w:vAlign w:val="center"/>
+            <w:hideMark/>
+          </w:tcPr>
+          <w:p>
+            <w:pPr>
+              <w:pStyle w:val="BN9"/>
+            </w:pPr>
+            <w:r>
+              <w:rPr>
+                <w:rFonts w:hint="eastAsia"/>
+              </w:rPr>
+              <w:t>总经理</w:t>
+            </w:r>
+          </w:p>
+        </w:tc>
+        <w:tc>
+          <w:tcPr>
+            <w:tcW w:w="708" w:type="pct"/>
+            <w:tcBorders>
+              <w:top w:val="single" w:sz="4" w:space="0" w:color="auto"/>
+              <w:left w:val="single" w:sz="4" w:space="0" w:color="auto"/>
+              <w:bottom w:val="single" w:sz="4" w:space="0" w:color="auto"/>
+              <w:right w:val="single" w:sz="4" w:space="0" w:color="auto"/>
+            </w:tcBorders>
+            <w:vAlign w:val="center"/>
+            <w:hideMark/>
+          </w:tcPr>
+          <w:p>
+            <w:pPr>
+              <w:pStyle w:val="BN9"/>
+            </w:pPr>
+            <w:r>
+              <w:rPr>
+                <w:rFonts w:hint="eastAsia"/>
+              </w:rPr>
+              <w:t>王立栋</w:t>
+            </w:r>
+          </w:p>
+        </w:tc>
+        <w:tc>
+          <w:tcPr>
+            <w:tcW w:w="0" w:type="auto"/>
+            <w:gridSpan w:val="2"/>
+            <w:vMerge/>
+            <w:tcBorders>
+              <w:top w:val="single" w:sz="4" w:space="0" w:color="auto"/>
+              <w:left w:val="single" w:sz="4" w:space="0" w:color="auto"/>
+              <w:bottom w:val="single" w:sz="4" w:space="0" w:color="auto"/>
+              <w:right w:val="single" w:sz="4" w:space="0" w:color="auto"/>
+            </w:tcBorders>
+            <w:vAlign w:val="center"/>
+            <w:hideMark/>
+          </w:tcPr>
+          <w:p>
+            <w:pPr>
+              <w:widowControl/>
+              <w:jc w:val="left"/>
+              <w:rPr>
+                <w:szCs w:val="24"/>
+              </w:rPr>
+            </w:pPr>
+          </w:p>
+        </w:tc>
+        <w:tc>
+          <w:tcPr>
+            <w:tcW w:w="2484" w:type="pct"/>
+            <w:gridSpan w:val="3"/>
+            <w:tcBorders>
+              <w:top w:val="single" w:sz="4" w:space="0" w:color="auto"/>
+              <w:left w:val="single" w:sz="4" w:space="0" w:color="auto"/>
+              <w:bottom w:val="single" w:sz="4" w:space="0" w:color="auto"/>
+              <w:right w:val="single" w:sz="12" w:space="0" w:color="auto"/>
+            </w:tcBorders>
+            <w:vAlign w:val="center"/>
+            <w:hideMark/>
+          </w:tcPr>
+          <w:p>
+            <w:pPr>
+              <w:pStyle w:val="BN9"/>
+            </w:pPr>
+            <w:r>
+              <w:t>0592-7621905</w:t>
+            </w:r>
+          </w:p>
+        </w:tc>
+      </w:tr>
+      <w:tr>
+        <w:trPr>
+          <w:trHeight w:val="397"/>
+          <w:jc w:val="center"/>
+        </w:trPr>
+        <w:tc>
+          <w:tcPr>
+            <w:tcW w:w="907" w:type="pct"/>
+            <w:gridSpan w:val="2"/>
+            <w:tcBorders>
+              <w:top w:val="single" w:sz="4" w:space="0" w:color="auto"/>
+              <w:left w:val="single" w:sz="12" w:space="0" w:color="auto"/>
+              <w:bottom w:val="single" w:sz="4" w:space="0" w:color="auto"/>
+              <w:right w:val="single" w:sz="4" w:space="0" w:color="auto"/>
+            </w:tcBorders>
+            <w:vAlign w:val="center"/>
+            <w:hideMark/>
+          </w:tcPr>
+          <w:p>
+            <w:pPr>
+              <w:pStyle w:val="BN9"/>
+            </w:pPr>
+            <w:r>
+              <w:rPr>
+                <w:rFonts w:hint="eastAsia"/>
+              </w:rPr>
+              <w:t>项目经理</w:t>
+            </w:r>
+          </w:p>
+        </w:tc>
+        <w:tc>
+          <w:tcPr>
+            <w:tcW w:w="708" w:type="pct"/>
+            <w:tcBorders>
+              <w:top w:val="single" w:sz="4" w:space="0" w:color="auto"/>
+              <w:left w:val="single" w:sz="4" w:space="0" w:color="auto"/>
+              <w:bottom w:val="single" w:sz="4" w:space="0" w:color="auto"/>
+              <w:right w:val="single" w:sz="4" w:space="0" w:color="auto"/>
+            </w:tcBorders>
+            <w:vAlign w:val="center"/>
+            <w:hideMark/>
+          </w:tcPr>
+          <w:p>
+            <w:pPr>
+              <w:pStyle w:val="BN9"/>
+            </w:pPr>
+            <w:r>
+              <w:rPr>
+                <w:rFonts w:hint="eastAsia"/>
+              </w:rPr>
+              <w:t>邱洁</w:t>
+            </w:r>
+          </w:p>
+        </w:tc>
+        <w:tc>
+          <w:tcPr>
+            <w:tcW w:w="0" w:type="auto"/>
+            <w:gridSpan w:val="2"/>
+            <w:vMerge/>
+            <w:tcBorders>
+              <w:top w:val="single" w:sz="4" w:space="0" w:color="auto"/>
+              <w:left w:val="single" w:sz="4" w:space="0" w:color="auto"/>
+              <w:bottom w:val="single" w:sz="4" w:space="0" w:color="auto"/>
+              <w:right w:val="single" w:sz="4" w:space="0" w:color="auto"/>
+            </w:tcBorders>
+            <w:vAlign w:val="center"/>
+            <w:hideMark/>
+          </w:tcPr>
+          <w:p>
+            <w:pPr>
+              <w:widowControl/>
+              <w:jc w:val="left"/>
+              <w:rPr>
+                <w:szCs w:val="24"/>
+              </w:rPr>
+            </w:pPr>
+          </w:p>
+        </w:tc>
+        <w:tc>
+          <w:tcPr>
+            <w:tcW w:w="2484" w:type="pct"/>
+            <w:gridSpan w:val="3"/>
+            <w:tcBorders>
+              <w:top w:val="single" w:sz="4" w:space="0" w:color="auto"/>
+              <w:left w:val="single" w:sz="4" w:space="0" w:color="auto"/>
+              <w:bottom w:val="single" w:sz="4" w:space="0" w:color="auto"/>
+              <w:right w:val="single" w:sz="12" w:space="0" w:color="auto"/>
+            </w:tcBorders>
+            <w:vAlign w:val="center"/>
+            <w:hideMark/>
+          </w:tcPr>
+          <w:p>
+            <w:pPr>
+              <w:pStyle w:val="BN9"/>
+            </w:pPr>
+            <w:r>
+              <w:t>0592-7621905</w:t>
+            </w:r>
+          </w:p>
+        </w:tc>
+      </w:tr>
+      <w:tr>
+        <w:trPr>
+          <w:trHeight w:val="397"/>
+          <w:jc w:val="center"/>
+        </w:trPr>
+        <w:tc>
+          <w:tcPr>
+            <w:tcW w:w="5000" w:type="pct"/>
+            <w:gridSpan w:val="8"/>
+            <w:tcBorders>
+              <w:top w:val="single" w:sz="4" w:space="0" w:color="auto"/>
+              <w:left w:val="single" w:sz="12" w:space="0" w:color="auto"/>
+              <w:bottom w:val="single" w:sz="4" w:space="0" w:color="auto"/>
+              <w:right w:val="single" w:sz="12" w:space="0" w:color="auto"/>
+            </w:tcBorders>
+            <w:vAlign w:val="center"/>
+            <w:hideMark/>
+          </w:tcPr>
+          <w:p>
+            <w:pPr>
+              <w:pStyle w:val="BN9"/>
+            </w:pPr>
+            <w:r>
+              <w:rPr>
+                <w:rFonts w:hint="eastAsia"/>
+              </w:rPr>
+              <w:t>四、主要资质证书</w:t>
+            </w:r>
+            <w:r>
+              <w:t>/</w:t>
+            </w:r>
+            <w:r>
+              <w:rPr>
+                <w:rFonts w:hint="eastAsia"/>
+              </w:rPr>
+              <w:t>获奖证书（省、部级及以上）</w:t>
+            </w:r>
+          </w:p>
+        </w:tc>
+      </w:tr>
+      <w:tr>
+        <w:trPr>
+          <w:trHeight w:val="397"/>
+          <w:jc w:val="center"/>
+        </w:trPr>
+        <w:tc>
+          <w:tcPr>
+            <w:tcW w:w="559" w:type="pct"/>
+            <w:tcBorders>
+              <w:top w:val="single" w:sz="4" w:space="0" w:color="auto"/>
+              <w:left w:val="single" w:sz="12" w:space="0" w:color="auto"/>
+              <w:bottom w:val="single" w:sz="4" w:space="0" w:color="auto"/>
+              <w:right w:val="single" w:sz="4" w:space="0" w:color="auto"/>
+            </w:tcBorders>
+            <w:vAlign w:val="center"/>
+            <w:hideMark/>
+          </w:tcPr>
+          <w:p>
+            <w:pPr>
+              <w:pStyle w:val="BN9"/>
+            </w:pPr>
+            <w:r>
+              <w:t>1</w:t>
+            </w:r>
+          </w:p>
+        </w:tc>
+        <w:tc>
+          <w:tcPr>
+            <w:tcW w:w="4440" w:type="pct"/>
+            <w:gridSpan w:val="7"/>
+            <w:tcBorders>
+              <w:top w:val="single" w:sz="4" w:space="0" w:color="auto"/>
+              <w:left w:val="single" w:sz="4" w:space="0" w:color="auto"/>
+              <w:bottom w:val="single" w:sz="4" w:space="0" w:color="auto"/>
+              <w:right w:val="single" w:sz="12" w:space="0" w:color="auto"/>
+            </w:tcBorders>
+            <w:vAlign w:val="center"/>
+            <w:hideMark/>
+          </w:tcPr>
+          <w:p>
+            <w:pPr>
+              <w:pStyle w:val="BN9"/>
+            </w:pPr>
+            <w:r>
+              <w:t>ISO9001</w:t>
+            </w:r>
+            <w:r>
+              <w:rPr>
+                <w:rFonts w:hint="eastAsia"/>
+              </w:rPr>
+              <w:t>体系认证证书、</w:t>
+            </w:r>
+            <w:r>
+              <w:t>ISO45001</w:t>
+            </w:r>
+            <w:r>
+              <w:rPr>
+                <w:rFonts w:hint="eastAsia"/>
+              </w:rPr>
+              <w:t>体系认证证书、</w:t>
+            </w:r>
+            <w:r>
+              <w:t>ISO14001</w:t>
+            </w:r>
+            <w:r>
+              <w:rPr>
+                <w:rFonts w:hint="eastAsia"/>
+              </w:rPr>
+              <w:t>体系认证证书</w:t>
+            </w:r>
+          </w:p>
+        </w:tc>
+      </w:tr>
+      <w:tr>
+        <w:trPr>
+          <w:trHeight w:val="397"/>
+          <w:jc w:val="center"/>
+        </w:trPr>
+        <w:tc>
+          <w:tcPr>
+            <w:tcW w:w="5000" w:type="pct"/>
+            <w:gridSpan w:val="8"/>
+            <w:tcBorders>
+              <w:top w:val="single" w:sz="4" w:space="0" w:color="auto"/>
+              <w:left w:val="single" w:sz="12" w:space="0" w:color="auto"/>
+              <w:bottom w:val="single" w:sz="4" w:space="0" w:color="auto"/>
+              <w:right w:val="single" w:sz="12" w:space="0" w:color="auto"/>
+            </w:tcBorders>
+            <w:vAlign w:val="center"/>
+            <w:hideMark/>
+          </w:tcPr>
+          <w:p>
+            <w:pPr>
+              <w:pStyle w:val="BN9"/>
+            </w:pPr>
+            <w:r>
+              <w:rPr>
+                <w:rFonts w:hint="eastAsia"/>
+              </w:rPr>
+              <w:t>五、国内主要客户</w:t>
+            </w:r>
+          </w:p>
+        </w:tc>
+      </w:tr>
+      <w:tr>
+        <w:trPr>
+          <w:trHeight w:val="397"/>
+          <w:jc w:val="center"/>
+        </w:trPr>
+        <w:tc>
+          <w:tcPr>
+            <w:tcW w:w="559" w:type="pct"/>
+            <w:tcBorders>
+              <w:top w:val="single" w:sz="4" w:space="0" w:color="auto"/>
+              <w:left w:val="single" w:sz="12" w:space="0" w:color="auto"/>
+              <w:bottom w:val="single" w:sz="4" w:space="0" w:color="auto"/>
+              <w:right w:val="single" w:sz="4" w:space="0" w:color="auto"/>
+            </w:tcBorders>
+            <w:vAlign w:val="center"/>
+            <w:hideMark/>
+          </w:tcPr>
+          <w:p>
+            <w:pPr>
+              <w:pStyle w:val="BN9"/>
+            </w:pPr>
+            <w:r>
+              <w:rPr>
+                <w:rFonts w:hint="eastAsia"/>
+              </w:rPr>
+              <w:t>序号</w:t>
+            </w:r>
+          </w:p>
+        </w:tc>
+        <w:tc>
+          <w:tcPr>
+            <w:tcW w:w="1956" w:type="pct"/>
+            <w:gridSpan w:val="4"/>
+            <w:tcBorders>
+              <w:top w:val="single" w:sz="4" w:space="0" w:color="auto"/>
+              <w:left w:val="single" w:sz="4" w:space="0" w:color="auto"/>
+              <w:bottom w:val="single" w:sz="4" w:space="0" w:color="auto"/>
+              <w:right w:val="single" w:sz="4" w:space="0" w:color="auto"/>
+            </w:tcBorders>
+            <w:vAlign w:val="center"/>
+            <w:hideMark/>
+          </w:tcPr>
+          <w:p>
+            <w:pPr>
+              <w:pStyle w:val="BN9"/>
+            </w:pPr>
+            <w:r>
+              <w:rPr>
+                <w:rFonts w:hint="eastAsia"/>
+              </w:rPr>
+              <w:t>客户名称</w:t>
+            </w:r>
+          </w:p>
+        </w:tc>
+        <w:tc>
+          <w:tcPr>
+            <w:tcW w:w="2484" w:type="pct"/>
+            <w:gridSpan w:val="3"/>
+            <w:tcBorders>
+              <w:top w:val="single" w:sz="4" w:space="0" w:color="auto"/>
+              <w:left w:val="single" w:sz="4" w:space="0" w:color="auto"/>
+              <w:bottom w:val="single" w:sz="4" w:space="0" w:color="auto"/>
+              <w:right w:val="single" w:sz="12" w:space="0" w:color="auto"/>
+            </w:tcBorders>
+            <w:vAlign w:val="center"/>
+            <w:hideMark/>
+          </w:tcPr>
+          <w:p>
+            <w:pPr>
+              <w:pStyle w:val="BN9"/>
+            </w:pPr>
+            <w:r>
+              <w:rPr>
+                <w:rFonts w:hint="eastAsia"/>
+              </w:rPr>
+              <w:t>项目名称</w:t>
+            </w:r>
+          </w:p>
+        </w:tc>
+      </w:tr>
+      <w:tr>
+        <w:trPr>
+          <w:trHeight w:val="397"/>
+          <w:jc w:val="center"/>
+        </w:trPr>
+        <w:tc>
+          <w:tcPr>
+            <w:tcW w:w="559" w:type="pct"/>
+            <w:tcBorders>
+              <w:top w:val="single" w:sz="4" w:space="0" w:color="auto"/>
+              <w:left w:val="single" w:sz="12" w:space="0" w:color="auto"/>
+              <w:bottom w:val="single" w:sz="4" w:space="0" w:color="auto"/>
+              <w:right w:val="single" w:sz="4" w:space="0" w:color="auto"/>
+            </w:tcBorders>
+            <w:vAlign w:val="center"/>
+            <w:hideMark/>
+          </w:tcPr>
+          <w:p>
+            <w:pPr>
+              <w:pStyle w:val="BN9"/>
+            </w:pPr>
+            <w:r>
+              <w:t>1</w:t>
+            </w:r>
+          </w:p>
+        </w:tc>
+        <w:tc>
+          <w:tcPr>
+            <w:tcW w:w="1956" w:type="pct"/>
+            <w:gridSpan w:val="4"/>
+            <w:tcBorders>
+              <w:top w:val="single" w:sz="4" w:space="0" w:color="auto"/>
+              <w:left w:val="single" w:sz="4" w:space="0" w:color="auto"/>
+              <w:bottom w:val="single" w:sz="4" w:space="0" w:color="auto"/>
+              <w:right w:val="single" w:sz="4" w:space="0" w:color="auto"/>
+            </w:tcBorders>
+            <w:vAlign w:val="center"/>
+            <w:hideMark/>
+          </w:tcPr>
+          <w:p>
+            <w:pPr>
+              <w:pStyle w:val="BN9"/>
+            </w:pPr>
+            <w:r>
+              <w:rPr>
+                <w:rFonts w:hint="eastAsia"/>
+              </w:rPr>
+              <w:t>浙江中控信息产业股份有限公司</w:t>
+            </w:r>
+          </w:p>
+        </w:tc>
+        <w:tc>
+          <w:tcPr>
+            <w:tcW w:w="2484" w:type="pct"/>
+            <w:gridSpan w:val="3"/>
+            <w:tcBorders>
+              <w:top w:val="single" w:sz="4" w:space="0" w:color="auto"/>
+              <w:left w:val="single" w:sz="4" w:space="0" w:color="auto"/>
+              <w:bottom w:val="single" w:sz="4" w:space="0" w:color="auto"/>
+              <w:right w:val="single" w:sz="12" w:space="0" w:color="auto"/>
+            </w:tcBorders>
+            <w:vAlign w:val="center"/>
+            <w:hideMark/>
+          </w:tcPr>
+          <w:p>
+            <w:pPr>
+              <w:pStyle w:val="BN9"/>
+            </w:pPr>
+            <w:r>
+              <w:rPr>
+                <w:rFonts w:hint="eastAsia"/>
+              </w:rPr>
+              <w:t>天津地铁</w:t>
+            </w:r>
+            <w:r>
+              <w:t>7</w:t>
+            </w:r>
+            <w:r>
+              <w:rPr>
+                <w:rFonts w:hint="eastAsia"/>
+              </w:rPr>
+              <w:t>号线一期工程</w:t>
+            </w:r>
+            <w:r>
+              <w:t>PPP</w:t>
+            </w:r>
+            <w:r>
+              <w:rPr>
+                <w:rFonts w:hint="eastAsia"/>
+              </w:rPr>
+              <w:t>项目</w:t>
+            </w:r>
+          </w:p>
+        </w:tc>
+      </w:tr>
+      <w:tr>
+        <w:trPr>
+          <w:trHeight w:val="397"/>
+          <w:jc w:val="center"/>
+        </w:trPr>
+        <w:tc>
+          <w:tcPr>
+            <w:tcW w:w="559" w:type="pct"/>
+            <w:tcBorders>
+              <w:top w:val="single" w:sz="4" w:space="0" w:color="auto"/>
+              <w:left w:val="single" w:sz="12" w:space="0" w:color="auto"/>
+              <w:bottom w:val="single" w:sz="4" w:space="0" w:color="auto"/>
+              <w:right w:val="single" w:sz="4" w:space="0" w:color="auto"/>
+            </w:tcBorders>
+            <w:vAlign w:val="center"/>
+            <w:hideMark/>
+          </w:tcPr>
+          <w:p>
+            <w:pPr>
+              <w:pStyle w:val="BN9"/>
+            </w:pPr>
+            <w:r>
+              <w:t>2</w:t>
+            </w:r>
+          </w:p>
+        </w:tc>
+        <w:tc>
+          <w:tcPr>
+            <w:tcW w:w="1956" w:type="pct"/>
+            <w:gridSpan w:val="4"/>
+            <w:tcBorders>
+              <w:top w:val="single" w:sz="4" w:space="0" w:color="auto"/>
+              <w:left w:val="single" w:sz="4" w:space="0" w:color="auto"/>
+              <w:bottom w:val="single" w:sz="4" w:space="0" w:color="auto"/>
+              <w:right w:val="single" w:sz="4" w:space="0" w:color="auto"/>
+            </w:tcBorders>
+            <w:vAlign w:val="center"/>
+            <w:hideMark/>
+          </w:tcPr>
+          <w:p>
+            <w:pPr>
+              <w:pStyle w:val="BN9"/>
+            </w:pPr>
+            <w:r>
+              <w:rPr>
+                <w:rFonts w:hint="eastAsia"/>
+              </w:rPr>
+              <w:t>北京京投亿雅捷交通科技有限公司</w:t>
+            </w:r>
+          </w:p>
+        </w:tc>
+        <w:tc>
+          <w:tcPr>
+            <w:tcW w:w="2484" w:type="pct"/>
+            <w:gridSpan w:val="3"/>
+            <w:tcBorders>
+              <w:top w:val="single" w:sz="4" w:space="0" w:color="auto"/>
+              <w:left w:val="single" w:sz="4" w:space="0" w:color="auto"/>
+              <w:bottom w:val="single" w:sz="4" w:space="0" w:color="auto"/>
+              <w:right w:val="single" w:sz="12" w:space="0" w:color="auto"/>
+            </w:tcBorders>
+            <w:vAlign w:val="center"/>
+            <w:hideMark/>
+          </w:tcPr>
+          <w:p>
+            <w:pPr>
+              <w:pStyle w:val="BN9"/>
+            </w:pPr>
+            <w:r>
+              <w:rPr>
+                <w:rFonts w:hint="eastAsia"/>
+              </w:rPr>
+              <w:t>天津地铁</w:t>
+            </w:r>
+            <w:r>
+              <w:t>7</w:t>
+            </w:r>
+            <w:r>
+              <w:rPr>
+                <w:rFonts w:hint="eastAsia"/>
+              </w:rPr>
+              <w:t>号线</w:t>
+            </w:r>
+            <w:r>
+              <w:t>AFC</w:t>
+            </w:r>
+            <w:r>
+              <w:rPr>
+                <w:rFonts w:hint="eastAsia"/>
+              </w:rPr>
+              <w:t>项目工程</w:t>
+            </w:r>
+          </w:p>
+        </w:tc>
+      </w:tr>
+      <w:tr>
+        <w:trPr>
+          <w:trHeight w:val="397"/>
+          <w:jc w:val="center"/>
+        </w:trPr>
+        <w:tc>
+          <w:tcPr>
+            <w:tcW w:w="559" w:type="pct"/>
+            <w:tcBorders>
+              <w:top w:val="single" w:sz="4" w:space="0" w:color="auto"/>
+              <w:left w:val="single" w:sz="12" w:space="0" w:color="auto"/>
+              <w:bottom w:val="single" w:sz="4" w:space="0" w:color="auto"/>
+              <w:right w:val="single" w:sz="4" w:space="0" w:color="auto"/>
+            </w:tcBorders>
+            <w:vAlign w:val="center"/>
+            <w:hideMark/>
+          </w:tcPr>
+          <w:p>
+            <w:pPr>
+              <w:pStyle w:val="BN9"/>
+            </w:pPr>
+            <w:r>
+              <w:t>3</w:t>
+            </w:r>
+          </w:p>
+        </w:tc>
+        <w:tc>
+          <w:tcPr>
+            <w:tcW w:w="1956" w:type="pct"/>
+            <w:gridSpan w:val="4"/>
+            <w:tcBorders>
+              <w:top w:val="single" w:sz="4" w:space="0" w:color="auto"/>
+              <w:left w:val="single" w:sz="4" w:space="0" w:color="auto"/>
+              <w:bottom w:val="single" w:sz="4" w:space="0" w:color="auto"/>
+              <w:right w:val="single" w:sz="4" w:space="0" w:color="auto"/>
+            </w:tcBorders>
+            <w:vAlign w:val="center"/>
+            <w:hideMark/>
+          </w:tcPr>
+          <w:p>
+            <w:pPr>
+              <w:pStyle w:val="BN9"/>
+            </w:pPr>
+            <w:r>
+              <w:rPr>
+                <w:rFonts w:hint="eastAsia"/>
+              </w:rPr>
+              <w:t>青岛博宁福田智能交通科技发展有限公司</w:t>
+            </w:r>
+          </w:p>
+        </w:tc>
+        <w:tc>
+          <w:tcPr>
+            <w:tcW w:w="2484" w:type="pct"/>
+            <w:gridSpan w:val="3"/>
+            <w:tcBorders>
+              <w:top w:val="single" w:sz="4" w:space="0" w:color="auto"/>
+              <w:left w:val="single" w:sz="4" w:space="0" w:color="auto"/>
+              <w:bottom w:val="single" w:sz="4" w:space="0" w:color="auto"/>
+              <w:right w:val="single" w:sz="12" w:space="0" w:color="auto"/>
+            </w:tcBorders>
+            <w:vAlign w:val="center"/>
+            <w:hideMark/>
+          </w:tcPr>
+          <w:p>
+            <w:pPr>
+              <w:pStyle w:val="BN9"/>
+            </w:pPr>
+            <w:r>
+              <w:rPr>
+                <w:rFonts w:hint="eastAsia"/>
+              </w:rPr>
+              <w:t>雄安新区至北京大兴国际机场快线项目</w:t>
+            </w:r>
+            <w:r>
+              <w:t>AFC</w:t>
+            </w:r>
+            <w:r>
+              <w:rPr>
+                <w:rFonts w:hint="eastAsia"/>
+              </w:rPr>
+              <w:t>系统</w:t>
+            </w:r>
+          </w:p>
+        </w:tc>
+      </w:tr>
+      <w:tr>
+        <w:trPr>
+          <w:trHeight w:val="397"/>
+          <w:jc w:val="center"/>
+        </w:trPr>
+        <w:tc>
+          <w:tcPr>
+            <w:tcW w:w="559" w:type="pct"/>
+            <w:tcBorders>
+              <w:top w:val="single" w:sz="4" w:space="0" w:color="auto"/>
+              <w:left w:val="single" w:sz="12" w:space="0" w:color="auto"/>
+              <w:bottom w:val="single" w:sz="12" w:space="0" w:color="auto"/>
+              <w:right w:val="single" w:sz="4" w:space="0" w:color="auto"/>
+            </w:tcBorders>
+            <w:vAlign w:val="center"/>
+            <w:hideMark/>
+          </w:tcPr>
+          <w:p>
+            <w:pPr>
+              <w:pStyle w:val="BN9"/>
+            </w:pPr>
+            <w:r>
+              <w:t>4</w:t>
+            </w:r>
+          </w:p>
+        </w:tc>
+        <w:tc>
+          <w:tcPr>
+            <w:tcW w:w="1956" w:type="pct"/>
+            <w:gridSpan w:val="4"/>
+            <w:tcBorders>
+              <w:top w:val="single" w:sz="4" w:space="0" w:color="auto"/>
+              <w:left w:val="single" w:sz="4" w:space="0" w:color="auto"/>
+              <w:bottom w:val="single" w:sz="12" w:space="0" w:color="auto"/>
+              <w:right w:val="single" w:sz="4" w:space="0" w:color="auto"/>
+            </w:tcBorders>
+            <w:vAlign w:val="center"/>
+            <w:hideMark/>
+          </w:tcPr>
+          <w:p>
+            <w:pPr>
+              <w:pStyle w:val="BN9"/>
+            </w:pPr>
+            <w:r>
+              <w:rPr>
+                <w:rFonts w:hint="eastAsia"/>
+              </w:rPr>
+              <w:t>苏州华启智能科技有限公司</w:t>
+            </w:r>
+          </w:p>
+        </w:tc>
+        <w:tc>
+          <w:tcPr>
+            <w:tcW w:w="2484" w:type="pct"/>
+            <w:gridSpan w:val="3"/>
+            <w:tcBorders>
+              <w:top w:val="single" w:sz="4" w:space="0" w:color="auto"/>
+              <w:left w:val="single" w:sz="4" w:space="0" w:color="auto"/>
+              <w:bottom w:val="single" w:sz="12" w:space="0" w:color="auto"/>
+              <w:right w:val="single" w:sz="12" w:space="0" w:color="auto"/>
+            </w:tcBorders>
+            <w:vAlign w:val="center"/>
+            <w:hideMark/>
+          </w:tcPr>
+          <w:p>
+            <w:pPr>
+              <w:pStyle w:val="BN9"/>
+            </w:pPr>
+            <w:r>
+              <w:rPr>
+                <w:rFonts w:hint="eastAsia"/>
+              </w:rPr>
+              <w:t>成都</w:t>
+            </w:r>
+            <w:r>
+              <w:t>30</w:t>
+            </w:r>
+            <w:r>
+              <w:rPr>
+                <w:rFonts w:hint="eastAsia"/>
+              </w:rPr>
+              <w:t>号线工程综合监控（含通信）系统</w:t>
+            </w:r>
+          </w:p>
+        </w:tc>
+      </w:tr>
+    </w:tbl>
+    <w:p>
+      <w:pPr>
+        <w:spacing w:line="480" w:lineRule="exact"/>
+        <w:ind w:firstLineChars="200" w:firstLine="420"/>
+        <w:rPr>
+          <w:rFonts w:eastAsia="宋体" w:hint="eastAsia"/>
+          <w:kern w:val="24"/>
+        </w:rPr>
+      </w:pPr>
     </w:p>
     <w:sectPr>
       <w:pgSz w:w="11906" w:h="16838"/>
@@ -7464,6 +9512,20 @@
       <w:szCs w:val="20"/>
     </w:rPr>
   </w:style>
+  <w:style w:type="paragraph" w:customStyle="1" w:styleId="BN9">
+    <w:name w:val="BN_表格单元居中"/>
+    <w:basedOn w:val="a"/>
+    <w:autoRedefine/>
+    <w:qFormat/>
+    <w:rsid w:val="00A260A8"/>
+    <w:pPr>
+      <w:jc w:val="center"/>
+    </w:pPr>
+    <w:rPr>
+      <w:rFonts w:ascii="Times New Roman" w:eastAsia="宋体" w:hAnsi="Times New Roman" w:cs="Times New Roman"/>
+      <w:szCs w:val="24"/>
+    </w:rPr>
+  </w:style>
 </w:styles>
 </file>
 

--- a/test/test.docx
+++ b/test/test.docx
@@ -279,10 +279,10 @@
             <v:path o:extrusionok="f" gradientshapeok="t" o:connecttype="rect"/>
             <o:lock v:ext="edit" aspectratio="t"/>
           </v:shapetype>
-          <v:shape id="_x0000_i1025" type="#_x0000_t75" style="width:435.2pt;height:155.55pt" o:ole="">
+          <v:shape id="_x0000_i1025" type="#_x0000_t75" style="width:435.5pt;height:155.5pt" o:ole="">
             <v:imagedata r:id="rId7" o:title=""/>
           </v:shape>
-          <o:OLEObject Type="Embed" ProgID="AutoCAD.Drawing.19" ShapeID="_x0000_i1025" DrawAspect="Content" ObjectID="_1848643168" r:id="rId8"/>
+          <o:OLEObject Type="Embed" ProgID="AutoCAD.Drawing.19" ShapeID="_x0000_i1025" DrawAspect="Content" ObjectID="_1849069092" r:id="rId8"/>
         </w:object>
       </w:r>
     </w:p>
@@ -315,10 +315,10 @@
       </w:pPr>
       <w:r>
         <w:object w:dxaOrig="19260" w:dyaOrig="7005">
-          <v:shape id="_x0000_i1026" type="#_x0000_t75" style="width:413.35pt;height:147.2pt" o:ole="">
+          <v:shape id="_x0000_i1026" type="#_x0000_t75" style="width:413pt;height:147pt" o:ole="">
             <v:imagedata r:id="rId9" o:title=""/>
           </v:shape>
-          <o:OLEObject Type="Embed" ProgID="AutoCAD.Drawing.19" ShapeID="_x0000_i1026" DrawAspect="Content" ObjectID="_1848643169" r:id="rId10"/>
+          <o:OLEObject Type="Embed" ProgID="AutoCAD.Drawing.19" ShapeID="_x0000_i1026" DrawAspect="Content" ObjectID="_1849069093" r:id="rId10"/>
         </w:object>
       </w:r>
     </w:p>
@@ -5558,7 +5558,6 @@
           <w:szCs w:val="30"/>
         </w:rPr>
       </w:pPr>
-      <w:bookmarkStart w:id="36" w:name="_GoBack"/>
       <w:r>
         <w:rPr>
           <w:rFonts w:ascii="黑体" w:eastAsia="黑体" w:hAnsi="黑体" w:hint="eastAsia"/>
@@ -5615,7 +5614,6 @@
             <w:vAlign w:val="center"/>
             <w:hideMark/>
           </w:tcPr>
-          <w:bookmarkEnd w:id="36"/>
           <w:p>
             <w:pPr>
               <w:pStyle w:val="BN9"/>
@@ -7575,10 +7573,105 @@
         <w:spacing w:line="480" w:lineRule="exact"/>
         <w:ind w:firstLineChars="200" w:firstLine="420"/>
         <w:rPr>
+          <w:rFonts w:eastAsia="宋体"/>
+          <w:kern w:val="24"/>
+        </w:rPr>
+      </w:pPr>
+    </w:p>
+    <w:p>
+      <w:pPr>
+        <w:pStyle w:val="1"/>
+        <w:keepNext w:val="0"/>
+        <w:keepLines w:val="0"/>
+        <w:numPr>
+          <w:ilvl w:val="0"/>
+          <w:numId w:val="6"/>
+        </w:numPr>
+        <w:adjustRightInd w:val="0"/>
+        <w:snapToGrid w:val="0"/>
+        <w:jc w:val="left"/>
+        <w:rPr>
+          <w:rFonts w:ascii="黑体" w:eastAsia="黑体" w:hAnsi="黑体" w:hint="eastAsia"/>
+          <w:color w:val="000000"/>
+          <w:sz w:val="30"/>
+          <w:szCs w:val="30"/>
+        </w:rPr>
+      </w:pPr>
+      <w:r>
+        <w:rPr>
+          <w:rFonts w:ascii="黑体" w:eastAsia="黑体" w:hAnsi="黑体" w:hint="eastAsia"/>
+          <w:color w:val="000000"/>
+          <w:sz w:val="30"/>
+          <w:szCs w:val="30"/>
+        </w:rPr>
+        <w:t>复制失败的图片</w:t>
+      </w:r>
+    </w:p>
+    <w:p>
+      <w:pPr>
+        <w:spacing w:line="480" w:lineRule="exact"/>
+        <w:ind w:firstLineChars="200" w:firstLine="420"/>
+        <w:rPr>
           <w:rFonts w:eastAsia="宋体" w:hint="eastAsia"/>
           <w:kern w:val="24"/>
         </w:rPr>
       </w:pPr>
+      <w:bookmarkStart w:id="36" w:name="_GoBack"/>
+      <w:r>
+        <w:rPr>
+          <w:noProof/>
+          <w:snapToGrid w:val="0"/>
+        </w:rPr>
+        <w:drawing>
+          <wp:inline distT="0" distB="0" distL="0" distR="0" wp14:anchorId="5B4200F6" wp14:editId="0E2BBF27">
+            <wp:extent cx="3324225" cy="466725"/>
+            <wp:effectExtent l="0" t="0" r="0" b="9525"/>
+            <wp:docPr id="186" name="图片 23"/>
+            <wp:cNvGraphicFramePr>
+              <a:graphicFrameLocks xmlns:a="http://schemas.openxmlformats.org/drawingml/2006/main" noChangeAspect="1"/>
+            </wp:cNvGraphicFramePr>
+            <a:graphic xmlns:a="http://schemas.openxmlformats.org/drawingml/2006/main">
+              <a:graphicData uri="http://schemas.openxmlformats.org/drawingml/2006/picture">
+                <pic:pic xmlns:pic="http://schemas.openxmlformats.org/drawingml/2006/picture">
+                  <pic:nvPicPr>
+                    <pic:cNvPr id="23" name="图片 23"/>
+                    <pic:cNvPicPr>
+                      <a:picLocks noChangeAspect="1" noChangeArrowheads="1"/>
+                    </pic:cNvPicPr>
+                  </pic:nvPicPr>
+                  <pic:blipFill>
+                    <a:blip r:embed="rId12" cstate="email">
+                      <a:extLst>
+                        <a:ext uri="{28A0092B-C50C-407E-A947-70E740481C1C}">
+                          <a14:useLocalDpi xmlns:a14="http://schemas.microsoft.com/office/drawing/2010/main"/>
+                        </a:ext>
+                      </a:extLst>
+                    </a:blip>
+                    <a:srcRect/>
+                    <a:stretch>
+                      <a:fillRect/>
+                    </a:stretch>
+                  </pic:blipFill>
+                  <pic:spPr>
+                    <a:xfrm>
+                      <a:off x="0" y="0"/>
+                      <a:ext cx="3324225" cy="466725"/>
+                    </a:xfrm>
+                    <a:prstGeom prst="rect">
+                      <a:avLst/>
+                    </a:prstGeom>
+                    <a:noFill/>
+                    <a:ln>
+                      <a:noFill/>
+                    </a:ln>
+                  </pic:spPr>
+                </pic:pic>
+              </a:graphicData>
+            </a:graphic>
+          </wp:inline>
+        </w:drawing>
+      </w:r>
+      <w:bookmarkEnd w:id="36"/>
     </w:p>
     <w:sectPr>
       <w:pgSz w:w="11906" w:h="16838"/>

--- a/test/test.docx
+++ b/test/test.docx
@@ -4,23 +4,14 @@
   <w:body>
     <w:p>
       <w:pPr>
-        <w:adjustRightInd w:val="0"/>
-        <w:snapToGrid w:val="0"/>
-        <w:spacing w:line="360" w:lineRule="auto"/>
-        <w:jc w:val="center"/>
-        <w:outlineLvl w:val="1"/>
-        <w:rPr>
-          <w:rFonts w:ascii="黑体" w:eastAsia="黑体" w:hAnsi="黑体"/>
-          <w:sz w:val="30"/>
-        </w:rPr>
+        <w:pStyle w:val="BN2"/>
       </w:pPr>
       <w:bookmarkStart w:id="0" w:name="_Toc200526631"/>
       <w:bookmarkStart w:id="1" w:name="_Toc14161"/>
       <w:bookmarkStart w:id="2" w:name="_Toc84855261"/>
       <w:r>
         <w:rPr>
-          <w:rFonts w:ascii="黑体" w:eastAsia="黑体" w:hAnsi="黑体" w:hint="eastAsia"/>
-          <w:sz w:val="30"/>
+          <w:rFonts w:hint="eastAsia"/>
         </w:rPr>
         <w:t>三、投标须知正文</w:t>
       </w:r>
@@ -279,10 +270,10 @@
             <v:path o:extrusionok="f" gradientshapeok="t" o:connecttype="rect"/>
             <o:lock v:ext="edit" aspectratio="t"/>
           </v:shapetype>
-          <v:shape id="_x0000_i1025" type="#_x0000_t75" style="width:435.5pt;height:155.5pt" o:ole="">
+          <v:shape id="_x0000_i1025" type="#_x0000_t75" style="width:435.3pt;height:155.65pt" o:ole="">
             <v:imagedata r:id="rId7" o:title=""/>
           </v:shape>
-          <o:OLEObject Type="Embed" ProgID="AutoCAD.Drawing.19" ShapeID="_x0000_i1025" DrawAspect="Content" ObjectID="_1849069092" r:id="rId8"/>
+          <o:OLEObject Type="Embed" ProgID="AutoCAD.Drawing.19" ShapeID="_x0000_i1025" DrawAspect="Content" ObjectID="_1849632593" r:id="rId8"/>
         </w:object>
       </w:r>
     </w:p>
@@ -315,10 +306,10 @@
       </w:pPr>
       <w:r>
         <w:object w:dxaOrig="19260" w:dyaOrig="7005">
-          <v:shape id="_x0000_i1026" type="#_x0000_t75" style="width:413pt;height:147pt" o:ole="">
+          <v:shape id="_x0000_i1026" type="#_x0000_t75" style="width:413.15pt;height:147.3pt" o:ole="">
             <v:imagedata r:id="rId9" o:title=""/>
           </v:shape>
-          <o:OLEObject Type="Embed" ProgID="AutoCAD.Drawing.19" ShapeID="_x0000_i1026" DrawAspect="Content" ObjectID="_1849069093" r:id="rId10"/>
+          <o:OLEObject Type="Embed" ProgID="AutoCAD.Drawing.19" ShapeID="_x0000_i1026" DrawAspect="Content" ObjectID="_1849632594" r:id="rId10"/>
         </w:object>
       </w:r>
     </w:p>
@@ -7591,12 +7582,21 @@
         <w:snapToGrid w:val="0"/>
         <w:jc w:val="left"/>
         <w:rPr>
+          <w:rFonts w:ascii="黑体" w:eastAsia="黑体" w:hAnsi="黑体"/>
+          <w:color w:val="000000"/>
+          <w:sz w:val="30"/>
+          <w:szCs w:val="30"/>
+        </w:rPr>
+      </w:pPr>
+      <w:r>
+        <w:rPr>
           <w:rFonts w:ascii="黑体" w:eastAsia="黑体" w:hAnsi="黑体" w:hint="eastAsia"/>
           <w:color w:val="000000"/>
           <w:sz w:val="30"/>
           <w:szCs w:val="30"/>
         </w:rPr>
-      </w:pPr>
+        <w:t>复制</w:t>
+      </w:r>
       <w:r>
         <w:rPr>
           <w:rFonts w:ascii="黑体" w:eastAsia="黑体" w:hAnsi="黑体" w:hint="eastAsia"/>
@@ -7604,7 +7604,25 @@
           <w:sz w:val="30"/>
           <w:szCs w:val="30"/>
         </w:rPr>
-        <w:t>复制失败的图片</w:t>
+        <w:t>W</w:t>
+      </w:r>
+      <w:r>
+        <w:rPr>
+          <w:rFonts w:ascii="黑体" w:eastAsia="黑体" w:hAnsi="黑体"/>
+          <w:color w:val="000000"/>
+          <w:sz w:val="30"/>
+          <w:szCs w:val="30"/>
+        </w:rPr>
+        <w:t>MF</w:t>
+      </w:r>
+      <w:r>
+        <w:rPr>
+          <w:rFonts w:ascii="黑体" w:eastAsia="黑体" w:hAnsi="黑体" w:hint="eastAsia"/>
+          <w:color w:val="000000"/>
+          <w:sz w:val="30"/>
+          <w:szCs w:val="30"/>
+        </w:rPr>
+        <w:t>失败的图片</w:t>
       </w:r>
     </w:p>
     <w:p>
@@ -7612,11 +7630,10 @@
         <w:spacing w:line="480" w:lineRule="exact"/>
         <w:ind w:firstLineChars="200" w:firstLine="420"/>
         <w:rPr>
-          <w:rFonts w:eastAsia="宋体" w:hint="eastAsia"/>
-          <w:kern w:val="24"/>
-        </w:rPr>
-      </w:pPr>
-      <w:bookmarkStart w:id="36" w:name="_GoBack"/>
+          <w:rFonts w:eastAsia="宋体"/>
+          <w:kern w:val="24"/>
+        </w:rPr>
+      </w:pPr>
       <w:r>
         <w:rPr>
           <w:noProof/>
@@ -7671,7 +7688,1514 @@
           </wp:inline>
         </w:drawing>
       </w:r>
+    </w:p>
+    <w:p>
+      <w:pPr>
+        <w:pStyle w:val="1"/>
+        <w:keepNext w:val="0"/>
+        <w:keepLines w:val="0"/>
+        <w:numPr>
+          <w:ilvl w:val="0"/>
+          <w:numId w:val="6"/>
+        </w:numPr>
+        <w:adjustRightInd w:val="0"/>
+        <w:snapToGrid w:val="0"/>
+        <w:jc w:val="left"/>
+        <w:rPr>
+          <w:rFonts w:ascii="黑体" w:eastAsia="黑体" w:hAnsi="黑体"/>
+          <w:color w:val="000000"/>
+          <w:sz w:val="30"/>
+          <w:szCs w:val="30"/>
+        </w:rPr>
+      </w:pPr>
+      <w:r>
+        <w:rPr>
+          <w:rFonts w:ascii="黑体" w:eastAsia="黑体" w:hAnsi="黑体" w:hint="eastAsia"/>
+          <w:color w:val="000000"/>
+          <w:sz w:val="30"/>
+          <w:szCs w:val="30"/>
+        </w:rPr>
+        <w:t>逐段</w:t>
+      </w:r>
+      <w:r>
+        <w:rPr>
+          <w:rFonts w:ascii="黑体" w:eastAsia="黑体" w:hAnsi="黑体" w:hint="eastAsia"/>
+          <w:color w:val="000000"/>
+          <w:sz w:val="30"/>
+          <w:szCs w:val="30"/>
+        </w:rPr>
+        <w:t>前、</w:t>
+      </w:r>
+      <w:r>
+        <w:rPr>
+          <w:rFonts w:ascii="黑体" w:eastAsia="黑体" w:hAnsi="黑体" w:hint="eastAsia"/>
+          <w:color w:val="000000"/>
+          <w:sz w:val="30"/>
+          <w:szCs w:val="30"/>
+        </w:rPr>
+        <w:t>后插入应答句</w:t>
+      </w:r>
+    </w:p>
+    <w:p>
+      <w:r>
+        <w:tab/>
+        <w:t>（1）段落1</w:t>
+      </w:r>
+    </w:p>
+    <w:p>
+      <w:r>
+        <w:tab/>
+        <w:t>（2）段落2</w:t>
+      </w:r>
+    </w:p>
+    <w:p>
+      <w:r>
+        <w:tab/>
+        <w:t>（3）段落3</w:t>
+      </w:r>
+    </w:p>
+    <w:p>
+      <w:r>
+        <w:tab/>
+      </w:r>
+      <w:r>
+        <w:tab/>
+        <w:t>1）段落1</w:t>
+      </w:r>
+    </w:p>
+    <w:p>
+      <w:r>
+        <w:tab/>
+      </w:r>
+      <w:r>
+        <w:tab/>
+        <w:t>2）段落2</w:t>
+      </w:r>
+    </w:p>
+    <w:p>
+      <w:r>
+        <w:tab/>
+      </w:r>
+      <w:r>
+        <w:tab/>
+        <w:t>3）段落3</w:t>
+      </w:r>
+    </w:p>
+    <w:p>
+      <w:r>
+        <w:tab/>
+      </w:r>
+      <w:r>
+        <w:tab/>
+      </w:r>
+      <w:r>
+        <w:tab/>
+        <w:t>•段落1</w:t>
+      </w:r>
+    </w:p>
+    <w:p>
+      <w:r>
+        <w:tab/>
+      </w:r>
+      <w:r>
+        <w:tab/>
+      </w:r>
+      <w:r>
+        <w:tab/>
+        <w:t>•段落2</w:t>
+      </w:r>
+    </w:p>
+    <w:p>
+      <w:r>
+        <w:tab/>
+      </w:r>
+      <w:r>
+        <w:tab/>
+      </w:r>
+      <w:r>
+        <w:tab/>
+        <w:t>•段落3</w:t>
+      </w:r>
+    </w:p>
+    <w:p>
+      <w:r>
+        <w:tab/>
+      </w:r>
+      <w:r>
+        <w:tab/>
+      </w:r>
+      <w:r>
+        <w:tab/>
+      </w:r>
+      <w:r>
+        <w:tab/>
+        <w:t>■段落1</w:t>
+      </w:r>
+    </w:p>
+    <w:p>
+      <w:r>
+        <w:lastRenderedPageBreak/>
+        <w:tab/>
+      </w:r>
+      <w:r>
+        <w:tab/>
+      </w:r>
+      <w:r>
+        <w:tab/>
+      </w:r>
+      <w:r>
+        <w:tab/>
+        <w:t>■段落2</w:t>
+      </w:r>
+    </w:p>
+    <w:p>
+      <w:r>
+        <w:tab/>
+      </w:r>
+      <w:r>
+        <w:tab/>
+      </w:r>
+      <w:r>
+        <w:tab/>
+      </w:r>
+      <w:r>
+        <w:tab/>
+        <w:t>■段落3</w:t>
+      </w:r>
+    </w:p>
+    <w:p>
+      <w:pPr>
+        <w:spacing w:line="480" w:lineRule="exact"/>
+        <w:ind w:firstLineChars="200" w:firstLine="420"/>
+        <w:rPr>
+          <w:rFonts w:eastAsia="宋体"/>
+          <w:kern w:val="24"/>
+        </w:rPr>
+      </w:pPr>
+      <w:r>
+        <w:rPr>
+          <w:rFonts w:eastAsia="宋体" w:hint="eastAsia"/>
+          <w:kern w:val="24"/>
+        </w:rPr>
+        <w:t>A</w:t>
+      </w:r>
+      <w:r>
+        <w:rPr>
+          <w:rFonts w:eastAsia="宋体"/>
+          <w:kern w:val="24"/>
+        </w:rPr>
+        <w:t>.</w:t>
+      </w:r>
+      <w:r>
+        <w:rPr>
+          <w:rFonts w:eastAsia="宋体" w:hint="eastAsia"/>
+          <w:kern w:val="24"/>
+        </w:rPr>
+        <w:t>段落</w:t>
+      </w:r>
+      <w:r>
+        <w:rPr>
+          <w:rFonts w:eastAsia="宋体" w:hint="eastAsia"/>
+          <w:kern w:val="24"/>
+        </w:rPr>
+        <w:t>1</w:t>
+      </w:r>
+    </w:p>
+    <w:p>
+      <w:pPr>
+        <w:spacing w:line="480" w:lineRule="exact"/>
+        <w:ind w:firstLineChars="200" w:firstLine="420"/>
+        <w:rPr>
+          <w:rFonts w:eastAsia="宋体"/>
+          <w:kern w:val="24"/>
+        </w:rPr>
+      </w:pPr>
+      <w:r>
+        <w:rPr>
+          <w:rFonts w:eastAsia="宋体" w:hint="eastAsia"/>
+          <w:kern w:val="24"/>
+        </w:rPr>
+        <w:t>B</w:t>
+      </w:r>
+      <w:r>
+        <w:rPr>
+          <w:rFonts w:eastAsia="宋体" w:hint="eastAsia"/>
+          <w:kern w:val="24"/>
+        </w:rPr>
+        <w:t>.</w:t>
+      </w:r>
+      <w:r>
+        <w:rPr>
+          <w:rFonts w:eastAsia="宋体" w:hint="eastAsia"/>
+          <w:kern w:val="24"/>
+        </w:rPr>
+        <w:t>段落</w:t>
+      </w:r>
+      <w:r>
+        <w:rPr>
+          <w:rFonts w:eastAsia="宋体" w:hint="eastAsia"/>
+          <w:kern w:val="24"/>
+        </w:rPr>
+        <w:t>2</w:t>
+      </w:r>
+    </w:p>
+    <w:p>
+      <w:pPr>
+        <w:spacing w:line="480" w:lineRule="exact"/>
+        <w:ind w:firstLineChars="200" w:firstLine="420"/>
+        <w:rPr>
+          <w:rFonts w:eastAsia="宋体"/>
+          <w:kern w:val="24"/>
+        </w:rPr>
+      </w:pPr>
+      <w:r>
+        <w:rPr>
+          <w:rFonts w:eastAsia="宋体" w:hint="eastAsia"/>
+          <w:kern w:val="24"/>
+        </w:rPr>
+        <w:t>C</w:t>
+      </w:r>
+      <w:r>
+        <w:rPr>
+          <w:rFonts w:eastAsia="宋体"/>
+          <w:kern w:val="24"/>
+        </w:rPr>
+        <w:t>.</w:t>
+      </w:r>
+      <w:r>
+        <w:rPr>
+          <w:rFonts w:eastAsia="宋体" w:hint="eastAsia"/>
+          <w:kern w:val="24"/>
+        </w:rPr>
+        <w:t>段落</w:t>
+      </w:r>
+      <w:r>
+        <w:rPr>
+          <w:rFonts w:eastAsia="宋体" w:hint="eastAsia"/>
+          <w:kern w:val="24"/>
+        </w:rPr>
+        <w:t>3</w:t>
+      </w:r>
+    </w:p>
+    <w:p>
+      <w:pPr>
+        <w:spacing w:line="480" w:lineRule="exact"/>
+        <w:ind w:firstLineChars="200" w:firstLine="420"/>
+        <w:rPr>
+          <w:rFonts w:eastAsia="宋体"/>
+          <w:kern w:val="24"/>
+        </w:rPr>
+      </w:pPr>
+      <w:r>
+        <w:rPr>
+          <w:rFonts w:eastAsia="宋体"/>
+          <w:kern w:val="24"/>
+        </w:rPr>
+        <w:tab/>
+        <w:t>a</w:t>
+      </w:r>
+      <w:r>
+        <w:rPr>
+          <w:rFonts w:eastAsia="宋体" w:hint="eastAsia"/>
+          <w:kern w:val="24"/>
+        </w:rPr>
+        <w:t>）段落</w:t>
+      </w:r>
+      <w:r>
+        <w:rPr>
+          <w:rFonts w:eastAsia="宋体" w:hint="eastAsia"/>
+          <w:kern w:val="24"/>
+        </w:rPr>
+        <w:t>1</w:t>
+      </w:r>
+    </w:p>
+    <w:p>
+      <w:pPr>
+        <w:spacing w:line="480" w:lineRule="exact"/>
+        <w:ind w:firstLineChars="200" w:firstLine="420"/>
+        <w:rPr>
+          <w:rFonts w:eastAsia="宋体"/>
+          <w:kern w:val="24"/>
+        </w:rPr>
+      </w:pPr>
+      <w:r>
+        <w:rPr>
+          <w:rFonts w:eastAsia="宋体"/>
+          <w:kern w:val="24"/>
+        </w:rPr>
+        <w:tab/>
+        <w:t>b</w:t>
+      </w:r>
+      <w:r>
+        <w:rPr>
+          <w:rFonts w:eastAsia="宋体" w:hint="eastAsia"/>
+          <w:kern w:val="24"/>
+        </w:rPr>
+        <w:t>）</w:t>
+      </w:r>
+      <w:r>
+        <w:rPr>
+          <w:rFonts w:eastAsia="宋体" w:hint="eastAsia"/>
+          <w:kern w:val="24"/>
+        </w:rPr>
+        <w:t>段落</w:t>
+      </w:r>
+      <w:r>
+        <w:rPr>
+          <w:rFonts w:eastAsia="宋体" w:hint="eastAsia"/>
+          <w:kern w:val="24"/>
+        </w:rPr>
+        <w:t>2</w:t>
+      </w:r>
+    </w:p>
+    <w:p>
+      <w:pPr>
+        <w:spacing w:line="480" w:lineRule="exact"/>
+        <w:ind w:firstLineChars="200" w:firstLine="420"/>
+        <w:rPr>
+          <w:rFonts w:eastAsia="宋体"/>
+          <w:kern w:val="24"/>
+        </w:rPr>
+      </w:pPr>
+      <w:r>
+        <w:rPr>
+          <w:rFonts w:eastAsia="宋体"/>
+          <w:kern w:val="24"/>
+        </w:rPr>
+        <w:tab/>
+        <w:t>c</w:t>
+      </w:r>
+      <w:r>
+        <w:rPr>
+          <w:rFonts w:eastAsia="宋体" w:hint="eastAsia"/>
+          <w:kern w:val="24"/>
+        </w:rPr>
+        <w:t>）段落</w:t>
+      </w:r>
+      <w:r>
+        <w:rPr>
+          <w:rFonts w:eastAsia="宋体" w:hint="eastAsia"/>
+          <w:kern w:val="24"/>
+        </w:rPr>
+        <w:t>3</w:t>
+      </w:r>
+    </w:p>
+    <w:p>
+      <w:pPr>
+        <w:pStyle w:val="aa"/>
+        <w:numPr>
+          <w:ilvl w:val="0"/>
+          <w:numId w:val="11"/>
+        </w:numPr>
+        <w:spacing w:line="480" w:lineRule="exact"/>
+        <w:ind w:firstLineChars="0"/>
+        <w:rPr>
+          <w:rFonts w:eastAsia="宋体"/>
+          <w:kern w:val="24"/>
+        </w:rPr>
+      </w:pPr>
+      <w:r>
+        <w:rPr>
+          <w:rFonts w:eastAsia="宋体"/>
+          <w:kern w:val="24"/>
+        </w:rPr>
+        <w:t>段落</w:t>
+      </w:r>
+      <w:r>
+        <w:rPr>
+          <w:rFonts w:eastAsia="宋体"/>
+          <w:kern w:val="24"/>
+        </w:rPr>
+        <w:t>1</w:t>
+      </w:r>
+    </w:p>
+    <w:p>
+      <w:pPr>
+        <w:pStyle w:val="aa"/>
+        <w:numPr>
+          <w:ilvl w:val="0"/>
+          <w:numId w:val="11"/>
+        </w:numPr>
+        <w:spacing w:line="480" w:lineRule="exact"/>
+        <w:ind w:firstLineChars="0"/>
+        <w:rPr>
+          <w:rFonts w:eastAsia="宋体"/>
+          <w:kern w:val="24"/>
+        </w:rPr>
+      </w:pPr>
+      <w:r>
+        <w:rPr>
+          <w:rFonts w:eastAsia="宋体"/>
+          <w:kern w:val="24"/>
+        </w:rPr>
+        <w:t>段落</w:t>
+      </w:r>
+      <w:r>
+        <w:rPr>
+          <w:rFonts w:eastAsia="宋体"/>
+          <w:kern w:val="24"/>
+        </w:rPr>
+        <w:t>2</w:t>
+      </w:r>
+    </w:p>
+    <w:p>
+      <w:pPr>
+        <w:pStyle w:val="aa"/>
+        <w:numPr>
+          <w:ilvl w:val="0"/>
+          <w:numId w:val="11"/>
+        </w:numPr>
+        <w:spacing w:line="480" w:lineRule="exact"/>
+        <w:ind w:firstLineChars="0"/>
+        <w:rPr>
+          <w:rFonts w:eastAsia="宋体"/>
+          <w:kern w:val="24"/>
+        </w:rPr>
+      </w:pPr>
+      <w:r>
+        <w:rPr>
+          <w:rFonts w:eastAsia="宋体"/>
+          <w:kern w:val="24"/>
+        </w:rPr>
+        <w:t>段落</w:t>
+      </w:r>
+      <w:r>
+        <w:rPr>
+          <w:rFonts w:eastAsia="宋体"/>
+          <w:kern w:val="24"/>
+        </w:rPr>
+        <w:t>3</w:t>
+      </w:r>
+    </w:p>
+    <w:p>
+      <w:pPr>
+        <w:pStyle w:val="aa"/>
+        <w:numPr>
+          <w:ilvl w:val="1"/>
+          <w:numId w:val="13"/>
+        </w:numPr>
+        <w:spacing w:line="480" w:lineRule="exact"/>
+        <w:ind w:firstLineChars="0"/>
+        <w:rPr>
+          <w:rFonts w:eastAsia="宋体"/>
+          <w:kern w:val="24"/>
+        </w:rPr>
+      </w:pPr>
+      <w:r>
+        <w:rPr>
+          <w:rFonts w:eastAsia="宋体"/>
+          <w:kern w:val="24"/>
+        </w:rPr>
+        <w:t>段落</w:t>
+      </w:r>
+      <w:r>
+        <w:rPr>
+          <w:rFonts w:eastAsia="宋体"/>
+          <w:kern w:val="24"/>
+        </w:rPr>
+        <w:t>1</w:t>
+      </w:r>
+    </w:p>
+    <w:p>
+      <w:pPr>
+        <w:pStyle w:val="aa"/>
+        <w:numPr>
+          <w:ilvl w:val="1"/>
+          <w:numId w:val="13"/>
+        </w:numPr>
+        <w:spacing w:line="480" w:lineRule="exact"/>
+        <w:ind w:firstLineChars="0"/>
+        <w:rPr>
+          <w:rFonts w:eastAsia="宋体"/>
+          <w:kern w:val="24"/>
+        </w:rPr>
+      </w:pPr>
+      <w:r>
+        <w:rPr>
+          <w:rFonts w:eastAsia="宋体"/>
+          <w:kern w:val="24"/>
+        </w:rPr>
+        <w:t>段落</w:t>
+      </w:r>
+      <w:r>
+        <w:rPr>
+          <w:rFonts w:eastAsia="宋体"/>
+          <w:kern w:val="24"/>
+        </w:rPr>
+        <w:t>2</w:t>
+      </w:r>
+    </w:p>
+    <w:p>
+      <w:pPr>
+        <w:pStyle w:val="aa"/>
+        <w:numPr>
+          <w:ilvl w:val="1"/>
+          <w:numId w:val="13"/>
+        </w:numPr>
+        <w:spacing w:line="480" w:lineRule="exact"/>
+        <w:ind w:firstLineChars="0"/>
+        <w:rPr>
+          <w:rFonts w:eastAsia="宋体"/>
+          <w:kern w:val="24"/>
+        </w:rPr>
+      </w:pPr>
+      <w:r>
+        <w:rPr>
+          <w:rFonts w:eastAsia="宋体"/>
+          <w:kern w:val="24"/>
+        </w:rPr>
+        <w:t>段落</w:t>
+      </w:r>
+      <w:r>
+        <w:rPr>
+          <w:rFonts w:eastAsia="宋体"/>
+          <w:kern w:val="24"/>
+        </w:rPr>
+        <w:t>3</w:t>
+      </w:r>
+    </w:p>
+    <w:p>
+      <w:pPr>
+        <w:pStyle w:val="aa"/>
+        <w:numPr>
+          <w:ilvl w:val="3"/>
+          <w:numId w:val="14"/>
+        </w:numPr>
+        <w:spacing w:line="480" w:lineRule="exact"/>
+        <w:ind w:firstLineChars="0"/>
+        <w:rPr>
+          <w:rFonts w:eastAsia="宋体"/>
+          <w:kern w:val="24"/>
+        </w:rPr>
+      </w:pPr>
+      <w:r>
+        <w:rPr>
+          <w:rFonts w:eastAsia="宋体"/>
+          <w:kern w:val="24"/>
+        </w:rPr>
+        <w:t>段落</w:t>
+      </w:r>
+      <w:r>
+        <w:rPr>
+          <w:rFonts w:eastAsia="宋体"/>
+          <w:kern w:val="24"/>
+        </w:rPr>
+        <w:t>1</w:t>
+      </w:r>
+    </w:p>
+    <w:p>
+      <w:pPr>
+        <w:pStyle w:val="aa"/>
+        <w:numPr>
+          <w:ilvl w:val="3"/>
+          <w:numId w:val="14"/>
+        </w:numPr>
+        <w:spacing w:line="480" w:lineRule="exact"/>
+        <w:ind w:firstLineChars="0"/>
+        <w:rPr>
+          <w:rFonts w:eastAsia="宋体"/>
+          <w:kern w:val="24"/>
+        </w:rPr>
+      </w:pPr>
+      <w:r>
+        <w:rPr>
+          <w:rFonts w:eastAsia="宋体"/>
+          <w:kern w:val="24"/>
+        </w:rPr>
+        <w:t>段落</w:t>
+      </w:r>
+      <w:r>
+        <w:rPr>
+          <w:rFonts w:eastAsia="宋体"/>
+          <w:kern w:val="24"/>
+        </w:rPr>
+        <w:t>2</w:t>
+      </w:r>
+    </w:p>
+    <w:p>
+      <w:pPr>
+        <w:pStyle w:val="aa"/>
+        <w:numPr>
+          <w:ilvl w:val="3"/>
+          <w:numId w:val="14"/>
+        </w:numPr>
+        <w:spacing w:line="480" w:lineRule="exact"/>
+        <w:ind w:firstLineChars="0"/>
+        <w:rPr>
+          <w:rFonts w:eastAsia="宋体"/>
+          <w:kern w:val="24"/>
+        </w:rPr>
+      </w:pPr>
+      <w:r>
+        <w:rPr>
+          <w:rFonts w:eastAsia="宋体"/>
+          <w:kern w:val="24"/>
+        </w:rPr>
+        <w:t>段落</w:t>
+      </w:r>
+      <w:r>
+        <w:rPr>
+          <w:rFonts w:eastAsia="宋体"/>
+          <w:kern w:val="24"/>
+        </w:rPr>
+        <w:t>3</w:t>
+      </w:r>
+    </w:p>
+    <w:p>
+      <w:pPr>
+        <w:pStyle w:val="aa"/>
+        <w:numPr>
+          <w:ilvl w:val="4"/>
+          <w:numId w:val="15"/>
+        </w:numPr>
+        <w:spacing w:line="480" w:lineRule="exact"/>
+        <w:ind w:firstLineChars="0"/>
+        <w:rPr>
+          <w:rFonts w:eastAsia="宋体"/>
+          <w:kern w:val="24"/>
+        </w:rPr>
+      </w:pPr>
+      <w:r>
+        <w:rPr>
+          <w:rFonts w:eastAsia="宋体"/>
+          <w:kern w:val="24"/>
+        </w:rPr>
+        <w:t>段落</w:t>
+      </w:r>
+      <w:r>
+        <w:rPr>
+          <w:rFonts w:eastAsia="宋体"/>
+          <w:kern w:val="24"/>
+        </w:rPr>
+        <w:t>1</w:t>
+      </w:r>
+    </w:p>
+    <w:p>
+      <w:pPr>
+        <w:pStyle w:val="aa"/>
+        <w:numPr>
+          <w:ilvl w:val="4"/>
+          <w:numId w:val="15"/>
+        </w:numPr>
+        <w:spacing w:line="480" w:lineRule="exact"/>
+        <w:ind w:firstLineChars="0"/>
+        <w:rPr>
+          <w:rFonts w:eastAsia="宋体"/>
+          <w:kern w:val="24"/>
+        </w:rPr>
+      </w:pPr>
+      <w:r>
+        <w:rPr>
+          <w:rFonts w:eastAsia="宋体"/>
+          <w:kern w:val="24"/>
+        </w:rPr>
+        <w:t>段落</w:t>
+      </w:r>
+      <w:r>
+        <w:rPr>
+          <w:rFonts w:eastAsia="宋体"/>
+          <w:kern w:val="24"/>
+        </w:rPr>
+        <w:t>2</w:t>
+      </w:r>
+    </w:p>
+    <w:p>
+      <w:pPr>
+        <w:pStyle w:val="aa"/>
+        <w:numPr>
+          <w:ilvl w:val="4"/>
+          <w:numId w:val="15"/>
+        </w:numPr>
+        <w:spacing w:line="480" w:lineRule="exact"/>
+        <w:ind w:firstLineChars="0"/>
+        <w:rPr>
+          <w:rFonts w:eastAsia="宋体"/>
+          <w:kern w:val="24"/>
+        </w:rPr>
+      </w:pPr>
+      <w:r>
+        <w:rPr>
+          <w:rFonts w:eastAsia="宋体"/>
+          <w:kern w:val="24"/>
+        </w:rPr>
+        <w:t>段落</w:t>
+      </w:r>
+      <w:r>
+        <w:rPr>
+          <w:rFonts w:eastAsia="宋体"/>
+          <w:kern w:val="24"/>
+        </w:rPr>
+        <w:t>3</w:t>
+      </w:r>
+    </w:p>
+    <w:p>
+      <w:pPr>
+        <w:pStyle w:val="1"/>
+        <w:keepNext w:val="0"/>
+        <w:keepLines w:val="0"/>
+        <w:numPr>
+          <w:ilvl w:val="0"/>
+          <w:numId w:val="6"/>
+        </w:numPr>
+        <w:adjustRightInd w:val="0"/>
+        <w:snapToGrid w:val="0"/>
+        <w:jc w:val="left"/>
+        <w:rPr>
+          <w:rFonts w:ascii="黑体" w:eastAsia="黑体" w:hAnsi="黑体"/>
+          <w:color w:val="000000"/>
+          <w:sz w:val="30"/>
+          <w:szCs w:val="30"/>
+        </w:rPr>
+      </w:pPr>
+      <w:r>
+        <w:rPr>
+          <w:rFonts w:ascii="黑体" w:eastAsia="黑体" w:hAnsi="黑体" w:hint="eastAsia"/>
+          <w:color w:val="000000"/>
+          <w:sz w:val="30"/>
+          <w:szCs w:val="30"/>
+        </w:rPr>
+        <w:t>逐段</w:t>
+      </w:r>
+      <w:r>
+        <w:rPr>
+          <w:rFonts w:ascii="黑体" w:eastAsia="黑体" w:hAnsi="黑体" w:hint="eastAsia"/>
+          <w:color w:val="000000"/>
+          <w:sz w:val="30"/>
+          <w:szCs w:val="30"/>
+        </w:rPr>
+        <w:t>前、</w:t>
+      </w:r>
+      <w:bookmarkStart w:id="36" w:name="_GoBack"/>
       <w:bookmarkEnd w:id="36"/>
+      <w:r>
+        <w:rPr>
+          <w:rFonts w:ascii="黑体" w:eastAsia="黑体" w:hAnsi="黑体" w:hint="eastAsia"/>
+          <w:color w:val="000000"/>
+          <w:sz w:val="30"/>
+          <w:szCs w:val="30"/>
+        </w:rPr>
+        <w:t>后插入应答句进阶</w:t>
+      </w:r>
+    </w:p>
+    <w:p>
+      <w:r>
+        <w:tab/>
+        <w:t>（1）段落1</w:t>
+      </w:r>
+    </w:p>
+    <w:p>
+      <w:r>
+        <w:tab/>
+        <w:t>（2）段落2</w:t>
+      </w:r>
+    </w:p>
+    <w:p>
+      <w:r>
+        <w:tab/>
+        <w:t>（3）段落3</w:t>
+      </w:r>
+    </w:p>
+    <w:p>
+      <w:r>
+        <w:tab/>
+      </w:r>
+      <w:r>
+        <w:tab/>
+        <w:t>1）段落1</w:t>
+      </w:r>
+    </w:p>
+    <w:p>
+      <w:r>
+        <w:tab/>
+      </w:r>
+      <w:r>
+        <w:tab/>
+        <w:t>2）段落2</w:t>
+      </w:r>
+    </w:p>
+    <w:p>
+      <w:r>
+        <w:tab/>
+      </w:r>
+      <w:r>
+        <w:tab/>
+        <w:t>3）段落3</w:t>
+      </w:r>
+    </w:p>
+    <w:p>
+      <w:r>
+        <w:tab/>
+      </w:r>
+      <w:r>
+        <w:rPr>
+          <w:rFonts w:hint="eastAsia"/>
+        </w:rPr>
+        <w:t>（4）段落4</w:t>
+      </w:r>
+    </w:p>
+    <w:p>
+      <w:r>
+        <w:tab/>
+      </w:r>
+      <w:r>
+        <w:tab/>
+        <w:t>1</w:t>
+      </w:r>
+      <w:r>
+        <w:rPr>
+          <w:rFonts w:hint="eastAsia"/>
+        </w:rPr>
+        <w:t>）段落1</w:t>
+      </w:r>
+    </w:p>
+    <w:p>
+      <w:r>
+        <w:tab/>
+      </w:r>
+      <w:r>
+        <w:tab/>
+        <w:t>2</w:t>
+      </w:r>
+      <w:r>
+        <w:rPr>
+          <w:rFonts w:hint="eastAsia"/>
+        </w:rPr>
+        <w:t>）段落2</w:t>
+      </w:r>
+    </w:p>
+    <w:p>
+      <w:r>
+        <w:tab/>
+      </w:r>
+      <w:r>
+        <w:rPr>
+          <w:rFonts w:hint="eastAsia"/>
+        </w:rPr>
+        <w:t>（5）段落5</w:t>
+      </w:r>
+    </w:p>
+    <w:p>
+      <w:r>
+        <w:tab/>
+      </w:r>
+      <w:r>
+        <w:tab/>
+      </w:r>
+      <w:r>
+        <w:tab/>
+        <w:t>•段落1</w:t>
+      </w:r>
+    </w:p>
+    <w:p>
+      <w:r>
+        <w:tab/>
+      </w:r>
+      <w:r>
+        <w:tab/>
+      </w:r>
+      <w:r>
+        <w:tab/>
+        <w:t>•段落2</w:t>
+      </w:r>
+    </w:p>
+    <w:p>
+      <w:r>
+        <w:lastRenderedPageBreak/>
+        <w:tab/>
+      </w:r>
+      <w:r>
+        <w:tab/>
+      </w:r>
+      <w:r>
+        <w:tab/>
+        <w:t>•段落3</w:t>
+      </w:r>
+    </w:p>
+    <w:p>
+      <w:r>
+        <w:tab/>
+      </w:r>
+      <w:r>
+        <w:tab/>
+      </w:r>
+      <w:r>
+        <w:tab/>
+      </w:r>
+      <w:r>
+        <w:tab/>
+        <w:t>■段落1</w:t>
+      </w:r>
+    </w:p>
+    <w:p>
+      <w:r>
+        <w:tab/>
+      </w:r>
+      <w:r>
+        <w:tab/>
+      </w:r>
+      <w:r>
+        <w:tab/>
+      </w:r>
+      <w:r>
+        <w:tab/>
+        <w:t>■段落2</w:t>
+      </w:r>
+    </w:p>
+    <w:p>
+      <w:r>
+        <w:tab/>
+      </w:r>
+      <w:r>
+        <w:tab/>
+      </w:r>
+      <w:r>
+        <w:tab/>
+      </w:r>
+      <w:r>
+        <w:tab/>
+        <w:t>■段落3</w:t>
+      </w:r>
+    </w:p>
+    <w:p>
+      <w:r>
+        <w:tab/>
+      </w:r>
+      <w:r>
+        <w:tab/>
+      </w:r>
+      <w:r>
+        <w:tab/>
+        <w:t>•段落4</w:t>
+      </w:r>
+    </w:p>
+    <w:p>
+      <w:r>
+        <w:tab/>
+      </w:r>
+      <w:r>
+        <w:tab/>
+      </w:r>
+      <w:r>
+        <w:tab/>
+      </w:r>
+      <w:r>
+        <w:tab/>
+        <w:t>■段落1</w:t>
+      </w:r>
+    </w:p>
+    <w:p>
+      <w:r>
+        <w:tab/>
+      </w:r>
+      <w:r>
+        <w:tab/>
+      </w:r>
+      <w:r>
+        <w:tab/>
+      </w:r>
+      <w:r>
+        <w:tab/>
+        <w:t>■段落2</w:t>
+      </w:r>
+    </w:p>
+    <w:p>
+      <w:pPr>
+        <w:spacing w:line="480" w:lineRule="exact"/>
+        <w:ind w:firstLineChars="200" w:firstLine="420"/>
+        <w:rPr>
+          <w:rFonts w:eastAsia="宋体"/>
+          <w:kern w:val="24"/>
+        </w:rPr>
+      </w:pPr>
+      <w:r>
+        <w:rPr>
+          <w:rFonts w:eastAsia="宋体" w:hint="eastAsia"/>
+          <w:kern w:val="24"/>
+        </w:rPr>
+        <w:t>A</w:t>
+      </w:r>
+      <w:r>
+        <w:rPr>
+          <w:rFonts w:eastAsia="宋体"/>
+          <w:kern w:val="24"/>
+        </w:rPr>
+        <w:t>.</w:t>
+      </w:r>
+      <w:r>
+        <w:rPr>
+          <w:rFonts w:eastAsia="宋体" w:hint="eastAsia"/>
+          <w:kern w:val="24"/>
+        </w:rPr>
+        <w:t>段落</w:t>
+      </w:r>
+      <w:r>
+        <w:rPr>
+          <w:rFonts w:eastAsia="宋体" w:hint="eastAsia"/>
+          <w:kern w:val="24"/>
+        </w:rPr>
+        <w:t>1</w:t>
+      </w:r>
+    </w:p>
+    <w:p>
+      <w:pPr>
+        <w:spacing w:line="480" w:lineRule="exact"/>
+        <w:ind w:firstLineChars="200" w:firstLine="420"/>
+        <w:rPr>
+          <w:rFonts w:eastAsia="宋体"/>
+          <w:kern w:val="24"/>
+        </w:rPr>
+      </w:pPr>
+      <w:r>
+        <w:rPr>
+          <w:rFonts w:eastAsia="宋体" w:hint="eastAsia"/>
+          <w:kern w:val="24"/>
+        </w:rPr>
+        <w:t>B</w:t>
+      </w:r>
+      <w:r>
+        <w:rPr>
+          <w:rFonts w:eastAsia="宋体" w:hint="eastAsia"/>
+          <w:kern w:val="24"/>
+        </w:rPr>
+        <w:t>.</w:t>
+      </w:r>
+      <w:r>
+        <w:rPr>
+          <w:rFonts w:eastAsia="宋体" w:hint="eastAsia"/>
+          <w:kern w:val="24"/>
+        </w:rPr>
+        <w:t>段落</w:t>
+      </w:r>
+      <w:r>
+        <w:rPr>
+          <w:rFonts w:eastAsia="宋体" w:hint="eastAsia"/>
+          <w:kern w:val="24"/>
+        </w:rPr>
+        <w:t>2</w:t>
+      </w:r>
+    </w:p>
+    <w:p>
+      <w:pPr>
+        <w:spacing w:line="480" w:lineRule="exact"/>
+        <w:ind w:firstLineChars="200" w:firstLine="420"/>
+        <w:rPr>
+          <w:rFonts w:eastAsia="宋体"/>
+          <w:kern w:val="24"/>
+        </w:rPr>
+      </w:pPr>
+      <w:r>
+        <w:rPr>
+          <w:rFonts w:eastAsia="宋体" w:hint="eastAsia"/>
+          <w:kern w:val="24"/>
+        </w:rPr>
+        <w:t>C</w:t>
+      </w:r>
+      <w:r>
+        <w:rPr>
+          <w:rFonts w:eastAsia="宋体"/>
+          <w:kern w:val="24"/>
+        </w:rPr>
+        <w:t>.</w:t>
+      </w:r>
+      <w:r>
+        <w:rPr>
+          <w:rFonts w:eastAsia="宋体" w:hint="eastAsia"/>
+          <w:kern w:val="24"/>
+        </w:rPr>
+        <w:t>段落</w:t>
+      </w:r>
+      <w:r>
+        <w:rPr>
+          <w:rFonts w:eastAsia="宋体" w:hint="eastAsia"/>
+          <w:kern w:val="24"/>
+        </w:rPr>
+        <w:t>3</w:t>
+      </w:r>
+    </w:p>
+    <w:p>
+      <w:pPr>
+        <w:spacing w:line="480" w:lineRule="exact"/>
+        <w:ind w:firstLineChars="200" w:firstLine="420"/>
+        <w:rPr>
+          <w:rFonts w:eastAsia="宋体"/>
+          <w:kern w:val="24"/>
+        </w:rPr>
+      </w:pPr>
+      <w:r>
+        <w:rPr>
+          <w:rFonts w:eastAsia="宋体"/>
+          <w:kern w:val="24"/>
+        </w:rPr>
+        <w:tab/>
+        <w:t>a</w:t>
+      </w:r>
+      <w:r>
+        <w:rPr>
+          <w:rFonts w:eastAsia="宋体" w:hint="eastAsia"/>
+          <w:kern w:val="24"/>
+        </w:rPr>
+        <w:t>）段落</w:t>
+      </w:r>
+      <w:r>
+        <w:rPr>
+          <w:rFonts w:eastAsia="宋体" w:hint="eastAsia"/>
+          <w:kern w:val="24"/>
+        </w:rPr>
+        <w:t>1</w:t>
+      </w:r>
+    </w:p>
+    <w:p>
+      <w:pPr>
+        <w:spacing w:line="480" w:lineRule="exact"/>
+        <w:ind w:firstLineChars="200" w:firstLine="420"/>
+        <w:rPr>
+          <w:rFonts w:eastAsia="宋体"/>
+          <w:kern w:val="24"/>
+        </w:rPr>
+      </w:pPr>
+      <w:r>
+        <w:rPr>
+          <w:rFonts w:eastAsia="宋体"/>
+          <w:kern w:val="24"/>
+        </w:rPr>
+        <w:tab/>
+        <w:t>b</w:t>
+      </w:r>
+      <w:r>
+        <w:rPr>
+          <w:rFonts w:eastAsia="宋体" w:hint="eastAsia"/>
+          <w:kern w:val="24"/>
+        </w:rPr>
+        <w:t>）</w:t>
+      </w:r>
+      <w:r>
+        <w:rPr>
+          <w:rFonts w:eastAsia="宋体" w:hint="eastAsia"/>
+          <w:kern w:val="24"/>
+        </w:rPr>
+        <w:t>段落</w:t>
+      </w:r>
+      <w:r>
+        <w:rPr>
+          <w:rFonts w:eastAsia="宋体" w:hint="eastAsia"/>
+          <w:kern w:val="24"/>
+        </w:rPr>
+        <w:t>2</w:t>
+      </w:r>
+    </w:p>
+    <w:p>
+      <w:pPr>
+        <w:spacing w:line="480" w:lineRule="exact"/>
+        <w:ind w:firstLineChars="200" w:firstLine="420"/>
+        <w:rPr>
+          <w:rFonts w:eastAsia="宋体"/>
+          <w:kern w:val="24"/>
+        </w:rPr>
+      </w:pPr>
+      <w:r>
+        <w:rPr>
+          <w:rFonts w:eastAsia="宋体"/>
+          <w:kern w:val="24"/>
+        </w:rPr>
+        <w:tab/>
+        <w:t>c</w:t>
+      </w:r>
+      <w:r>
+        <w:rPr>
+          <w:rFonts w:eastAsia="宋体" w:hint="eastAsia"/>
+          <w:kern w:val="24"/>
+        </w:rPr>
+        <w:t>）段落</w:t>
+      </w:r>
+      <w:r>
+        <w:rPr>
+          <w:rFonts w:eastAsia="宋体" w:hint="eastAsia"/>
+          <w:kern w:val="24"/>
+        </w:rPr>
+        <w:t>3</w:t>
+      </w:r>
+    </w:p>
+    <w:p>
+      <w:pPr>
+        <w:spacing w:line="480" w:lineRule="exact"/>
+        <w:ind w:firstLineChars="200" w:firstLine="420"/>
+        <w:rPr>
+          <w:rFonts w:eastAsia="宋体"/>
+          <w:kern w:val="24"/>
+        </w:rPr>
+      </w:pPr>
+      <w:r>
+        <w:rPr>
+          <w:rFonts w:eastAsia="宋体" w:hint="eastAsia"/>
+          <w:kern w:val="24"/>
+        </w:rPr>
+        <w:t>D</w:t>
+      </w:r>
+      <w:r>
+        <w:rPr>
+          <w:rFonts w:eastAsia="宋体"/>
+          <w:kern w:val="24"/>
+        </w:rPr>
+        <w:t>.</w:t>
+      </w:r>
+      <w:r>
+        <w:rPr>
+          <w:rFonts w:eastAsia="宋体"/>
+          <w:kern w:val="24"/>
+        </w:rPr>
+        <w:t>段落</w:t>
+      </w:r>
+      <w:r>
+        <w:rPr>
+          <w:rFonts w:eastAsia="宋体" w:hint="eastAsia"/>
+          <w:kern w:val="24"/>
+        </w:rPr>
+        <w:t>4</w:t>
+      </w:r>
+    </w:p>
+    <w:p>
+      <w:pPr>
+        <w:spacing w:line="480" w:lineRule="exact"/>
+        <w:ind w:firstLineChars="200" w:firstLine="420"/>
+        <w:rPr>
+          <w:rFonts w:eastAsia="宋体"/>
+          <w:kern w:val="24"/>
+        </w:rPr>
+      </w:pPr>
+      <w:r>
+        <w:rPr>
+          <w:rFonts w:eastAsia="宋体"/>
+          <w:kern w:val="24"/>
+        </w:rPr>
+        <w:tab/>
+        <w:t>a</w:t>
+      </w:r>
+      <w:r>
+        <w:rPr>
+          <w:rFonts w:eastAsia="宋体" w:hint="eastAsia"/>
+          <w:kern w:val="24"/>
+        </w:rPr>
+        <w:t>）段落</w:t>
+      </w:r>
+      <w:r>
+        <w:rPr>
+          <w:rFonts w:eastAsia="宋体" w:hint="eastAsia"/>
+          <w:kern w:val="24"/>
+        </w:rPr>
+        <w:t>1</w:t>
+      </w:r>
+    </w:p>
+    <w:p>
+      <w:pPr>
+        <w:spacing w:line="480" w:lineRule="exact"/>
+        <w:ind w:firstLineChars="200" w:firstLine="420"/>
+        <w:rPr>
+          <w:rFonts w:eastAsia="宋体"/>
+          <w:kern w:val="24"/>
+        </w:rPr>
+      </w:pPr>
+      <w:r>
+        <w:rPr>
+          <w:rFonts w:eastAsia="宋体"/>
+          <w:kern w:val="24"/>
+        </w:rPr>
+        <w:tab/>
+        <w:t>b</w:t>
+      </w:r>
+      <w:r>
+        <w:rPr>
+          <w:rFonts w:eastAsia="宋体" w:hint="eastAsia"/>
+          <w:kern w:val="24"/>
+        </w:rPr>
+        <w:t>）</w:t>
+      </w:r>
+      <w:r>
+        <w:rPr>
+          <w:rFonts w:eastAsia="宋体" w:hint="eastAsia"/>
+          <w:kern w:val="24"/>
+        </w:rPr>
+        <w:t>段落</w:t>
+      </w:r>
+      <w:r>
+        <w:rPr>
+          <w:rFonts w:eastAsia="宋体" w:hint="eastAsia"/>
+          <w:kern w:val="24"/>
+        </w:rPr>
+        <w:t>2</w:t>
+      </w:r>
+    </w:p>
+    <w:p>
+      <w:pPr>
+        <w:spacing w:line="480" w:lineRule="exact"/>
+        <w:ind w:firstLineChars="200" w:firstLine="420"/>
+        <w:rPr>
+          <w:rFonts w:eastAsia="宋体"/>
+          <w:kern w:val="24"/>
+        </w:rPr>
+      </w:pPr>
+      <w:r>
+        <w:rPr>
+          <w:rFonts w:eastAsia="宋体"/>
+          <w:kern w:val="24"/>
+        </w:rPr>
+        <w:tab/>
+        <w:t>c</w:t>
+      </w:r>
+      <w:r>
+        <w:rPr>
+          <w:rFonts w:eastAsia="宋体" w:hint="eastAsia"/>
+          <w:kern w:val="24"/>
+        </w:rPr>
+        <w:t>）段落</w:t>
+      </w:r>
+      <w:r>
+        <w:rPr>
+          <w:rFonts w:eastAsia="宋体" w:hint="eastAsia"/>
+          <w:kern w:val="24"/>
+        </w:rPr>
+        <w:t>3</w:t>
+      </w:r>
+    </w:p>
+    <w:p>
+      <w:pPr>
+        <w:spacing w:line="480" w:lineRule="exact"/>
+        <w:ind w:firstLineChars="200" w:firstLine="420"/>
+        <w:rPr>
+          <w:rFonts w:eastAsia="宋体"/>
+          <w:kern w:val="24"/>
+        </w:rPr>
+      </w:pPr>
+      <w:r>
+        <w:rPr>
+          <w:rFonts w:eastAsia="宋体" w:hint="eastAsia"/>
+          <w:kern w:val="24"/>
+        </w:rPr>
+        <w:t>E</w:t>
+      </w:r>
+      <w:r>
+        <w:rPr>
+          <w:rFonts w:eastAsia="宋体"/>
+          <w:kern w:val="24"/>
+        </w:rPr>
+        <w:t>.</w:t>
+      </w:r>
+      <w:r>
+        <w:rPr>
+          <w:rFonts w:eastAsia="宋体"/>
+          <w:kern w:val="24"/>
+        </w:rPr>
+        <w:t>段落</w:t>
+      </w:r>
+      <w:r>
+        <w:rPr>
+          <w:rFonts w:eastAsia="宋体"/>
+          <w:kern w:val="24"/>
+        </w:rPr>
+        <w:t>5</w:t>
+      </w:r>
+    </w:p>
+    <w:p>
+      <w:pPr>
+        <w:spacing w:line="480" w:lineRule="exact"/>
+        <w:ind w:firstLineChars="200" w:firstLine="420"/>
+        <w:rPr>
+          <w:rFonts w:eastAsia="宋体"/>
+          <w:kern w:val="24"/>
+        </w:rPr>
+      </w:pPr>
+      <w:r>
+        <w:rPr>
+          <w:rFonts w:eastAsia="宋体"/>
+          <w:kern w:val="24"/>
+        </w:rPr>
+        <w:tab/>
+        <w:t>a</w:t>
+      </w:r>
+      <w:r>
+        <w:rPr>
+          <w:rFonts w:eastAsia="宋体" w:hint="eastAsia"/>
+          <w:kern w:val="24"/>
+        </w:rPr>
+        <w:t>）段落</w:t>
+      </w:r>
+      <w:r>
+        <w:rPr>
+          <w:rFonts w:eastAsia="宋体" w:hint="eastAsia"/>
+          <w:kern w:val="24"/>
+        </w:rPr>
+        <w:t>1</w:t>
+      </w:r>
+    </w:p>
+    <w:p>
+      <w:pPr>
+        <w:spacing w:line="480" w:lineRule="exact"/>
+        <w:ind w:firstLineChars="200" w:firstLine="420"/>
+        <w:rPr>
+          <w:rFonts w:eastAsia="宋体"/>
+          <w:kern w:val="24"/>
+        </w:rPr>
+      </w:pPr>
+      <w:r>
+        <w:rPr>
+          <w:rFonts w:eastAsia="宋体"/>
+          <w:kern w:val="24"/>
+        </w:rPr>
+        <w:tab/>
+        <w:t>b</w:t>
+      </w:r>
+      <w:r>
+        <w:rPr>
+          <w:rFonts w:eastAsia="宋体" w:hint="eastAsia"/>
+          <w:kern w:val="24"/>
+        </w:rPr>
+        <w:t>）</w:t>
+      </w:r>
+      <w:r>
+        <w:rPr>
+          <w:rFonts w:eastAsia="宋体" w:hint="eastAsia"/>
+          <w:kern w:val="24"/>
+        </w:rPr>
+        <w:t>段落</w:t>
+      </w:r>
+      <w:r>
+        <w:rPr>
+          <w:rFonts w:eastAsia="宋体" w:hint="eastAsia"/>
+          <w:kern w:val="24"/>
+        </w:rPr>
+        <w:t>2</w:t>
+      </w:r>
+    </w:p>
+    <w:p>
+      <w:pPr>
+        <w:spacing w:line="480" w:lineRule="exact"/>
+        <w:ind w:firstLineChars="200" w:firstLine="420"/>
+        <w:rPr>
+          <w:rFonts w:eastAsia="宋体"/>
+          <w:kern w:val="24"/>
+        </w:rPr>
+      </w:pPr>
+      <w:r>
+        <w:rPr>
+          <w:rFonts w:eastAsia="宋体"/>
+          <w:kern w:val="24"/>
+        </w:rPr>
+        <w:tab/>
+        <w:t>c</w:t>
+      </w:r>
+      <w:r>
+        <w:rPr>
+          <w:rFonts w:eastAsia="宋体" w:hint="eastAsia"/>
+          <w:kern w:val="24"/>
+        </w:rPr>
+        <w:t>）段落</w:t>
+      </w:r>
+      <w:r>
+        <w:rPr>
+          <w:rFonts w:eastAsia="宋体" w:hint="eastAsia"/>
+          <w:kern w:val="24"/>
+        </w:rPr>
+        <w:t>3</w:t>
+      </w:r>
     </w:p>
     <w:sectPr>
       <w:pgSz w:w="11906" w:h="16838"/>
@@ -7739,6 +9263,92 @@
     </w:lvl>
   </w:abstractNum>
   <w:abstractNum w:abstractNumId="1" w15:restartNumberingAfterBreak="0">
+    <w:nsid w:val="01F30762"/>
+    <w:multiLevelType w:val="hybridMultilevel"/>
+    <w:tmpl w:val="BFDCF942"/>
+    <w:lvl w:ilvl="0" w:tplc="04090011">
+      <w:start w:val="1"/>
+      <w:numFmt w:val="decimal"/>
+      <w:lvlText w:val="%1)"/>
+      <w:lvlJc w:val="left"/>
+      <w:pPr>
+        <w:ind w:left="840" w:hanging="420"/>
+      </w:pPr>
+    </w:lvl>
+    <w:lvl w:ilvl="1" w:tplc="04090019">
+      <w:start w:val="1"/>
+      <w:numFmt w:val="lowerLetter"/>
+      <w:lvlText w:val="%2)"/>
+      <w:lvlJc w:val="left"/>
+      <w:pPr>
+        <w:ind w:left="1260" w:hanging="420"/>
+      </w:pPr>
+    </w:lvl>
+    <w:lvl w:ilvl="2" w:tplc="0409001B" w:tentative="1">
+      <w:start w:val="1"/>
+      <w:numFmt w:val="lowerRoman"/>
+      <w:lvlText w:val="%3."/>
+      <w:lvlJc w:val="right"/>
+      <w:pPr>
+        <w:ind w:left="1680" w:hanging="420"/>
+      </w:pPr>
+    </w:lvl>
+    <w:lvl w:ilvl="3" w:tplc="0409000F" w:tentative="1">
+      <w:start w:val="1"/>
+      <w:numFmt w:val="decimal"/>
+      <w:lvlText w:val="%4."/>
+      <w:lvlJc w:val="left"/>
+      <w:pPr>
+        <w:ind w:left="2100" w:hanging="420"/>
+      </w:pPr>
+    </w:lvl>
+    <w:lvl w:ilvl="4" w:tplc="04090019" w:tentative="1">
+      <w:start w:val="1"/>
+      <w:numFmt w:val="lowerLetter"/>
+      <w:lvlText w:val="%5)"/>
+      <w:lvlJc w:val="left"/>
+      <w:pPr>
+        <w:ind w:left="2520" w:hanging="420"/>
+      </w:pPr>
+    </w:lvl>
+    <w:lvl w:ilvl="5" w:tplc="0409001B" w:tentative="1">
+      <w:start w:val="1"/>
+      <w:numFmt w:val="lowerRoman"/>
+      <w:lvlText w:val="%6."/>
+      <w:lvlJc w:val="right"/>
+      <w:pPr>
+        <w:ind w:left="2940" w:hanging="420"/>
+      </w:pPr>
+    </w:lvl>
+    <w:lvl w:ilvl="6" w:tplc="0409000F" w:tentative="1">
+      <w:start w:val="1"/>
+      <w:numFmt w:val="decimal"/>
+      <w:lvlText w:val="%7."/>
+      <w:lvlJc w:val="left"/>
+      <w:pPr>
+        <w:ind w:left="3360" w:hanging="420"/>
+      </w:pPr>
+    </w:lvl>
+    <w:lvl w:ilvl="7" w:tplc="04090019" w:tentative="1">
+      <w:start w:val="1"/>
+      <w:numFmt w:val="lowerLetter"/>
+      <w:lvlText w:val="%8)"/>
+      <w:lvlJc w:val="left"/>
+      <w:pPr>
+        <w:ind w:left="3780" w:hanging="420"/>
+      </w:pPr>
+    </w:lvl>
+    <w:lvl w:ilvl="8" w:tplc="0409001B" w:tentative="1">
+      <w:start w:val="1"/>
+      <w:numFmt w:val="lowerRoman"/>
+      <w:lvlText w:val="%9."/>
+      <w:lvlJc w:val="right"/>
+      <w:pPr>
+        <w:ind w:left="4200" w:hanging="420"/>
+      </w:pPr>
+    </w:lvl>
+  </w:abstractNum>
+  <w:abstractNum w:abstractNumId="2" w15:restartNumberingAfterBreak="0">
     <w:nsid w:val="0571004E"/>
     <w:multiLevelType w:val="multilevel"/>
     <w:tmpl w:val="1C952D9E"/>
@@ -7857,7 +9467,7 @@
       </w:rPr>
     </w:lvl>
   </w:abstractNum>
-  <w:abstractNum w:abstractNumId="2" w15:restartNumberingAfterBreak="0">
+  <w:abstractNum w:abstractNumId="3" w15:restartNumberingAfterBreak="0">
     <w:nsid w:val="07F7C73E"/>
     <w:multiLevelType w:val="singleLevel"/>
     <w:tmpl w:val="07F7C73E"/>
@@ -7872,7 +9482,411 @@
       </w:rPr>
     </w:lvl>
   </w:abstractNum>
-  <w:abstractNum w:abstractNumId="3" w15:restartNumberingAfterBreak="0">
+  <w:abstractNum w:abstractNumId="4" w15:restartNumberingAfterBreak="0">
+    <w:nsid w:val="0F5862A1"/>
+    <w:multiLevelType w:val="hybridMultilevel"/>
+    <w:tmpl w:val="E834929C"/>
+    <w:lvl w:ilvl="0" w:tplc="0409000B">
+      <w:start w:val="1"/>
+      <w:numFmt w:val="bullet"/>
+      <w:lvlText w:val=""/>
+      <w:lvlJc w:val="left"/>
+      <w:pPr>
+        <w:ind w:left="840" w:hanging="420"/>
+      </w:pPr>
+      <w:rPr>
+        <w:rFonts w:ascii="Wingdings" w:hAnsi="Wingdings" w:hint="default"/>
+      </w:rPr>
+    </w:lvl>
+    <w:lvl w:ilvl="1" w:tplc="04090003" w:tentative="1">
+      <w:start w:val="1"/>
+      <w:numFmt w:val="bullet"/>
+      <w:lvlText w:val=""/>
+      <w:lvlJc w:val="left"/>
+      <w:pPr>
+        <w:ind w:left="1260" w:hanging="420"/>
+      </w:pPr>
+      <w:rPr>
+        <w:rFonts w:ascii="Wingdings" w:hAnsi="Wingdings" w:hint="default"/>
+      </w:rPr>
+    </w:lvl>
+    <w:lvl w:ilvl="2" w:tplc="04090005" w:tentative="1">
+      <w:start w:val="1"/>
+      <w:numFmt w:val="bullet"/>
+      <w:lvlText w:val=""/>
+      <w:lvlJc w:val="left"/>
+      <w:pPr>
+        <w:ind w:left="1680" w:hanging="420"/>
+      </w:pPr>
+      <w:rPr>
+        <w:rFonts w:ascii="Wingdings" w:hAnsi="Wingdings" w:hint="default"/>
+      </w:rPr>
+    </w:lvl>
+    <w:lvl w:ilvl="3" w:tplc="04090001">
+      <w:start w:val="1"/>
+      <w:numFmt w:val="bullet"/>
+      <w:lvlText w:val=""/>
+      <w:lvlJc w:val="left"/>
+      <w:pPr>
+        <w:ind w:left="2100" w:hanging="420"/>
+      </w:pPr>
+      <w:rPr>
+        <w:rFonts w:ascii="Wingdings" w:hAnsi="Wingdings" w:hint="default"/>
+      </w:rPr>
+    </w:lvl>
+    <w:lvl w:ilvl="4" w:tplc="04090003" w:tentative="1">
+      <w:start w:val="1"/>
+      <w:numFmt w:val="bullet"/>
+      <w:lvlText w:val=""/>
+      <w:lvlJc w:val="left"/>
+      <w:pPr>
+        <w:ind w:left="2520" w:hanging="420"/>
+      </w:pPr>
+      <w:rPr>
+        <w:rFonts w:ascii="Wingdings" w:hAnsi="Wingdings" w:hint="default"/>
+      </w:rPr>
+    </w:lvl>
+    <w:lvl w:ilvl="5" w:tplc="04090005" w:tentative="1">
+      <w:start w:val="1"/>
+      <w:numFmt w:val="bullet"/>
+      <w:lvlText w:val=""/>
+      <w:lvlJc w:val="left"/>
+      <w:pPr>
+        <w:ind w:left="2940" w:hanging="420"/>
+      </w:pPr>
+      <w:rPr>
+        <w:rFonts w:ascii="Wingdings" w:hAnsi="Wingdings" w:hint="default"/>
+      </w:rPr>
+    </w:lvl>
+    <w:lvl w:ilvl="6" w:tplc="04090001" w:tentative="1">
+      <w:start w:val="1"/>
+      <w:numFmt w:val="bullet"/>
+      <w:lvlText w:val=""/>
+      <w:lvlJc w:val="left"/>
+      <w:pPr>
+        <w:ind w:left="3360" w:hanging="420"/>
+      </w:pPr>
+      <w:rPr>
+        <w:rFonts w:ascii="Wingdings" w:hAnsi="Wingdings" w:hint="default"/>
+      </w:rPr>
+    </w:lvl>
+    <w:lvl w:ilvl="7" w:tplc="04090003" w:tentative="1">
+      <w:start w:val="1"/>
+      <w:numFmt w:val="bullet"/>
+      <w:lvlText w:val=""/>
+      <w:lvlJc w:val="left"/>
+      <w:pPr>
+        <w:ind w:left="3780" w:hanging="420"/>
+      </w:pPr>
+      <w:rPr>
+        <w:rFonts w:ascii="Wingdings" w:hAnsi="Wingdings" w:hint="default"/>
+      </w:rPr>
+    </w:lvl>
+    <w:lvl w:ilvl="8" w:tplc="04090005" w:tentative="1">
+      <w:start w:val="1"/>
+      <w:numFmt w:val="bullet"/>
+      <w:lvlText w:val=""/>
+      <w:lvlJc w:val="left"/>
+      <w:pPr>
+        <w:ind w:left="4200" w:hanging="420"/>
+      </w:pPr>
+      <w:rPr>
+        <w:rFonts w:ascii="Wingdings" w:hAnsi="Wingdings" w:hint="default"/>
+      </w:rPr>
+    </w:lvl>
+  </w:abstractNum>
+  <w:abstractNum w:abstractNumId="5" w15:restartNumberingAfterBreak="0">
+    <w:nsid w:val="12DA63CC"/>
+    <w:multiLevelType w:val="hybridMultilevel"/>
+    <w:tmpl w:val="97564904"/>
+    <w:lvl w:ilvl="0" w:tplc="04090001">
+      <w:start w:val="1"/>
+      <w:numFmt w:val="bullet"/>
+      <w:lvlText w:val=""/>
+      <w:lvlJc w:val="left"/>
+      <w:pPr>
+        <w:ind w:left="840" w:hanging="420"/>
+      </w:pPr>
+      <w:rPr>
+        <w:rFonts w:ascii="Wingdings" w:hAnsi="Wingdings" w:hint="default"/>
+      </w:rPr>
+    </w:lvl>
+    <w:lvl w:ilvl="1" w:tplc="04090003" w:tentative="1">
+      <w:start w:val="1"/>
+      <w:numFmt w:val="bullet"/>
+      <w:lvlText w:val=""/>
+      <w:lvlJc w:val="left"/>
+      <w:pPr>
+        <w:ind w:left="1260" w:hanging="420"/>
+      </w:pPr>
+      <w:rPr>
+        <w:rFonts w:ascii="Wingdings" w:hAnsi="Wingdings" w:hint="default"/>
+      </w:rPr>
+    </w:lvl>
+    <w:lvl w:ilvl="2" w:tplc="04090005" w:tentative="1">
+      <w:start w:val="1"/>
+      <w:numFmt w:val="bullet"/>
+      <w:lvlText w:val=""/>
+      <w:lvlJc w:val="left"/>
+      <w:pPr>
+        <w:ind w:left="1680" w:hanging="420"/>
+      </w:pPr>
+      <w:rPr>
+        <w:rFonts w:ascii="Wingdings" w:hAnsi="Wingdings" w:hint="default"/>
+      </w:rPr>
+    </w:lvl>
+    <w:lvl w:ilvl="3" w:tplc="04090001" w:tentative="1">
+      <w:start w:val="1"/>
+      <w:numFmt w:val="bullet"/>
+      <w:lvlText w:val=""/>
+      <w:lvlJc w:val="left"/>
+      <w:pPr>
+        <w:ind w:left="2100" w:hanging="420"/>
+      </w:pPr>
+      <w:rPr>
+        <w:rFonts w:ascii="Wingdings" w:hAnsi="Wingdings" w:hint="default"/>
+      </w:rPr>
+    </w:lvl>
+    <w:lvl w:ilvl="4" w:tplc="04090003">
+      <w:start w:val="1"/>
+      <w:numFmt w:val="bullet"/>
+      <w:lvlText w:val=""/>
+      <w:lvlJc w:val="left"/>
+      <w:pPr>
+        <w:ind w:left="2520" w:hanging="420"/>
+      </w:pPr>
+      <w:rPr>
+        <w:rFonts w:ascii="Wingdings" w:hAnsi="Wingdings" w:hint="default"/>
+      </w:rPr>
+    </w:lvl>
+    <w:lvl w:ilvl="5" w:tplc="04090005" w:tentative="1">
+      <w:start w:val="1"/>
+      <w:numFmt w:val="bullet"/>
+      <w:lvlText w:val=""/>
+      <w:lvlJc w:val="left"/>
+      <w:pPr>
+        <w:ind w:left="2940" w:hanging="420"/>
+      </w:pPr>
+      <w:rPr>
+        <w:rFonts w:ascii="Wingdings" w:hAnsi="Wingdings" w:hint="default"/>
+      </w:rPr>
+    </w:lvl>
+    <w:lvl w:ilvl="6" w:tplc="04090001" w:tentative="1">
+      <w:start w:val="1"/>
+      <w:numFmt w:val="bullet"/>
+      <w:lvlText w:val=""/>
+      <w:lvlJc w:val="left"/>
+      <w:pPr>
+        <w:ind w:left="3360" w:hanging="420"/>
+      </w:pPr>
+      <w:rPr>
+        <w:rFonts w:ascii="Wingdings" w:hAnsi="Wingdings" w:hint="default"/>
+      </w:rPr>
+    </w:lvl>
+    <w:lvl w:ilvl="7" w:tplc="04090003" w:tentative="1">
+      <w:start w:val="1"/>
+      <w:numFmt w:val="bullet"/>
+      <w:lvlText w:val=""/>
+      <w:lvlJc w:val="left"/>
+      <w:pPr>
+        <w:ind w:left="3780" w:hanging="420"/>
+      </w:pPr>
+      <w:rPr>
+        <w:rFonts w:ascii="Wingdings" w:hAnsi="Wingdings" w:hint="default"/>
+      </w:rPr>
+    </w:lvl>
+    <w:lvl w:ilvl="8" w:tplc="04090005" w:tentative="1">
+      <w:start w:val="1"/>
+      <w:numFmt w:val="bullet"/>
+      <w:lvlText w:val=""/>
+      <w:lvlJc w:val="left"/>
+      <w:pPr>
+        <w:ind w:left="4200" w:hanging="420"/>
+      </w:pPr>
+      <w:rPr>
+        <w:rFonts w:ascii="Wingdings" w:hAnsi="Wingdings" w:hint="default"/>
+      </w:rPr>
+    </w:lvl>
+  </w:abstractNum>
+  <w:abstractNum w:abstractNumId="6" w15:restartNumberingAfterBreak="0">
+    <w:nsid w:val="144D7924"/>
+    <w:multiLevelType w:val="hybridMultilevel"/>
+    <w:tmpl w:val="48287C5C"/>
+    <w:lvl w:ilvl="0" w:tplc="40241476">
+      <w:start w:val="1"/>
+      <w:numFmt w:val="decimal"/>
+      <w:lvlText w:val="（%1）"/>
+      <w:lvlJc w:val="left"/>
+      <w:pPr>
+        <w:ind w:left="1560" w:hanging="720"/>
+      </w:pPr>
+      <w:rPr>
+        <w:rFonts w:hint="default"/>
+      </w:rPr>
+    </w:lvl>
+    <w:lvl w:ilvl="1" w:tplc="04090019" w:tentative="1">
+      <w:start w:val="1"/>
+      <w:numFmt w:val="lowerLetter"/>
+      <w:lvlText w:val="%2)"/>
+      <w:lvlJc w:val="left"/>
+      <w:pPr>
+        <w:ind w:left="1680" w:hanging="420"/>
+      </w:pPr>
+    </w:lvl>
+    <w:lvl w:ilvl="2" w:tplc="0409001B" w:tentative="1">
+      <w:start w:val="1"/>
+      <w:numFmt w:val="lowerRoman"/>
+      <w:lvlText w:val="%3."/>
+      <w:lvlJc w:val="right"/>
+      <w:pPr>
+        <w:ind w:left="2100" w:hanging="420"/>
+      </w:pPr>
+    </w:lvl>
+    <w:lvl w:ilvl="3" w:tplc="0409000F" w:tentative="1">
+      <w:start w:val="1"/>
+      <w:numFmt w:val="decimal"/>
+      <w:lvlText w:val="%4."/>
+      <w:lvlJc w:val="left"/>
+      <w:pPr>
+        <w:ind w:left="2520" w:hanging="420"/>
+      </w:pPr>
+    </w:lvl>
+    <w:lvl w:ilvl="4" w:tplc="04090019" w:tentative="1">
+      <w:start w:val="1"/>
+      <w:numFmt w:val="lowerLetter"/>
+      <w:lvlText w:val="%5)"/>
+      <w:lvlJc w:val="left"/>
+      <w:pPr>
+        <w:ind w:left="2940" w:hanging="420"/>
+      </w:pPr>
+    </w:lvl>
+    <w:lvl w:ilvl="5" w:tplc="0409001B" w:tentative="1">
+      <w:start w:val="1"/>
+      <w:numFmt w:val="lowerRoman"/>
+      <w:lvlText w:val="%6."/>
+      <w:lvlJc w:val="right"/>
+      <w:pPr>
+        <w:ind w:left="3360" w:hanging="420"/>
+      </w:pPr>
+    </w:lvl>
+    <w:lvl w:ilvl="6" w:tplc="0409000F" w:tentative="1">
+      <w:start w:val="1"/>
+      <w:numFmt w:val="decimal"/>
+      <w:lvlText w:val="%7."/>
+      <w:lvlJc w:val="left"/>
+      <w:pPr>
+        <w:ind w:left="3780" w:hanging="420"/>
+      </w:pPr>
+    </w:lvl>
+    <w:lvl w:ilvl="7" w:tplc="04090019" w:tentative="1">
+      <w:start w:val="1"/>
+      <w:numFmt w:val="lowerLetter"/>
+      <w:lvlText w:val="%8)"/>
+      <w:lvlJc w:val="left"/>
+      <w:pPr>
+        <w:ind w:left="4200" w:hanging="420"/>
+      </w:pPr>
+    </w:lvl>
+    <w:lvl w:ilvl="8" w:tplc="0409001B" w:tentative="1">
+      <w:start w:val="1"/>
+      <w:numFmt w:val="lowerRoman"/>
+      <w:lvlText w:val="%9."/>
+      <w:lvlJc w:val="right"/>
+      <w:pPr>
+        <w:ind w:left="4620" w:hanging="420"/>
+      </w:pPr>
+    </w:lvl>
+  </w:abstractNum>
+  <w:abstractNum w:abstractNumId="7" w15:restartNumberingAfterBreak="0">
+    <w:nsid w:val="19B448A6"/>
+    <w:multiLevelType w:val="hybridMultilevel"/>
+    <w:tmpl w:val="20022D76"/>
+    <w:lvl w:ilvl="0" w:tplc="0409000F">
+      <w:start w:val="1"/>
+      <w:numFmt w:val="decimal"/>
+      <w:lvlText w:val="%1."/>
+      <w:lvlJc w:val="left"/>
+      <w:pPr>
+        <w:ind w:left="840" w:hanging="420"/>
+      </w:pPr>
+    </w:lvl>
+    <w:lvl w:ilvl="1" w:tplc="5F52654E">
+      <w:start w:val="1"/>
+      <w:numFmt w:val="decimal"/>
+      <w:lvlText w:val="%2）"/>
+      <w:lvlJc w:val="left"/>
+      <w:pPr>
+        <w:ind w:left="1200" w:hanging="360"/>
+      </w:pPr>
+      <w:rPr>
+        <w:rFonts w:hint="default"/>
+      </w:rPr>
+    </w:lvl>
+    <w:lvl w:ilvl="2" w:tplc="0409001B" w:tentative="1">
+      <w:start w:val="1"/>
+      <w:numFmt w:val="lowerRoman"/>
+      <w:lvlText w:val="%3."/>
+      <w:lvlJc w:val="right"/>
+      <w:pPr>
+        <w:ind w:left="1680" w:hanging="420"/>
+      </w:pPr>
+    </w:lvl>
+    <w:lvl w:ilvl="3" w:tplc="0409000F" w:tentative="1">
+      <w:start w:val="1"/>
+      <w:numFmt w:val="decimal"/>
+      <w:lvlText w:val="%4."/>
+      <w:lvlJc w:val="left"/>
+      <w:pPr>
+        <w:ind w:left="2100" w:hanging="420"/>
+      </w:pPr>
+    </w:lvl>
+    <w:lvl w:ilvl="4" w:tplc="04090019" w:tentative="1">
+      <w:start w:val="1"/>
+      <w:numFmt w:val="lowerLetter"/>
+      <w:lvlText w:val="%5)"/>
+      <w:lvlJc w:val="left"/>
+      <w:pPr>
+        <w:ind w:left="2520" w:hanging="420"/>
+      </w:pPr>
+    </w:lvl>
+    <w:lvl w:ilvl="5" w:tplc="0409001B" w:tentative="1">
+      <w:start w:val="1"/>
+      <w:numFmt w:val="lowerRoman"/>
+      <w:lvlText w:val="%6."/>
+      <w:lvlJc w:val="right"/>
+      <w:pPr>
+        <w:ind w:left="2940" w:hanging="420"/>
+      </w:pPr>
+    </w:lvl>
+    <w:lvl w:ilvl="6" w:tplc="0409000F" w:tentative="1">
+      <w:start w:val="1"/>
+      <w:numFmt w:val="decimal"/>
+      <w:lvlText w:val="%7."/>
+      <w:lvlJc w:val="left"/>
+      <w:pPr>
+        <w:ind w:left="3360" w:hanging="420"/>
+      </w:pPr>
+    </w:lvl>
+    <w:lvl w:ilvl="7" w:tplc="04090019" w:tentative="1">
+      <w:start w:val="1"/>
+      <w:numFmt w:val="lowerLetter"/>
+      <w:lvlText w:val="%8)"/>
+      <w:lvlJc w:val="left"/>
+      <w:pPr>
+        <w:ind w:left="3780" w:hanging="420"/>
+      </w:pPr>
+    </w:lvl>
+    <w:lvl w:ilvl="8" w:tplc="0409001B" w:tentative="1">
+      <w:start w:val="1"/>
+      <w:numFmt w:val="lowerRoman"/>
+      <w:lvlText w:val="%9."/>
+      <w:lvlJc w:val="right"/>
+      <w:pPr>
+        <w:ind w:left="4200" w:hanging="420"/>
+      </w:pPr>
+    </w:lvl>
+  </w:abstractNum>
+  <w:abstractNum w:abstractNumId="8" w15:restartNumberingAfterBreak="0">
     <w:nsid w:val="1C86017A"/>
     <w:multiLevelType w:val="multilevel"/>
     <w:tmpl w:val="0409001D"/>
@@ -7958,7 +9972,7 @@
       </w:pPr>
     </w:lvl>
   </w:abstractNum>
-  <w:abstractNum w:abstractNumId="4" w15:restartNumberingAfterBreak="0">
+  <w:abstractNum w:abstractNumId="9" w15:restartNumberingAfterBreak="0">
     <w:nsid w:val="1C952D9E"/>
     <w:multiLevelType w:val="multilevel"/>
     <w:tmpl w:val="1C952D9E"/>
@@ -8077,7 +10091,7 @@
       </w:rPr>
     </w:lvl>
   </w:abstractNum>
-  <w:abstractNum w:abstractNumId="5" w15:restartNumberingAfterBreak="0">
+  <w:abstractNum w:abstractNumId="10" w15:restartNumberingAfterBreak="0">
     <w:nsid w:val="1F0369B7"/>
     <w:multiLevelType w:val="hybridMultilevel"/>
     <w:tmpl w:val="7ADA6B6C"/>
@@ -8166,7 +10180,7 @@
       </w:pPr>
     </w:lvl>
   </w:abstractNum>
-  <w:abstractNum w:abstractNumId="6" w15:restartNumberingAfterBreak="0">
+  <w:abstractNum w:abstractNumId="11" w15:restartNumberingAfterBreak="0">
     <w:nsid w:val="2D037CC5"/>
     <w:multiLevelType w:val="multilevel"/>
     <w:tmpl w:val="283E5170"/>
@@ -8295,7 +10309,7 @@
       </w:rPr>
     </w:lvl>
   </w:abstractNum>
-  <w:abstractNum w:abstractNumId="7" w15:restartNumberingAfterBreak="0">
+  <w:abstractNum w:abstractNumId="12" w15:restartNumberingAfterBreak="0">
     <w:nsid w:val="5CA86EEB"/>
     <w:multiLevelType w:val="multilevel"/>
     <w:tmpl w:val="5CA86EEB"/>
@@ -8408,7 +10422,7 @@
       </w:rPr>
     </w:lvl>
   </w:abstractNum>
-  <w:abstractNum w:abstractNumId="8" w15:restartNumberingAfterBreak="0">
+  <w:abstractNum w:abstractNumId="13" w15:restartNumberingAfterBreak="0">
     <w:nsid w:val="62E53404"/>
     <w:multiLevelType w:val="multilevel"/>
     <w:tmpl w:val="62E53404"/>
@@ -8521,7 +10535,7 @@
       </w:rPr>
     </w:lvl>
   </w:abstractNum>
-  <w:abstractNum w:abstractNumId="9" w15:restartNumberingAfterBreak="0">
+  <w:abstractNum w:abstractNumId="14" w15:restartNumberingAfterBreak="0">
     <w:nsid w:val="7FE3C5C7"/>
     <w:multiLevelType w:val="multilevel"/>
     <w:tmpl w:val="7FE3C5C7"/>
@@ -8641,34 +10655,49 @@
     </w:lvl>
   </w:abstractNum>
   <w:num w:numId="1">
-    <w:abstractNumId w:val="7"/>
+    <w:abstractNumId w:val="12"/>
   </w:num>
   <w:num w:numId="2">
-    <w:abstractNumId w:val="4"/>
+    <w:abstractNumId w:val="9"/>
   </w:num>
   <w:num w:numId="3">
-    <w:abstractNumId w:val="1"/>
+    <w:abstractNumId w:val="2"/>
   </w:num>
   <w:num w:numId="4">
     <w:abstractNumId w:val="0"/>
   </w:num>
   <w:num w:numId="5">
-    <w:abstractNumId w:val="9"/>
+    <w:abstractNumId w:val="14"/>
   </w:num>
   <w:num w:numId="6">
+    <w:abstractNumId w:val="8"/>
+  </w:num>
+  <w:num w:numId="7">
+    <w:abstractNumId w:val="10"/>
+  </w:num>
+  <w:num w:numId="8">
+    <w:abstractNumId w:val="13"/>
+  </w:num>
+  <w:num w:numId="9">
+    <w:abstractNumId w:val="11"/>
+  </w:num>
+  <w:num w:numId="10">
     <w:abstractNumId w:val="3"/>
   </w:num>
-  <w:num w:numId="7">
-    <w:abstractNumId w:val="5"/>
+  <w:num w:numId="11">
+    <w:abstractNumId w:val="7"/>
   </w:num>
-  <w:num w:numId="8">
-    <w:abstractNumId w:val="8"/>
-  </w:num>
-  <w:num w:numId="9">
+  <w:num w:numId="12">
     <w:abstractNumId w:val="6"/>
   </w:num>
-  <w:num w:numId="10">
-    <w:abstractNumId w:val="2"/>
+  <w:num w:numId="13">
+    <w:abstractNumId w:val="1"/>
+  </w:num>
+  <w:num w:numId="14">
+    <w:abstractNumId w:val="4"/>
+  </w:num>
+  <w:num w:numId="15">
+    <w:abstractNumId w:val="5"/>
   </w:num>
 </w:numbering>
 </file>
@@ -9619,6 +11648,16 @@
       <w:szCs w:val="24"/>
     </w:rPr>
   </w:style>
+  <w:style w:type="paragraph" w:styleId="aa">
+    <w:name w:val="List Paragraph"/>
+    <w:basedOn w:val="a"/>
+    <w:uiPriority w:val="34"/>
+    <w:qFormat/>
+    <w:rsid w:val="005F4C26"/>
+    <w:pPr>
+      <w:ind w:firstLineChars="200" w:firstLine="420"/>
+    </w:pPr>
+  </w:style>
 </w:styles>
 </file>
 

--- a/test/test.docx
+++ b/test/test.docx
@@ -273,7 +273,7 @@
           <v:shape id="_x0000_i1025" type="#_x0000_t75" style="width:435.3pt;height:155.65pt" o:ole="">
             <v:imagedata r:id="rId7" o:title=""/>
           </v:shape>
-          <o:OLEObject Type="Embed" ProgID="AutoCAD.Drawing.19" ShapeID="_x0000_i1025" DrawAspect="Content" ObjectID="_1849632593" r:id="rId8"/>
+          <o:OLEObject Type="Embed" ProgID="AutoCAD.Drawing.19" ShapeID="_x0000_i1025" DrawAspect="Content" ObjectID="_1849633351" r:id="rId8"/>
         </w:object>
       </w:r>
     </w:p>
@@ -309,7 +309,7 @@
           <v:shape id="_x0000_i1026" type="#_x0000_t75" style="width:413.15pt;height:147.3pt" o:ole="">
             <v:imagedata r:id="rId9" o:title=""/>
           </v:shape>
-          <o:OLEObject Type="Embed" ProgID="AutoCAD.Drawing.19" ShapeID="_x0000_i1026" DrawAspect="Content" ObjectID="_1849632594" r:id="rId10"/>
+          <o:OLEObject Type="Embed" ProgID="AutoCAD.Drawing.19" ShapeID="_x0000_i1026" DrawAspect="Content" ObjectID="_1849633352" r:id="rId10"/>
         </w:object>
       </w:r>
     </w:p>
@@ -8447,6 +8447,8 @@
           <w:szCs w:val="30"/>
         </w:rPr>
       </w:pPr>
+      <w:bookmarkStart w:id="36" w:name="OLE_LINK1"/>
+      <w:bookmarkStart w:id="37" w:name="_GoBack"/>
       <w:r>
         <w:rPr>
           <w:rFonts w:ascii="黑体" w:eastAsia="黑体" w:hAnsi="黑体" w:hint="eastAsia"/>
@@ -8465,8 +8467,6 @@
         </w:rPr>
         <w:t>前、</w:t>
       </w:r>
-      <w:bookmarkStart w:id="36" w:name="_GoBack"/>
-      <w:bookmarkEnd w:id="36"/>
       <w:r>
         <w:rPr>
           <w:rFonts w:ascii="黑体" w:eastAsia="黑体" w:hAnsi="黑体" w:hint="eastAsia"/>
@@ -8476,6 +8476,8 @@
         </w:rPr>
         <w:t>后插入应答句进阶</w:t>
       </w:r>
+      <w:bookmarkEnd w:id="36"/>
+      <w:bookmarkEnd w:id="37"/>
     </w:p>
     <w:p>
       <w:r>

--- a/test/test.docx
+++ b/test/test.docx
@@ -273,7 +273,7 @@
           <v:shape id="_x0000_i1025" type="#_x0000_t75" style="width:435.3pt;height:155.65pt" o:ole="">
             <v:imagedata r:id="rId7" o:title=""/>
           </v:shape>
-          <o:OLEObject Type="Embed" ProgID="AutoCAD.Drawing.19" ShapeID="_x0000_i1025" DrawAspect="Content" ObjectID="_1849633351" r:id="rId8"/>
+          <o:OLEObject Type="Embed" ProgID="AutoCAD.Drawing.19" ShapeID="_x0000_i1025" DrawAspect="Content" ObjectID="_1850038829" r:id="rId8"/>
         </w:object>
       </w:r>
     </w:p>
@@ -309,7 +309,7 @@
           <v:shape id="_x0000_i1026" type="#_x0000_t75" style="width:413.15pt;height:147.3pt" o:ole="">
             <v:imagedata r:id="rId9" o:title=""/>
           </v:shape>
-          <o:OLEObject Type="Embed" ProgID="AutoCAD.Drawing.19" ShapeID="_x0000_i1026" DrawAspect="Content" ObjectID="_1849633352" r:id="rId10"/>
+          <o:OLEObject Type="Embed" ProgID="AutoCAD.Drawing.19" ShapeID="_x0000_i1026" DrawAspect="Content" ObjectID="_1850038830" r:id="rId10"/>
         </w:object>
       </w:r>
     </w:p>
@@ -8448,7 +8448,6 @@
         </w:rPr>
       </w:pPr>
       <w:bookmarkStart w:id="36" w:name="OLE_LINK1"/>
-      <w:bookmarkStart w:id="37" w:name="_GoBack"/>
       <w:r>
         <w:rPr>
           <w:rFonts w:ascii="黑体" w:eastAsia="黑体" w:hAnsi="黑体" w:hint="eastAsia"/>
@@ -8477,7 +8476,6 @@
         <w:t>后插入应答句进阶</w:t>
       </w:r>
       <w:bookmarkEnd w:id="36"/>
-      <w:bookmarkEnd w:id="37"/>
     </w:p>
     <w:p>
       <w:r>
@@ -9198,6 +9196,70 @@
         </w:rPr>
         <w:t>3</w:t>
       </w:r>
+    </w:p>
+    <w:p>
+      <w:pPr>
+        <w:pStyle w:val="1"/>
+        <w:keepNext w:val="0"/>
+        <w:keepLines w:val="0"/>
+        <w:numPr>
+          <w:ilvl w:val="0"/>
+          <w:numId w:val="6"/>
+        </w:numPr>
+        <w:adjustRightInd w:val="0"/>
+        <w:snapToGrid w:val="0"/>
+        <w:jc w:val="left"/>
+        <w:rPr>
+          <w:rFonts w:ascii="黑体" w:eastAsia="黑体" w:hAnsi="黑体"/>
+          <w:color w:val="000000"/>
+          <w:sz w:val="30"/>
+          <w:szCs w:val="30"/>
+        </w:rPr>
+      </w:pPr>
+      <w:r>
+        <w:rPr>
+          <w:rFonts w:ascii="黑体" w:eastAsia="黑体" w:hAnsi="黑体" w:hint="eastAsia"/>
+          <w:color w:val="000000"/>
+          <w:sz w:val="30"/>
+          <w:szCs w:val="30"/>
+        </w:rPr>
+        <w:t>祈使语气转换</w:t>
+      </w:r>
+    </w:p>
+    <w:p>
+      <w:r>
+        <w:rPr>
+          <w:highlight w:val="yellow"/>
+        </w:rPr>
+        <w:t>请投标人</w:t>
+      </w:r>
+      <w:r>
+        <w:t>在选择车载系统设备时应充分考虑此因素，配置集成度高、体积小的设备，如在项目实施过程中发现设备体积过大，不利于安装或布线难于实施，供货商必须更换为符合安装要求的设备及调整方案</w:t>
+      </w:r>
+    </w:p>
+    <w:p>
+      <w:pPr>
+        <w:pStyle w:val="BN"/>
+        <w:spacing w:before="156"/>
+      </w:pPr>
+      <w:r>
+        <w:rPr>
+          <w:highlight w:val="yellow"/>
+        </w:rPr>
+        <w:t>请投标人</w:t>
+      </w:r>
+      <w:r>
+        <w:t>按照技术要求条目顺序、编排格式逐条进行技术描述、配置图表或提出建议。招标人有权接受或拒绝编排不符合要求的投标文件。</w:t>
+      </w:r>
+    </w:p>
+    <w:p>
+      <w:pPr>
+        <w:rPr>
+          <w:rFonts w:hint="eastAsia"/>
+        </w:rPr>
+      </w:pPr>
+      <w:bookmarkStart w:id="37" w:name="_GoBack"/>
+      <w:bookmarkEnd w:id="37"/>
     </w:p>
     <w:sectPr>
       <w:pgSz w:w="11906" w:h="16838"/>
